--- a/Hệ thống mẫu văn bản/Nguyên đã làm/Lịch báo giảng/Lịch báo giảng - Tuần 09 (TTH+TH).docx
+++ b/Hệ thống mẫu văn bản/Nguyên đã làm/Lịch báo giảng/Lịch báo giảng - Tuần 09 (TTH+TH).docx
@@ -1065,7 +1065,7 @@
                 <w:sz w:val="26"/>
                 <w:szCs w:val="26"/>
               </w:rPr>
-              <w:t>Ôn tập Đánh giá định kỳ 1</w:t>
+              <w:t>Gõ tên và từ đơn giản</w:t>
             </w:r>
           </w:p>
         </w:tc>
@@ -1459,7 +1459,7 @@
                 <w:rFonts w:ascii="Times New Roman" w:hAnsi="Times New Roman"/>
                 <w:sz w:val="26"/>
               </w:rPr>
-              <w:t>Ôn tập Đánh giá định kỳ 1</w:t>
+              <w:t>Gõ tên và từ đơn giản</w:t>
             </w:r>
           </w:p>
         </w:tc>
@@ -3446,7 +3446,7 @@
                 <w:sz w:val="26"/>
                 <w:szCs w:val="26"/>
               </w:rPr>
-              <w:t>Ôn tập Đánh giá định kỳ 1</w:t>
+              <w:t>Màu sắc và hình dạng</w:t>
             </w:r>
           </w:p>
         </w:tc>
@@ -4441,7 +4441,7 @@
                 <w:rFonts w:ascii="Times New Roman" w:hAnsi="Times New Roman"/>
                 <w:sz w:val="26"/>
               </w:rPr>
-              <w:t>Ôn tập Đánh giá định kỳ 1</w:t>
+              <w:t>Mở lại và sắp xếp sản phẩm</w:t>
             </w:r>
           </w:p>
         </w:tc>
@@ -6249,7 +6249,7 @@
                 <w:rFonts w:ascii="Times New Roman" w:hAnsi="Times New Roman"/>
                 <w:sz w:val="26"/>
               </w:rPr>
-              <w:t>Ôn tập Đánh giá định kỳ 1</w:t>
+              <w:t>Mở lại và sắp xếp sản phẩm</w:t>
             </w:r>
           </w:p>
         </w:tc>
@@ -9018,7 +9018,7 @@
                 <w:sz w:val="26"/>
                 <w:szCs w:val="26"/>
               </w:rPr>
-              <w:t>Ôn tập Đánh giá định kỳ 1</w:t>
+              <w:t>Màu sắc và hình dạng</w:t>
             </w:r>
           </w:p>
         </w:tc>
@@ -9221,7 +9221,7 @@
                 <w:sz w:val="26"/>
                 <w:szCs w:val="26"/>
               </w:rPr>
-              <w:t>Ôn tập Đánh giá định kỳ 1</w:t>
+              <w:t>Màu sắc và hình dạng</w:t>
             </w:r>
           </w:p>
         </w:tc>

--- a/Hệ thống mẫu văn bản/Nguyên đã làm/Lịch báo giảng/Lịch báo giảng - Tuần 09 (TTH+TH).docx
+++ b/Hệ thống mẫu văn bản/Nguyên đã làm/Lịch báo giảng/Lịch báo giảng - Tuần 09 (TTH+TH).docx
@@ -1,6 +1,6 @@
 
 <file path=word/document.xml><?xml version="1.0" encoding="utf-8"?>
-<w:document xmlns:wpc="http://schemas.microsoft.com/office/word/2010/wordprocessingCanvas" xmlns:cx="http://schemas.microsoft.com/office/drawing/2014/chartex" xmlns:cx1="http://schemas.microsoft.com/office/drawing/2015/9/8/chartex" xmlns:cx2="http://schemas.microsoft.com/office/drawing/2015/10/21/chartex" xmlns:cx3="http://schemas.microsoft.com/office/drawing/2016/5/9/chartex" xmlns:cx4="http://schemas.microsoft.com/office/drawing/2016/5/10/chartex" xmlns:cx5="http://schemas.microsoft.com/office/drawing/2016/5/11/chartex" xmlns:cx6="http://schemas.microsoft.com/office/drawing/2016/5/12/chartex" xmlns:cx7="http://schemas.microsoft.com/office/drawing/2016/5/13/chartex" xmlns:cx8="http://schemas.microsoft.com/office/drawing/2016/5/14/chartex" xmlns:mc="http://schemas.openxmlformats.org/markup-compatibility/2006" xmlns:aink="http://schemas.microsoft.com/office/drawing/2016/ink" xmlns:am3d="http://schemas.microsoft.com/office/drawing/2017/model3d" xmlns:o="urn:schemas-microsoft-com:office:office" xmlns:oel="http://schemas.microsoft.com/office/2019/extlst" xmlns:r="http://schemas.openxmlformats.org/officeDocument/2006/relationships" xmlns:m="http://schemas.openxmlformats.org/officeDocument/2006/math" xmlns:v="urn:schemas-microsoft-com:vml" xmlns:wp14="http://schemas.microsoft.com/office/word/2010/wordprocessingDrawing" xmlns:wp="http://schemas.openxmlformats.org/drawingml/2006/wordprocessingDrawing" xmlns:w10="urn:schemas-microsoft-com:office:word" xmlns:w="http://schemas.openxmlformats.org/wordprocessingml/2006/main" xmlns:w14="http://schemas.microsoft.com/office/word/2010/wordml" xmlns:w15="http://schemas.microsoft.com/office/word/2012/wordml" xmlns:w16cei="http://schemas.microsoft.com/office/word/2026/wordml/cei" xmlns:w16cex="http://schemas.microsoft.com/office/word/2018/wordml/cex" xmlns:w16cid="http://schemas.microsoft.com/office/word/2016/wordml/cid" xmlns:w16="http://schemas.microsoft.com/office/word/2018/wordml" xmlns:w16du="http://schemas.microsoft.com/office/word/2023/wordml/word16du" xmlns:w16sdtdh="http://schemas.microsoft.com/office/word/2020/wordml/sdtdatahash" xmlns:w16sdtfl="http://schemas.microsoft.com/office/word/2024/wordml/sdtformatlock" xmlns:w16se="http://schemas.microsoft.com/office/word/2015/wordml/symex" xmlns:wpg="http://schemas.microsoft.com/office/word/2010/wordprocessingGroup" xmlns:wpi="http://schemas.microsoft.com/office/word/2010/wordprocessingInk" xmlns:wne="http://schemas.microsoft.com/office/word/2006/wordml" xmlns:wps="http://schemas.microsoft.com/office/word/2010/wordprocessingShape" mc:Ignorable="w14 w15 w16se w16cid w16 w16cex w16sdtdh w16sdtfl w16du wp14">
+<w:document xmlns:wpc="http://schemas.microsoft.com/office/word/2010/wordprocessingCanvas" xmlns:cx="http://schemas.microsoft.com/office/drawing/2014/chartex" xmlns:cx1="http://schemas.microsoft.com/office/drawing/2015/9/8/chartex" xmlns:cx2="http://schemas.microsoft.com/office/drawing/2015/10/21/chartex" xmlns:cx3="http://schemas.microsoft.com/office/drawing/2016/5/9/chartex" xmlns:cx4="http://schemas.microsoft.com/office/drawing/2016/5/10/chartex" xmlns:cx5="http://schemas.microsoft.com/office/drawing/2016/5/11/chartex" xmlns:cx6="http://schemas.microsoft.com/office/drawing/2016/5/12/chartex" xmlns:cx7="http://schemas.microsoft.com/office/drawing/2016/5/13/chartex" xmlns:cx8="http://schemas.microsoft.com/office/drawing/2016/5/14/chartex" xmlns:mc="http://schemas.openxmlformats.org/markup-compatibility/2006" xmlns:aink="http://schemas.microsoft.com/office/drawing/2016/ink" xmlns:am3d="http://schemas.microsoft.com/office/drawing/2017/model3d" xmlns:o="urn:schemas-microsoft-com:office:office" xmlns:oel="http://schemas.microsoft.com/office/2019/extlst" xmlns:r="http://schemas.openxmlformats.org/officeDocument/2006/relationships" xmlns:m="http://schemas.openxmlformats.org/officeDocument/2006/math" xmlns:v="urn:schemas-microsoft-com:vml" xmlns:wp14="http://schemas.microsoft.com/office/word/2010/wordprocessingDrawing" xmlns:wp="http://schemas.openxmlformats.org/drawingml/2006/wordprocessingDrawing" xmlns:w10="urn:schemas-microsoft-com:office:word" xmlns:w="http://schemas.openxmlformats.org/wordprocessingml/2006/main" xmlns:w14="http://schemas.microsoft.com/office/word/2010/wordml" xmlns:w15="http://schemas.microsoft.com/office/word/2012/wordml" xmlns:w16cex="http://schemas.microsoft.com/office/word/2018/wordml/cex" xmlns:w16cid="http://schemas.microsoft.com/office/word/2016/wordml/cid" xmlns:w16="http://schemas.microsoft.com/office/word/2018/wordml" xmlns:w16du="http://schemas.microsoft.com/office/word/2023/wordml/word16du" xmlns:w16sdtdh="http://schemas.microsoft.com/office/word/2020/wordml/sdtdatahash" xmlns:w16sdtfl="http://schemas.microsoft.com/office/word/2024/wordml/sdtformatlock" xmlns:w16se="http://schemas.microsoft.com/office/word/2015/wordml/symex" xmlns:wpg="http://schemas.microsoft.com/office/word/2010/wordprocessingGroup" xmlns:wpi="http://schemas.microsoft.com/office/word/2010/wordprocessingInk" xmlns:wne="http://schemas.microsoft.com/office/word/2006/wordml" xmlns:wps="http://schemas.microsoft.com/office/word/2010/wordprocessingShape" mc:Ignorable="w14 w15 w16se w16cid w16 w16cex w16sdtdh w16sdtfl w16du wp14">
   <w:body>
     <w:p>
       <w:pPr>
@@ -394,12 +394,6 @@
                 <w:szCs w:val="26"/>
               </w:rPr>
             </w:pPr>
-            <w:r>
-              <w:rPr>
-                <w:rFonts w:ascii="Times New Roman" w:hAnsi="Times New Roman"/>
-                <w:sz w:val="26"/>
-              </w:rPr>
-            </w:r>
           </w:p>
         </w:tc>
         <w:tc>
@@ -421,12 +415,6 @@
                 <w:szCs w:val="26"/>
               </w:rPr>
             </w:pPr>
-            <w:r>
-              <w:rPr>
-                <w:rFonts w:ascii="Times New Roman" w:hAnsi="Times New Roman"/>
-                <w:sz w:val="26"/>
-              </w:rPr>
-            </w:r>
           </w:p>
         </w:tc>
         <w:tc>
@@ -448,12 +436,6 @@
                 <w:szCs w:val="26"/>
               </w:rPr>
             </w:pPr>
-            <w:r>
-              <w:rPr>
-                <w:rFonts w:ascii="Times New Roman" w:hAnsi="Times New Roman"/>
-                <w:sz w:val="26"/>
-              </w:rPr>
-            </w:r>
           </w:p>
         </w:tc>
         <w:tc>
@@ -475,12 +457,6 @@
                 <w:szCs w:val="26"/>
               </w:rPr>
             </w:pPr>
-            <w:r>
-              <w:rPr>
-                <w:rFonts w:ascii="Times New Roman" w:hAnsi="Times New Roman"/>
-                <w:sz w:val="26"/>
-              </w:rPr>
-            </w:r>
           </w:p>
         </w:tc>
         <w:tc>
@@ -502,12 +478,6 @@
                 <w:szCs w:val="26"/>
               </w:rPr>
             </w:pPr>
-            <w:r>
-              <w:rPr>
-                <w:rFonts w:ascii="Times New Roman" w:hAnsi="Times New Roman"/>
-                <w:sz w:val="26"/>
-              </w:rPr>
-            </w:r>
           </w:p>
         </w:tc>
       </w:tr>
@@ -585,12 +555,6 @@
                 <w:szCs w:val="26"/>
               </w:rPr>
             </w:pPr>
-            <w:r>
-              <w:rPr>
-                <w:rFonts w:ascii="Times New Roman" w:hAnsi="Times New Roman"/>
-                <w:sz w:val="26"/>
-              </w:rPr>
-            </w:r>
           </w:p>
         </w:tc>
         <w:tc>
@@ -612,12 +576,6 @@
                 <w:szCs w:val="26"/>
               </w:rPr>
             </w:pPr>
-            <w:r>
-              <w:rPr>
-                <w:rFonts w:ascii="Times New Roman" w:hAnsi="Times New Roman"/>
-                <w:sz w:val="26"/>
-              </w:rPr>
-            </w:r>
           </w:p>
         </w:tc>
         <w:tc>
@@ -639,12 +597,6 @@
                 <w:szCs w:val="26"/>
               </w:rPr>
             </w:pPr>
-            <w:r>
-              <w:rPr>
-                <w:rFonts w:ascii="Times New Roman" w:hAnsi="Times New Roman"/>
-                <w:sz w:val="26"/>
-              </w:rPr>
-            </w:r>
           </w:p>
         </w:tc>
         <w:tc>
@@ -666,12 +618,6 @@
                 <w:szCs w:val="26"/>
               </w:rPr>
             </w:pPr>
-            <w:r>
-              <w:rPr>
-                <w:rFonts w:ascii="Times New Roman" w:hAnsi="Times New Roman"/>
-                <w:sz w:val="26"/>
-              </w:rPr>
-            </w:r>
           </w:p>
         </w:tc>
         <w:tc>
@@ -693,12 +639,6 @@
                 <w:szCs w:val="26"/>
               </w:rPr>
             </w:pPr>
-            <w:r>
-              <w:rPr>
-                <w:rFonts w:ascii="Times New Roman" w:hAnsi="Times New Roman"/>
-                <w:sz w:val="26"/>
-              </w:rPr>
-            </w:r>
           </w:p>
         </w:tc>
       </w:tr>
@@ -1173,12 +1113,6 @@
                 <w:szCs w:val="26"/>
               </w:rPr>
             </w:pPr>
-            <w:r>
-              <w:rPr>
-                <w:rFonts w:ascii="Times New Roman" w:hAnsi="Times New Roman"/>
-                <w:sz w:val="26"/>
-              </w:rPr>
-            </w:r>
           </w:p>
         </w:tc>
         <w:tc>
@@ -1200,12 +1134,6 @@
                 <w:szCs w:val="26"/>
               </w:rPr>
             </w:pPr>
-            <w:r>
-              <w:rPr>
-                <w:rFonts w:ascii="Times New Roman" w:hAnsi="Times New Roman"/>
-                <w:sz w:val="26"/>
-              </w:rPr>
-            </w:r>
           </w:p>
         </w:tc>
         <w:tc>
@@ -1227,12 +1155,6 @@
                 <w:szCs w:val="26"/>
               </w:rPr>
             </w:pPr>
-            <w:r>
-              <w:rPr>
-                <w:rFonts w:ascii="Times New Roman" w:hAnsi="Times New Roman"/>
-                <w:sz w:val="26"/>
-              </w:rPr>
-            </w:r>
           </w:p>
         </w:tc>
         <w:tc>
@@ -1254,12 +1176,6 @@
                 <w:szCs w:val="26"/>
               </w:rPr>
             </w:pPr>
-            <w:r>
-              <w:rPr>
-                <w:rFonts w:ascii="Times New Roman" w:hAnsi="Times New Roman"/>
-                <w:sz w:val="26"/>
-              </w:rPr>
-            </w:r>
           </w:p>
         </w:tc>
         <w:tc>
@@ -1281,12 +1197,6 @@
                 <w:szCs w:val="26"/>
               </w:rPr>
             </w:pPr>
-            <w:r>
-              <w:rPr>
-                <w:rFonts w:ascii="Times New Roman" w:hAnsi="Times New Roman"/>
-                <w:sz w:val="26"/>
-              </w:rPr>
-            </w:r>
           </w:p>
         </w:tc>
       </w:tr>
@@ -1568,12 +1478,6 @@
                 <w:szCs w:val="26"/>
               </w:rPr>
             </w:pPr>
-            <w:r>
-              <w:rPr>
-                <w:rFonts w:ascii="Times New Roman" w:hAnsi="Times New Roman"/>
-                <w:sz w:val="26"/>
-              </w:rPr>
-            </w:r>
           </w:p>
         </w:tc>
         <w:tc>
@@ -1595,12 +1499,6 @@
                 <w:szCs w:val="26"/>
               </w:rPr>
             </w:pPr>
-            <w:r>
-              <w:rPr>
-                <w:rFonts w:ascii="Times New Roman" w:hAnsi="Times New Roman"/>
-                <w:sz w:val="26"/>
-              </w:rPr>
-            </w:r>
           </w:p>
         </w:tc>
         <w:tc>
@@ -1622,12 +1520,6 @@
                 <w:szCs w:val="26"/>
               </w:rPr>
             </w:pPr>
-            <w:r>
-              <w:rPr>
-                <w:rFonts w:ascii="Times New Roman" w:hAnsi="Times New Roman"/>
-                <w:sz w:val="26"/>
-              </w:rPr>
-            </w:r>
           </w:p>
         </w:tc>
         <w:tc>
@@ -1649,12 +1541,6 @@
                 <w:szCs w:val="26"/>
               </w:rPr>
             </w:pPr>
-            <w:r>
-              <w:rPr>
-                <w:rFonts w:ascii="Times New Roman" w:hAnsi="Times New Roman"/>
-                <w:sz w:val="26"/>
-              </w:rPr>
-            </w:r>
           </w:p>
         </w:tc>
         <w:tc>
@@ -1676,12 +1562,6 @@
                 <w:szCs w:val="26"/>
               </w:rPr>
             </w:pPr>
-            <w:r>
-              <w:rPr>
-                <w:rFonts w:ascii="Times New Roman" w:hAnsi="Times New Roman"/>
-                <w:sz w:val="26"/>
-              </w:rPr>
-            </w:r>
           </w:p>
         </w:tc>
       </w:tr>
@@ -2057,7 +1937,7 @@
                 <w:sz w:val="26"/>
                 <w:szCs w:val="26"/>
               </w:rPr>
-              <w:t>Đánh giá định kỳ 1</w:t>
+              <w:t>Ôn tập Đánh giá định kỳ 1</w:t>
             </w:r>
           </w:p>
         </w:tc>
@@ -2167,12 +2047,6 @@
                 <w:szCs w:val="26"/>
               </w:rPr>
             </w:pPr>
-            <w:r>
-              <w:rPr>
-                <w:rFonts w:ascii="Times New Roman" w:hAnsi="Times New Roman"/>
-                <w:sz w:val="26"/>
-              </w:rPr>
-            </w:r>
           </w:p>
         </w:tc>
         <w:tc>
@@ -2194,12 +2068,6 @@
                 <w:szCs w:val="26"/>
               </w:rPr>
             </w:pPr>
-            <w:r>
-              <w:rPr>
-                <w:rFonts w:ascii="Times New Roman" w:hAnsi="Times New Roman"/>
-                <w:sz w:val="26"/>
-              </w:rPr>
-            </w:r>
           </w:p>
         </w:tc>
         <w:tc>
@@ -2221,12 +2089,6 @@
                 <w:szCs w:val="26"/>
               </w:rPr>
             </w:pPr>
-            <w:r>
-              <w:rPr>
-                <w:rFonts w:ascii="Times New Roman" w:hAnsi="Times New Roman"/>
-                <w:sz w:val="26"/>
-              </w:rPr>
-            </w:r>
           </w:p>
         </w:tc>
         <w:tc>
@@ -2248,12 +2110,6 @@
                 <w:szCs w:val="26"/>
               </w:rPr>
             </w:pPr>
-            <w:r>
-              <w:rPr>
-                <w:rFonts w:ascii="Times New Roman" w:hAnsi="Times New Roman"/>
-                <w:sz w:val="26"/>
-              </w:rPr>
-            </w:r>
           </w:p>
         </w:tc>
         <w:tc>
@@ -2275,12 +2131,6 @@
                 <w:szCs w:val="26"/>
               </w:rPr>
             </w:pPr>
-            <w:r>
-              <w:rPr>
-                <w:rFonts w:ascii="Times New Roman" w:hAnsi="Times New Roman"/>
-                <w:sz w:val="26"/>
-              </w:rPr>
-            </w:r>
           </w:p>
         </w:tc>
       </w:tr>
@@ -2364,12 +2214,6 @@
                 <w:szCs w:val="26"/>
               </w:rPr>
             </w:pPr>
-            <w:r>
-              <w:rPr>
-                <w:rFonts w:ascii="Times New Roman" w:hAnsi="Times New Roman"/>
-                <w:sz w:val="26"/>
-              </w:rPr>
-            </w:r>
           </w:p>
         </w:tc>
         <w:tc>
@@ -2391,12 +2235,6 @@
                 <w:szCs w:val="26"/>
               </w:rPr>
             </w:pPr>
-            <w:r>
-              <w:rPr>
-                <w:rFonts w:ascii="Times New Roman" w:hAnsi="Times New Roman"/>
-                <w:sz w:val="26"/>
-              </w:rPr>
-            </w:r>
           </w:p>
         </w:tc>
         <w:tc>
@@ -2418,12 +2256,6 @@
                 <w:szCs w:val="26"/>
               </w:rPr>
             </w:pPr>
-            <w:r>
-              <w:rPr>
-                <w:rFonts w:ascii="Times New Roman" w:hAnsi="Times New Roman"/>
-                <w:sz w:val="26"/>
-              </w:rPr>
-            </w:r>
           </w:p>
         </w:tc>
         <w:tc>
@@ -2445,12 +2277,6 @@
                 <w:szCs w:val="26"/>
               </w:rPr>
             </w:pPr>
-            <w:r>
-              <w:rPr>
-                <w:rFonts w:ascii="Times New Roman" w:hAnsi="Times New Roman"/>
-                <w:sz w:val="26"/>
-              </w:rPr>
-            </w:r>
           </w:p>
         </w:tc>
         <w:tc>
@@ -2472,12 +2298,6 @@
                 <w:szCs w:val="26"/>
               </w:rPr>
             </w:pPr>
-            <w:r>
-              <w:rPr>
-                <w:rFonts w:ascii="Times New Roman" w:hAnsi="Times New Roman"/>
-                <w:sz w:val="26"/>
-              </w:rPr>
-            </w:r>
           </w:p>
         </w:tc>
       </w:tr>
@@ -2760,12 +2580,6 @@
                 <w:szCs w:val="26"/>
               </w:rPr>
             </w:pPr>
-            <w:r>
-              <w:rPr>
-                <w:rFonts w:ascii="Times New Roman" w:hAnsi="Times New Roman"/>
-                <w:sz w:val="26"/>
-              </w:rPr>
-            </w:r>
           </w:p>
         </w:tc>
         <w:tc>
@@ -2787,12 +2601,6 @@
                 <w:szCs w:val="26"/>
               </w:rPr>
             </w:pPr>
-            <w:r>
-              <w:rPr>
-                <w:rFonts w:ascii="Times New Roman" w:hAnsi="Times New Roman"/>
-                <w:sz w:val="26"/>
-              </w:rPr>
-            </w:r>
           </w:p>
         </w:tc>
         <w:tc>
@@ -2814,12 +2622,6 @@
                 <w:szCs w:val="26"/>
               </w:rPr>
             </w:pPr>
-            <w:r>
-              <w:rPr>
-                <w:rFonts w:ascii="Times New Roman" w:hAnsi="Times New Roman"/>
-                <w:sz w:val="26"/>
-              </w:rPr>
-            </w:r>
           </w:p>
         </w:tc>
         <w:tc>
@@ -2841,12 +2643,6 @@
                 <w:szCs w:val="26"/>
               </w:rPr>
             </w:pPr>
-            <w:r>
-              <w:rPr>
-                <w:rFonts w:ascii="Times New Roman" w:hAnsi="Times New Roman"/>
-                <w:sz w:val="26"/>
-              </w:rPr>
-            </w:r>
           </w:p>
         </w:tc>
         <w:tc>
@@ -2868,12 +2664,6 @@
                 <w:szCs w:val="26"/>
               </w:rPr>
             </w:pPr>
-            <w:r>
-              <w:rPr>
-                <w:rFonts w:ascii="Times New Roman" w:hAnsi="Times New Roman"/>
-                <w:sz w:val="26"/>
-              </w:rPr>
-            </w:r>
           </w:p>
         </w:tc>
       </w:tr>
@@ -3156,12 +2946,6 @@
                 <w:szCs w:val="26"/>
               </w:rPr>
             </w:pPr>
-            <w:r>
-              <w:rPr>
-                <w:rFonts w:ascii="Times New Roman" w:hAnsi="Times New Roman"/>
-                <w:sz w:val="26"/>
-              </w:rPr>
-            </w:r>
           </w:p>
         </w:tc>
         <w:tc>
@@ -3183,12 +2967,6 @@
                 <w:szCs w:val="26"/>
               </w:rPr>
             </w:pPr>
-            <w:r>
-              <w:rPr>
-                <w:rFonts w:ascii="Times New Roman" w:hAnsi="Times New Roman"/>
-                <w:sz w:val="26"/>
-              </w:rPr>
-            </w:r>
           </w:p>
         </w:tc>
         <w:tc>
@@ -3210,12 +2988,6 @@
                 <w:szCs w:val="26"/>
               </w:rPr>
             </w:pPr>
-            <w:r>
-              <w:rPr>
-                <w:rFonts w:ascii="Times New Roman" w:hAnsi="Times New Roman"/>
-                <w:sz w:val="26"/>
-              </w:rPr>
-            </w:r>
           </w:p>
         </w:tc>
         <w:tc>
@@ -3237,12 +3009,6 @@
                 <w:szCs w:val="26"/>
               </w:rPr>
             </w:pPr>
-            <w:r>
-              <w:rPr>
-                <w:rFonts w:ascii="Times New Roman" w:hAnsi="Times New Roman"/>
-                <w:sz w:val="26"/>
-              </w:rPr>
-            </w:r>
           </w:p>
         </w:tc>
         <w:tc>
@@ -3264,12 +3030,6 @@
                 <w:szCs w:val="26"/>
               </w:rPr>
             </w:pPr>
-            <w:r>
-              <w:rPr>
-                <w:rFonts w:ascii="Times New Roman" w:hAnsi="Times New Roman"/>
-                <w:sz w:val="26"/>
-              </w:rPr>
-            </w:r>
           </w:p>
         </w:tc>
       </w:tr>
@@ -3759,12 +3519,6 @@
                 <w:szCs w:val="26"/>
               </w:rPr>
             </w:pPr>
-            <w:r>
-              <w:rPr>
-                <w:rFonts w:ascii="Times New Roman" w:hAnsi="Times New Roman"/>
-                <w:sz w:val="26"/>
-              </w:rPr>
-            </w:r>
           </w:p>
         </w:tc>
         <w:tc>
@@ -3786,12 +3540,6 @@
                 <w:szCs w:val="26"/>
               </w:rPr>
             </w:pPr>
-            <w:r>
-              <w:rPr>
-                <w:rFonts w:ascii="Times New Roman" w:hAnsi="Times New Roman"/>
-                <w:sz w:val="26"/>
-              </w:rPr>
-            </w:r>
           </w:p>
         </w:tc>
         <w:tc>
@@ -3813,12 +3561,6 @@
                 <w:szCs w:val="26"/>
               </w:rPr>
             </w:pPr>
-            <w:r>
-              <w:rPr>
-                <w:rFonts w:ascii="Times New Roman" w:hAnsi="Times New Roman"/>
-                <w:sz w:val="26"/>
-              </w:rPr>
-            </w:r>
           </w:p>
         </w:tc>
         <w:tc>
@@ -3840,12 +3582,6 @@
                 <w:szCs w:val="26"/>
               </w:rPr>
             </w:pPr>
-            <w:r>
-              <w:rPr>
-                <w:rFonts w:ascii="Times New Roman" w:hAnsi="Times New Roman"/>
-                <w:sz w:val="26"/>
-              </w:rPr>
-            </w:r>
           </w:p>
         </w:tc>
         <w:tc>
@@ -3867,12 +3603,6 @@
                 <w:szCs w:val="26"/>
               </w:rPr>
             </w:pPr>
-            <w:r>
-              <w:rPr>
-                <w:rFonts w:ascii="Times New Roman" w:hAnsi="Times New Roman"/>
-                <w:sz w:val="26"/>
-              </w:rPr>
-            </w:r>
           </w:p>
         </w:tc>
       </w:tr>
@@ -4155,12 +3885,6 @@
                 <w:szCs w:val="26"/>
               </w:rPr>
             </w:pPr>
-            <w:r>
-              <w:rPr>
-                <w:rFonts w:ascii="Times New Roman" w:hAnsi="Times New Roman"/>
-                <w:sz w:val="26"/>
-              </w:rPr>
-            </w:r>
           </w:p>
         </w:tc>
         <w:tc>
@@ -4182,12 +3906,6 @@
                 <w:szCs w:val="26"/>
               </w:rPr>
             </w:pPr>
-            <w:r>
-              <w:rPr>
-                <w:rFonts w:ascii="Times New Roman" w:hAnsi="Times New Roman"/>
-                <w:sz w:val="26"/>
-              </w:rPr>
-            </w:r>
           </w:p>
         </w:tc>
         <w:tc>
@@ -4209,12 +3927,6 @@
                 <w:szCs w:val="26"/>
               </w:rPr>
             </w:pPr>
-            <w:r>
-              <w:rPr>
-                <w:rFonts w:ascii="Times New Roman" w:hAnsi="Times New Roman"/>
-                <w:sz w:val="26"/>
-              </w:rPr>
-            </w:r>
           </w:p>
         </w:tc>
         <w:tc>
@@ -4236,12 +3948,6 @@
                 <w:szCs w:val="26"/>
               </w:rPr>
             </w:pPr>
-            <w:r>
-              <w:rPr>
-                <w:rFonts w:ascii="Times New Roman" w:hAnsi="Times New Roman"/>
-                <w:sz w:val="26"/>
-              </w:rPr>
-            </w:r>
           </w:p>
         </w:tc>
         <w:tc>
@@ -4263,12 +3969,6 @@
                 <w:szCs w:val="26"/>
               </w:rPr>
             </w:pPr>
-            <w:r>
-              <w:rPr>
-                <w:rFonts w:ascii="Times New Roman" w:hAnsi="Times New Roman"/>
-                <w:sz w:val="26"/>
-              </w:rPr>
-            </w:r>
           </w:p>
         </w:tc>
       </w:tr>
@@ -4747,13 +4447,6 @@
                 <w:szCs w:val="26"/>
               </w:rPr>
             </w:pPr>
-            <w:r>
-              <w:rPr>
-                <w:rFonts w:ascii="Times New Roman" w:hAnsi="Times New Roman" w:cs="Times New Roman"/>
-                <w:sz w:val="26"/>
-                <w:szCs w:val="26"/>
-              </w:rPr>
-            </w:r>
           </w:p>
         </w:tc>
         <w:tc>
@@ -4775,13 +4468,6 @@
                 <w:szCs w:val="26"/>
               </w:rPr>
             </w:pPr>
-            <w:r>
-              <w:rPr>
-                <w:rFonts w:ascii="Times New Roman" w:hAnsi="Times New Roman" w:cs="Times New Roman"/>
-                <w:sz w:val="26"/>
-                <w:szCs w:val="26"/>
-              </w:rPr>
-            </w:r>
           </w:p>
         </w:tc>
         <w:tc>
@@ -4803,13 +4489,6 @@
                 <w:szCs w:val="26"/>
               </w:rPr>
             </w:pPr>
-            <w:r>
-              <w:rPr>
-                <w:rFonts w:ascii="Times New Roman" w:hAnsi="Times New Roman" w:cs="Times New Roman"/>
-                <w:sz w:val="26"/>
-                <w:szCs w:val="26"/>
-              </w:rPr>
-            </w:r>
           </w:p>
         </w:tc>
         <w:tc>
@@ -4831,13 +4510,6 @@
                 <w:szCs w:val="26"/>
               </w:rPr>
             </w:pPr>
-            <w:r>
-              <w:rPr>
-                <w:rFonts w:ascii="Times New Roman" w:hAnsi="Times New Roman" w:cs="Times New Roman"/>
-                <w:sz w:val="26"/>
-                <w:szCs w:val="26"/>
-              </w:rPr>
-            </w:r>
           </w:p>
         </w:tc>
         <w:tc>
@@ -4859,13 +4531,6 @@
                 <w:szCs w:val="26"/>
               </w:rPr>
             </w:pPr>
-            <w:r>
-              <w:rPr>
-                <w:rFonts w:ascii="Times New Roman" w:hAnsi="Times New Roman" w:cs="Times New Roman"/>
-                <w:sz w:val="26"/>
-                <w:szCs w:val="26"/>
-              </w:rPr>
-            </w:r>
           </w:p>
         </w:tc>
       </w:tr>
@@ -4942,13 +4607,6 @@
                 <w:szCs w:val="26"/>
               </w:rPr>
             </w:pPr>
-            <w:r>
-              <w:rPr>
-                <w:rFonts w:ascii="Times New Roman" w:hAnsi="Times New Roman" w:cs="Times New Roman"/>
-                <w:sz w:val="26"/>
-                <w:szCs w:val="26"/>
-              </w:rPr>
-            </w:r>
           </w:p>
         </w:tc>
         <w:tc>
@@ -4970,13 +4628,6 @@
                 <w:szCs w:val="26"/>
               </w:rPr>
             </w:pPr>
-            <w:r>
-              <w:rPr>
-                <w:rFonts w:ascii="Times New Roman" w:hAnsi="Times New Roman" w:cs="Times New Roman"/>
-                <w:sz w:val="26"/>
-                <w:szCs w:val="26"/>
-              </w:rPr>
-            </w:r>
           </w:p>
         </w:tc>
         <w:tc>
@@ -4998,13 +4649,6 @@
                 <w:szCs w:val="26"/>
               </w:rPr>
             </w:pPr>
-            <w:r>
-              <w:rPr>
-                <w:rFonts w:ascii="Times New Roman" w:hAnsi="Times New Roman" w:cs="Times New Roman"/>
-                <w:sz w:val="26"/>
-                <w:szCs w:val="26"/>
-              </w:rPr>
-            </w:r>
           </w:p>
         </w:tc>
         <w:tc>
@@ -5026,13 +4670,6 @@
                 <w:szCs w:val="26"/>
               </w:rPr>
             </w:pPr>
-            <w:r>
-              <w:rPr>
-                <w:rFonts w:ascii="Times New Roman" w:hAnsi="Times New Roman" w:cs="Times New Roman"/>
-                <w:sz w:val="26"/>
-                <w:szCs w:val="26"/>
-              </w:rPr>
-            </w:r>
           </w:p>
         </w:tc>
         <w:tc>
@@ -5054,13 +4691,6 @@
                 <w:szCs w:val="26"/>
               </w:rPr>
             </w:pPr>
-            <w:r>
-              <w:rPr>
-                <w:rFonts w:ascii="Times New Roman" w:hAnsi="Times New Roman" w:cs="Times New Roman"/>
-                <w:sz w:val="26"/>
-                <w:szCs w:val="26"/>
-              </w:rPr>
-            </w:r>
           </w:p>
         </w:tc>
       </w:tr>
@@ -5137,13 +4767,6 @@
                 <w:szCs w:val="26"/>
               </w:rPr>
             </w:pPr>
-            <w:r>
-              <w:rPr>
-                <w:rFonts w:ascii="Times New Roman" w:hAnsi="Times New Roman" w:cs="Times New Roman"/>
-                <w:sz w:val="26"/>
-                <w:szCs w:val="26"/>
-              </w:rPr>
-            </w:r>
           </w:p>
         </w:tc>
         <w:tc>
@@ -5165,13 +4788,6 @@
                 <w:szCs w:val="26"/>
               </w:rPr>
             </w:pPr>
-            <w:r>
-              <w:rPr>
-                <w:rFonts w:ascii="Times New Roman" w:hAnsi="Times New Roman" w:cs="Times New Roman"/>
-                <w:sz w:val="26"/>
-                <w:szCs w:val="26"/>
-              </w:rPr>
-            </w:r>
           </w:p>
         </w:tc>
         <w:tc>
@@ -5193,13 +4809,6 @@
                 <w:szCs w:val="26"/>
               </w:rPr>
             </w:pPr>
-            <w:r>
-              <w:rPr>
-                <w:rFonts w:ascii="Times New Roman" w:hAnsi="Times New Roman" w:cs="Times New Roman"/>
-                <w:sz w:val="26"/>
-                <w:szCs w:val="26"/>
-              </w:rPr>
-            </w:r>
           </w:p>
         </w:tc>
         <w:tc>
@@ -5221,13 +4830,6 @@
                 <w:szCs w:val="26"/>
               </w:rPr>
             </w:pPr>
-            <w:r>
-              <w:rPr>
-                <w:rFonts w:ascii="Times New Roman" w:hAnsi="Times New Roman" w:cs="Times New Roman"/>
-                <w:sz w:val="26"/>
-                <w:szCs w:val="26"/>
-              </w:rPr>
-            </w:r>
           </w:p>
         </w:tc>
         <w:tc>
@@ -5249,13 +4851,6 @@
                 <w:szCs w:val="26"/>
               </w:rPr>
             </w:pPr>
-            <w:r>
-              <w:rPr>
-                <w:rFonts w:ascii="Times New Roman" w:hAnsi="Times New Roman" w:cs="Times New Roman"/>
-                <w:sz w:val="26"/>
-                <w:szCs w:val="26"/>
-              </w:rPr>
-            </w:r>
           </w:p>
         </w:tc>
       </w:tr>
@@ -5299,8 +4894,8 @@
         <w:tblLook w:val="04A0" w:firstRow="1" w:lastRow="0" w:firstColumn="1" w:lastColumn="0" w:noHBand="0" w:noVBand="1"/>
       </w:tblPr>
       <w:tblGrid>
-        <w:gridCol w:w="6716"/>
-        <w:gridCol w:w="3294"/>
+        <w:gridCol w:w="6091"/>
+        <w:gridCol w:w="3909"/>
       </w:tblGrid>
       <w:tr>
         <w:tc>
@@ -5315,50 +4910,6 @@
                 <w:szCs w:val="26"/>
               </w:rPr>
             </w:pPr>
-            <w:r>
-              <w:rPr>
-                <w:rFonts w:ascii="Times New Roman" w:hAnsi="Times New Roman" w:cs="Times New Roman"/>
-                <w:sz w:val="26"/>
-                <w:szCs w:val="26"/>
-              </w:rPr>
-              <w:t>Kiểm tra, nhận xét</w:t>
-            </w:r>
-            <w:r>
-              <w:rPr>
-                <w:rFonts w:ascii="Times New Roman" w:hAnsi="Times New Roman" w:cs="Times New Roman"/>
-                <w:sz w:val="26"/>
-                <w:szCs w:val="26"/>
-              </w:rPr>
-              <w:br/>
-              <w:t>…………………………………………………………………</w:t>
-            </w:r>
-            <w:r>
-              <w:rPr>
-                <w:rFonts w:ascii="Times New Roman" w:hAnsi="Times New Roman" w:cs="Times New Roman"/>
-                <w:sz w:val="26"/>
-                <w:szCs w:val="26"/>
-              </w:rPr>
-              <w:br/>
-              <w:t>…………………………………………………………………</w:t>
-            </w:r>
-            <w:r>
-              <w:rPr>
-                <w:rFonts w:ascii="Times New Roman" w:hAnsi="Times New Roman" w:cs="Times New Roman"/>
-                <w:sz w:val="26"/>
-                <w:szCs w:val="26"/>
-              </w:rPr>
-              <w:br/>
-              <w:t>…………………………………………………………………</w:t>
-            </w:r>
-            <w:r>
-              <w:rPr>
-                <w:rFonts w:ascii="Times New Roman" w:hAnsi="Times New Roman" w:cs="Times New Roman"/>
-                <w:sz w:val="26"/>
-                <w:szCs w:val="26"/>
-              </w:rPr>
-              <w:br/>
-              <w:t>…………………………………………………………………</w:t>
-            </w:r>
           </w:p>
         </w:tc>
         <w:tc>
@@ -5374,32 +4925,6 @@
                 <w:szCs w:val="26"/>
               </w:rPr>
             </w:pPr>
-            <w:r>
-              <w:rPr>
-                <w:rFonts w:ascii="Times New Roman" w:hAnsi="Times New Roman"/>
-                <w:sz w:val="26"/>
-              </w:rPr>
-              <w:t>Ngày 25 tháng 9 năm 2026</w:t>
-              <w:br/>
-            </w:r>
-            <w:r>
-              <w:rPr>
-                <w:rFonts w:ascii="Times New Roman" w:hAnsi="Times New Roman"/>
-                <w:sz w:val="26"/>
-              </w:rPr>
-              <w:t>Tổ trưởng</w:t>
-              <w:br/>
-              <w:br/>
-              <w:br/>
-              <w:br/>
-            </w:r>
-            <w:r>
-              <w:rPr>
-                <w:rFonts w:ascii="Times New Roman" w:hAnsi="Times New Roman"/>
-                <w:sz w:val="26"/>
-              </w:rPr>
-              <w:t>Nguyễn Thị Ngọc</w:t>
-            </w:r>
           </w:p>
         </w:tc>
       </w:tr>
@@ -5420,6 +4945,7 @@
         <w:rPr>
           <w:i/>
         </w:rPr>
+        <w:lastRenderedPageBreak/>
         <w:t>Buổi…chiều…..Tuần…09…(Từ ngày…28/09/2026…đến ngày:… 02/10/2026….)</w:t>
       </w:r>
     </w:p>
@@ -5778,12 +5304,6 @@
                 <w:szCs w:val="26"/>
               </w:rPr>
             </w:pPr>
-            <w:r>
-              <w:rPr>
-                <w:rFonts w:ascii="Times New Roman" w:hAnsi="Times New Roman"/>
-                <w:sz w:val="26"/>
-              </w:rPr>
-            </w:r>
           </w:p>
         </w:tc>
         <w:tc>
@@ -5805,12 +5325,6 @@
                 <w:szCs w:val="26"/>
               </w:rPr>
             </w:pPr>
-            <w:r>
-              <w:rPr>
-                <w:rFonts w:ascii="Times New Roman" w:hAnsi="Times New Roman"/>
-                <w:sz w:val="26"/>
-              </w:rPr>
-            </w:r>
           </w:p>
         </w:tc>
         <w:tc>
@@ -5832,12 +5346,6 @@
                 <w:szCs w:val="26"/>
               </w:rPr>
             </w:pPr>
-            <w:r>
-              <w:rPr>
-                <w:rFonts w:ascii="Times New Roman" w:hAnsi="Times New Roman"/>
-                <w:sz w:val="26"/>
-              </w:rPr>
-            </w:r>
           </w:p>
         </w:tc>
         <w:tc>
@@ -5859,12 +5367,6 @@
                 <w:szCs w:val="26"/>
               </w:rPr>
             </w:pPr>
-            <w:r>
-              <w:rPr>
-                <w:rFonts w:ascii="Times New Roman" w:hAnsi="Times New Roman"/>
-                <w:sz w:val="26"/>
-              </w:rPr>
-            </w:r>
           </w:p>
         </w:tc>
         <w:tc>
@@ -5886,12 +5388,6 @@
                 <w:szCs w:val="26"/>
               </w:rPr>
             </w:pPr>
-            <w:r>
-              <w:rPr>
-                <w:rFonts w:ascii="Times New Roman" w:hAnsi="Times New Roman"/>
-                <w:sz w:val="26"/>
-              </w:rPr>
-            </w:r>
           </w:p>
         </w:tc>
       </w:tr>
@@ -5969,12 +5465,6 @@
                 <w:szCs w:val="26"/>
               </w:rPr>
             </w:pPr>
-            <w:r>
-              <w:rPr>
-                <w:rFonts w:ascii="Times New Roman" w:hAnsi="Times New Roman"/>
-                <w:sz w:val="26"/>
-              </w:rPr>
-            </w:r>
           </w:p>
         </w:tc>
         <w:tc>
@@ -5996,12 +5486,6 @@
                 <w:szCs w:val="26"/>
               </w:rPr>
             </w:pPr>
-            <w:r>
-              <w:rPr>
-                <w:rFonts w:ascii="Times New Roman" w:hAnsi="Times New Roman"/>
-                <w:sz w:val="26"/>
-              </w:rPr>
-            </w:r>
           </w:p>
         </w:tc>
         <w:tc>
@@ -6023,12 +5507,6 @@
                 <w:szCs w:val="26"/>
               </w:rPr>
             </w:pPr>
-            <w:r>
-              <w:rPr>
-                <w:rFonts w:ascii="Times New Roman" w:hAnsi="Times New Roman"/>
-                <w:sz w:val="26"/>
-              </w:rPr>
-            </w:r>
           </w:p>
         </w:tc>
         <w:tc>
@@ -6050,12 +5528,6 @@
                 <w:szCs w:val="26"/>
               </w:rPr>
             </w:pPr>
-            <w:r>
-              <w:rPr>
-                <w:rFonts w:ascii="Times New Roman" w:hAnsi="Times New Roman"/>
-                <w:sz w:val="26"/>
-              </w:rPr>
-            </w:r>
           </w:p>
         </w:tc>
         <w:tc>
@@ -6077,12 +5549,6 @@
                 <w:szCs w:val="26"/>
               </w:rPr>
             </w:pPr>
-            <w:r>
-              <w:rPr>
-                <w:rFonts w:ascii="Times New Roman" w:hAnsi="Times New Roman"/>
-                <w:sz w:val="26"/>
-              </w:rPr>
-            </w:r>
           </w:p>
         </w:tc>
       </w:tr>
@@ -6356,12 +5822,6 @@
                 <w:szCs w:val="26"/>
               </w:rPr>
             </w:pPr>
-            <w:r>
-              <w:rPr>
-                <w:rFonts w:ascii="Times New Roman" w:hAnsi="Times New Roman"/>
-                <w:sz w:val="26"/>
-              </w:rPr>
-            </w:r>
           </w:p>
         </w:tc>
         <w:tc>
@@ -6383,12 +5843,6 @@
                 <w:szCs w:val="26"/>
               </w:rPr>
             </w:pPr>
-            <w:r>
-              <w:rPr>
-                <w:rFonts w:ascii="Times New Roman" w:hAnsi="Times New Roman"/>
-                <w:sz w:val="26"/>
-              </w:rPr>
-            </w:r>
           </w:p>
         </w:tc>
         <w:tc>
@@ -6410,12 +5864,6 @@
                 <w:szCs w:val="26"/>
               </w:rPr>
             </w:pPr>
-            <w:r>
-              <w:rPr>
-                <w:rFonts w:ascii="Times New Roman" w:hAnsi="Times New Roman"/>
-                <w:sz w:val="26"/>
-              </w:rPr>
-            </w:r>
           </w:p>
         </w:tc>
         <w:tc>
@@ -6437,12 +5885,6 @@
                 <w:szCs w:val="26"/>
               </w:rPr>
             </w:pPr>
-            <w:r>
-              <w:rPr>
-                <w:rFonts w:ascii="Times New Roman" w:hAnsi="Times New Roman"/>
-                <w:sz w:val="26"/>
-              </w:rPr>
-            </w:r>
           </w:p>
         </w:tc>
         <w:tc>
@@ -6464,12 +5906,6 @@
                 <w:szCs w:val="26"/>
               </w:rPr>
             </w:pPr>
-            <w:r>
-              <w:rPr>
-                <w:rFonts w:ascii="Times New Roman" w:hAnsi="Times New Roman"/>
-                <w:sz w:val="26"/>
-              </w:rPr>
-            </w:r>
           </w:p>
         </w:tc>
       </w:tr>
@@ -6547,12 +5983,6 @@
                 <w:szCs w:val="26"/>
               </w:rPr>
             </w:pPr>
-            <w:r>
-              <w:rPr>
-                <w:rFonts w:ascii="Times New Roman" w:hAnsi="Times New Roman"/>
-                <w:sz w:val="26"/>
-              </w:rPr>
-            </w:r>
           </w:p>
         </w:tc>
         <w:tc>
@@ -6574,12 +6004,6 @@
                 <w:szCs w:val="26"/>
               </w:rPr>
             </w:pPr>
-            <w:r>
-              <w:rPr>
-                <w:rFonts w:ascii="Times New Roman" w:hAnsi="Times New Roman"/>
-                <w:sz w:val="26"/>
-              </w:rPr>
-            </w:r>
           </w:p>
         </w:tc>
         <w:tc>
@@ -6601,12 +6025,6 @@
                 <w:szCs w:val="26"/>
               </w:rPr>
             </w:pPr>
-            <w:r>
-              <w:rPr>
-                <w:rFonts w:ascii="Times New Roman" w:hAnsi="Times New Roman"/>
-                <w:sz w:val="26"/>
-              </w:rPr>
-            </w:r>
           </w:p>
         </w:tc>
         <w:tc>
@@ -6628,12 +6046,6 @@
                 <w:szCs w:val="26"/>
               </w:rPr>
             </w:pPr>
-            <w:r>
-              <w:rPr>
-                <w:rFonts w:ascii="Times New Roman" w:hAnsi="Times New Roman"/>
-                <w:sz w:val="26"/>
-              </w:rPr>
-            </w:r>
           </w:p>
         </w:tc>
         <w:tc>
@@ -6655,12 +6067,6 @@
                 <w:szCs w:val="26"/>
               </w:rPr>
             </w:pPr>
-            <w:r>
-              <w:rPr>
-                <w:rFonts w:ascii="Times New Roman" w:hAnsi="Times New Roman"/>
-                <w:sz w:val="26"/>
-              </w:rPr>
-            </w:r>
           </w:p>
         </w:tc>
       </w:tr>
@@ -6744,13 +6150,6 @@
                 <w:szCs w:val="26"/>
               </w:rPr>
             </w:pPr>
-            <w:r>
-              <w:rPr>
-                <w:rFonts w:ascii="Times New Roman" w:hAnsi="Times New Roman" w:cs="Times New Roman"/>
-                <w:sz w:val="26"/>
-                <w:szCs w:val="26"/>
-              </w:rPr>
-            </w:r>
           </w:p>
         </w:tc>
         <w:tc>
@@ -6772,13 +6171,6 @@
                 <w:szCs w:val="26"/>
               </w:rPr>
             </w:pPr>
-            <w:r>
-              <w:rPr>
-                <w:rFonts w:ascii="Times New Roman" w:hAnsi="Times New Roman" w:cs="Times New Roman"/>
-                <w:sz w:val="26"/>
-                <w:szCs w:val="26"/>
-              </w:rPr>
-            </w:r>
           </w:p>
         </w:tc>
         <w:tc>
@@ -6800,13 +6192,6 @@
                 <w:szCs w:val="26"/>
               </w:rPr>
             </w:pPr>
-            <w:r>
-              <w:rPr>
-                <w:rFonts w:ascii="Times New Roman" w:hAnsi="Times New Roman" w:cs="Times New Roman"/>
-                <w:sz w:val="26"/>
-                <w:szCs w:val="26"/>
-              </w:rPr>
-            </w:r>
           </w:p>
         </w:tc>
         <w:tc>
@@ -6828,13 +6213,6 @@
                 <w:szCs w:val="26"/>
               </w:rPr>
             </w:pPr>
-            <w:r>
-              <w:rPr>
-                <w:rFonts w:ascii="Times New Roman" w:hAnsi="Times New Roman" w:cs="Times New Roman"/>
-                <w:sz w:val="26"/>
-                <w:szCs w:val="26"/>
-              </w:rPr>
-            </w:r>
           </w:p>
         </w:tc>
         <w:tc>
@@ -6856,13 +6234,6 @@
                 <w:szCs w:val="26"/>
               </w:rPr>
             </w:pPr>
-            <w:r>
-              <w:rPr>
-                <w:rFonts w:ascii="Times New Roman" w:hAnsi="Times New Roman" w:cs="Times New Roman"/>
-                <w:sz w:val="26"/>
-                <w:szCs w:val="26"/>
-              </w:rPr>
-            </w:r>
           </w:p>
         </w:tc>
       </w:tr>
@@ -6942,13 +6313,6 @@
                 <w:szCs w:val="26"/>
               </w:rPr>
             </w:pPr>
-            <w:r>
-              <w:rPr>
-                <w:rFonts w:ascii="Times New Roman" w:hAnsi="Times New Roman" w:cs="Times New Roman"/>
-                <w:sz w:val="26"/>
-                <w:szCs w:val="26"/>
-              </w:rPr>
-            </w:r>
           </w:p>
         </w:tc>
         <w:tc>
@@ -6970,13 +6334,6 @@
                 <w:szCs w:val="26"/>
               </w:rPr>
             </w:pPr>
-            <w:r>
-              <w:rPr>
-                <w:rFonts w:ascii="Times New Roman" w:hAnsi="Times New Roman" w:cs="Times New Roman"/>
-                <w:sz w:val="26"/>
-                <w:szCs w:val="26"/>
-              </w:rPr>
-            </w:r>
           </w:p>
         </w:tc>
         <w:tc>
@@ -6998,13 +6355,6 @@
                 <w:szCs w:val="26"/>
               </w:rPr>
             </w:pPr>
-            <w:r>
-              <w:rPr>
-                <w:rFonts w:ascii="Times New Roman" w:hAnsi="Times New Roman" w:cs="Times New Roman"/>
-                <w:sz w:val="26"/>
-                <w:szCs w:val="26"/>
-              </w:rPr>
-            </w:r>
           </w:p>
         </w:tc>
         <w:tc>
@@ -7026,13 +6376,6 @@
                 <w:szCs w:val="26"/>
               </w:rPr>
             </w:pPr>
-            <w:r>
-              <w:rPr>
-                <w:rFonts w:ascii="Times New Roman" w:hAnsi="Times New Roman" w:cs="Times New Roman"/>
-                <w:sz w:val="26"/>
-                <w:szCs w:val="26"/>
-              </w:rPr>
-            </w:r>
           </w:p>
         </w:tc>
         <w:tc>
@@ -7054,13 +6397,6 @@
                 <w:szCs w:val="26"/>
               </w:rPr>
             </w:pPr>
-            <w:r>
-              <w:rPr>
-                <w:rFonts w:ascii="Times New Roman" w:hAnsi="Times New Roman" w:cs="Times New Roman"/>
-                <w:sz w:val="26"/>
-                <w:szCs w:val="26"/>
-              </w:rPr>
-            </w:r>
           </w:p>
         </w:tc>
       </w:tr>
@@ -7140,13 +6476,6 @@
                 <w:szCs w:val="26"/>
               </w:rPr>
             </w:pPr>
-            <w:r>
-              <w:rPr>
-                <w:rFonts w:ascii="Times New Roman" w:hAnsi="Times New Roman" w:cs="Times New Roman"/>
-                <w:sz w:val="26"/>
-                <w:szCs w:val="26"/>
-              </w:rPr>
-            </w:r>
           </w:p>
         </w:tc>
         <w:tc>
@@ -7168,13 +6497,6 @@
                 <w:szCs w:val="26"/>
               </w:rPr>
             </w:pPr>
-            <w:r>
-              <w:rPr>
-                <w:rFonts w:ascii="Times New Roman" w:hAnsi="Times New Roman" w:cs="Times New Roman"/>
-                <w:sz w:val="26"/>
-                <w:szCs w:val="26"/>
-              </w:rPr>
-            </w:r>
           </w:p>
         </w:tc>
         <w:tc>
@@ -7196,13 +6518,6 @@
                 <w:szCs w:val="26"/>
               </w:rPr>
             </w:pPr>
-            <w:r>
-              <w:rPr>
-                <w:rFonts w:ascii="Times New Roman" w:hAnsi="Times New Roman" w:cs="Times New Roman"/>
-                <w:sz w:val="26"/>
-                <w:szCs w:val="26"/>
-              </w:rPr>
-            </w:r>
           </w:p>
         </w:tc>
         <w:tc>
@@ -7224,13 +6539,6 @@
                 <w:szCs w:val="26"/>
               </w:rPr>
             </w:pPr>
-            <w:r>
-              <w:rPr>
-                <w:rFonts w:ascii="Times New Roman" w:hAnsi="Times New Roman" w:cs="Times New Roman"/>
-                <w:sz w:val="26"/>
-                <w:szCs w:val="26"/>
-              </w:rPr>
-            </w:r>
           </w:p>
         </w:tc>
         <w:tc>
@@ -7252,13 +6560,6 @@
                 <w:szCs w:val="26"/>
               </w:rPr>
             </w:pPr>
-            <w:r>
-              <w:rPr>
-                <w:rFonts w:ascii="Times New Roman" w:hAnsi="Times New Roman" w:cs="Times New Roman"/>
-                <w:sz w:val="26"/>
-                <w:szCs w:val="26"/>
-              </w:rPr>
-            </w:r>
           </w:p>
         </w:tc>
       </w:tr>
@@ -7338,13 +6639,6 @@
                 <w:szCs w:val="26"/>
               </w:rPr>
             </w:pPr>
-            <w:r>
-              <w:rPr>
-                <w:rFonts w:ascii="Times New Roman" w:hAnsi="Times New Roman" w:cs="Times New Roman"/>
-                <w:sz w:val="26"/>
-                <w:szCs w:val="26"/>
-              </w:rPr>
-            </w:r>
           </w:p>
         </w:tc>
         <w:tc>
@@ -7366,13 +6660,6 @@
                 <w:szCs w:val="26"/>
               </w:rPr>
             </w:pPr>
-            <w:r>
-              <w:rPr>
-                <w:rFonts w:ascii="Times New Roman" w:hAnsi="Times New Roman" w:cs="Times New Roman"/>
-                <w:sz w:val="26"/>
-                <w:szCs w:val="26"/>
-              </w:rPr>
-            </w:r>
           </w:p>
         </w:tc>
         <w:tc>
@@ -7394,13 +6681,6 @@
                 <w:szCs w:val="26"/>
               </w:rPr>
             </w:pPr>
-            <w:r>
-              <w:rPr>
-                <w:rFonts w:ascii="Times New Roman" w:hAnsi="Times New Roman" w:cs="Times New Roman"/>
-                <w:sz w:val="26"/>
-                <w:szCs w:val="26"/>
-              </w:rPr>
-            </w:r>
           </w:p>
         </w:tc>
         <w:tc>
@@ -7422,13 +6702,6 @@
                 <w:szCs w:val="26"/>
               </w:rPr>
             </w:pPr>
-            <w:r>
-              <w:rPr>
-                <w:rFonts w:ascii="Times New Roman" w:hAnsi="Times New Roman" w:cs="Times New Roman"/>
-                <w:sz w:val="26"/>
-                <w:szCs w:val="26"/>
-              </w:rPr>
-            </w:r>
           </w:p>
         </w:tc>
         <w:tc>
@@ -7450,13 +6723,6 @@
                 <w:szCs w:val="26"/>
               </w:rPr>
             </w:pPr>
-            <w:r>
-              <w:rPr>
-                <w:rFonts w:ascii="Times New Roman" w:hAnsi="Times New Roman" w:cs="Times New Roman"/>
-                <w:sz w:val="26"/>
-                <w:szCs w:val="26"/>
-              </w:rPr>
-            </w:r>
           </w:p>
         </w:tc>
       </w:tr>
@@ -7536,12 +6802,6 @@
                 <w:szCs w:val="26"/>
               </w:rPr>
             </w:pPr>
-            <w:r>
-              <w:rPr>
-                <w:rFonts w:ascii="Times New Roman" w:hAnsi="Times New Roman"/>
-                <w:sz w:val="26"/>
-              </w:rPr>
-            </w:r>
           </w:p>
         </w:tc>
         <w:tc>
@@ -7563,12 +6823,6 @@
                 <w:szCs w:val="26"/>
               </w:rPr>
             </w:pPr>
-            <w:r>
-              <w:rPr>
-                <w:rFonts w:ascii="Times New Roman" w:hAnsi="Times New Roman"/>
-                <w:sz w:val="26"/>
-              </w:rPr>
-            </w:r>
           </w:p>
         </w:tc>
         <w:tc>
@@ -7590,12 +6844,6 @@
                 <w:szCs w:val="26"/>
               </w:rPr>
             </w:pPr>
-            <w:r>
-              <w:rPr>
-                <w:rFonts w:ascii="Times New Roman" w:hAnsi="Times New Roman"/>
-                <w:sz w:val="26"/>
-              </w:rPr>
-            </w:r>
           </w:p>
         </w:tc>
         <w:tc>
@@ -7617,12 +6865,6 @@
                 <w:szCs w:val="26"/>
               </w:rPr>
             </w:pPr>
-            <w:r>
-              <w:rPr>
-                <w:rFonts w:ascii="Times New Roman" w:hAnsi="Times New Roman"/>
-                <w:sz w:val="26"/>
-              </w:rPr>
-            </w:r>
           </w:p>
         </w:tc>
         <w:tc>
@@ -7644,12 +6886,6 @@
                 <w:szCs w:val="26"/>
               </w:rPr>
             </w:pPr>
-            <w:r>
-              <w:rPr>
-                <w:rFonts w:ascii="Times New Roman" w:hAnsi="Times New Roman"/>
-                <w:sz w:val="26"/>
-              </w:rPr>
-            </w:r>
           </w:p>
         </w:tc>
       </w:tr>
@@ -7733,12 +6969,6 @@
                 <w:szCs w:val="26"/>
               </w:rPr>
             </w:pPr>
-            <w:r>
-              <w:rPr>
-                <w:rFonts w:ascii="Times New Roman" w:hAnsi="Times New Roman"/>
-                <w:sz w:val="26"/>
-              </w:rPr>
-            </w:r>
           </w:p>
         </w:tc>
         <w:tc>
@@ -7760,12 +6990,6 @@
                 <w:szCs w:val="26"/>
               </w:rPr>
             </w:pPr>
-            <w:r>
-              <w:rPr>
-                <w:rFonts w:ascii="Times New Roman" w:hAnsi="Times New Roman"/>
-                <w:sz w:val="26"/>
-              </w:rPr>
-            </w:r>
           </w:p>
         </w:tc>
         <w:tc>
@@ -7787,12 +7011,6 @@
                 <w:szCs w:val="26"/>
               </w:rPr>
             </w:pPr>
-            <w:r>
-              <w:rPr>
-                <w:rFonts w:ascii="Times New Roman" w:hAnsi="Times New Roman"/>
-                <w:sz w:val="26"/>
-              </w:rPr>
-            </w:r>
           </w:p>
         </w:tc>
         <w:tc>
@@ -7814,12 +7032,6 @@
                 <w:szCs w:val="26"/>
               </w:rPr>
             </w:pPr>
-            <w:r>
-              <w:rPr>
-                <w:rFonts w:ascii="Times New Roman" w:hAnsi="Times New Roman"/>
-                <w:sz w:val="26"/>
-              </w:rPr>
-            </w:r>
           </w:p>
         </w:tc>
         <w:tc>
@@ -7841,12 +7053,6 @@
                 <w:szCs w:val="26"/>
               </w:rPr>
             </w:pPr>
-            <w:r>
-              <w:rPr>
-                <w:rFonts w:ascii="Times New Roman" w:hAnsi="Times New Roman"/>
-                <w:sz w:val="26"/>
-              </w:rPr>
-            </w:r>
           </w:p>
         </w:tc>
       </w:tr>
@@ -7926,12 +7132,6 @@
                 <w:szCs w:val="26"/>
               </w:rPr>
             </w:pPr>
-            <w:r>
-              <w:rPr>
-                <w:rFonts w:ascii="Times New Roman" w:hAnsi="Times New Roman"/>
-                <w:sz w:val="26"/>
-              </w:rPr>
-            </w:r>
           </w:p>
         </w:tc>
         <w:tc>
@@ -7953,12 +7153,6 @@
                 <w:szCs w:val="26"/>
               </w:rPr>
             </w:pPr>
-            <w:r>
-              <w:rPr>
-                <w:rFonts w:ascii="Times New Roman" w:hAnsi="Times New Roman"/>
-                <w:sz w:val="26"/>
-              </w:rPr>
-            </w:r>
           </w:p>
         </w:tc>
         <w:tc>
@@ -7980,12 +7174,6 @@
                 <w:szCs w:val="26"/>
               </w:rPr>
             </w:pPr>
-            <w:r>
-              <w:rPr>
-                <w:rFonts w:ascii="Times New Roman" w:hAnsi="Times New Roman"/>
-                <w:sz w:val="26"/>
-              </w:rPr>
-            </w:r>
           </w:p>
         </w:tc>
         <w:tc>
@@ -8007,12 +7195,6 @@
                 <w:szCs w:val="26"/>
               </w:rPr>
             </w:pPr>
-            <w:r>
-              <w:rPr>
-                <w:rFonts w:ascii="Times New Roman" w:hAnsi="Times New Roman"/>
-                <w:sz w:val="26"/>
-              </w:rPr>
-            </w:r>
           </w:p>
         </w:tc>
         <w:tc>
@@ -8034,12 +7216,6 @@
                 <w:szCs w:val="26"/>
               </w:rPr>
             </w:pPr>
-            <w:r>
-              <w:rPr>
-                <w:rFonts w:ascii="Times New Roman" w:hAnsi="Times New Roman"/>
-                <w:sz w:val="26"/>
-              </w:rPr>
-            </w:r>
           </w:p>
         </w:tc>
       </w:tr>
@@ -8525,12 +7701,6 @@
                 <w:szCs w:val="26"/>
               </w:rPr>
             </w:pPr>
-            <w:r>
-              <w:rPr>
-                <w:rFonts w:ascii="Times New Roman" w:hAnsi="Times New Roman"/>
-                <w:sz w:val="26"/>
-              </w:rPr>
-            </w:r>
           </w:p>
         </w:tc>
         <w:tc>
@@ -8552,12 +7722,6 @@
                 <w:szCs w:val="26"/>
               </w:rPr>
             </w:pPr>
-            <w:r>
-              <w:rPr>
-                <w:rFonts w:ascii="Times New Roman" w:hAnsi="Times New Roman"/>
-                <w:sz w:val="26"/>
-              </w:rPr>
-            </w:r>
           </w:p>
         </w:tc>
         <w:tc>
@@ -8579,12 +7743,6 @@
                 <w:szCs w:val="26"/>
               </w:rPr>
             </w:pPr>
-            <w:r>
-              <w:rPr>
-                <w:rFonts w:ascii="Times New Roman" w:hAnsi="Times New Roman"/>
-                <w:sz w:val="26"/>
-              </w:rPr>
-            </w:r>
           </w:p>
         </w:tc>
         <w:tc>
@@ -8606,12 +7764,6 @@
                 <w:szCs w:val="26"/>
               </w:rPr>
             </w:pPr>
-            <w:r>
-              <w:rPr>
-                <w:rFonts w:ascii="Times New Roman" w:hAnsi="Times New Roman"/>
-                <w:sz w:val="26"/>
-              </w:rPr>
-            </w:r>
           </w:p>
         </w:tc>
         <w:tc>
@@ -8633,12 +7785,6 @@
                 <w:szCs w:val="26"/>
               </w:rPr>
             </w:pPr>
-            <w:r>
-              <w:rPr>
-                <w:rFonts w:ascii="Times New Roman" w:hAnsi="Times New Roman"/>
-                <w:sz w:val="26"/>
-              </w:rPr>
-            </w:r>
           </w:p>
         </w:tc>
       </w:tr>
@@ -9534,12 +8680,6 @@
                 <w:szCs w:val="26"/>
               </w:rPr>
             </w:pPr>
-            <w:r>
-              <w:rPr>
-                <w:rFonts w:ascii="Times New Roman" w:hAnsi="Times New Roman"/>
-                <w:sz w:val="26"/>
-              </w:rPr>
-            </w:r>
           </w:p>
         </w:tc>
         <w:tc>
@@ -9561,12 +8701,6 @@
                 <w:szCs w:val="26"/>
               </w:rPr>
             </w:pPr>
-            <w:r>
-              <w:rPr>
-                <w:rFonts w:ascii="Times New Roman" w:hAnsi="Times New Roman"/>
-                <w:sz w:val="26"/>
-              </w:rPr>
-            </w:r>
           </w:p>
         </w:tc>
         <w:tc>
@@ -9588,12 +8722,6 @@
                 <w:szCs w:val="26"/>
               </w:rPr>
             </w:pPr>
-            <w:r>
-              <w:rPr>
-                <w:rFonts w:ascii="Times New Roman" w:hAnsi="Times New Roman"/>
-                <w:sz w:val="26"/>
-              </w:rPr>
-            </w:r>
           </w:p>
         </w:tc>
         <w:tc>
@@ -9615,12 +8743,6 @@
                 <w:szCs w:val="26"/>
               </w:rPr>
             </w:pPr>
-            <w:r>
-              <w:rPr>
-                <w:rFonts w:ascii="Times New Roman" w:hAnsi="Times New Roman"/>
-                <w:sz w:val="26"/>
-              </w:rPr>
-            </w:r>
           </w:p>
         </w:tc>
         <w:tc>
@@ -9642,12 +8764,6 @@
                 <w:szCs w:val="26"/>
               </w:rPr>
             </w:pPr>
-            <w:r>
-              <w:rPr>
-                <w:rFonts w:ascii="Times New Roman" w:hAnsi="Times New Roman"/>
-                <w:sz w:val="26"/>
-              </w:rPr>
-            </w:r>
           </w:p>
         </w:tc>
       </w:tr>
@@ -9731,13 +8847,6 @@
                 <w:szCs w:val="26"/>
               </w:rPr>
             </w:pPr>
-            <w:r>
-              <w:rPr>
-                <w:rFonts w:ascii="Times New Roman" w:hAnsi="Times New Roman" w:cs="Times New Roman"/>
-                <w:sz w:val="26"/>
-                <w:szCs w:val="26"/>
-              </w:rPr>
-            </w:r>
           </w:p>
         </w:tc>
         <w:tc>
@@ -9759,13 +8868,6 @@
                 <w:szCs w:val="26"/>
               </w:rPr>
             </w:pPr>
-            <w:r>
-              <w:rPr>
-                <w:rFonts w:ascii="Times New Roman" w:hAnsi="Times New Roman" w:cs="Times New Roman"/>
-                <w:sz w:val="26"/>
-                <w:szCs w:val="26"/>
-              </w:rPr>
-            </w:r>
           </w:p>
         </w:tc>
         <w:tc>
@@ -9787,13 +8889,6 @@
                 <w:szCs w:val="26"/>
               </w:rPr>
             </w:pPr>
-            <w:r>
-              <w:rPr>
-                <w:rFonts w:ascii="Times New Roman" w:hAnsi="Times New Roman" w:cs="Times New Roman"/>
-                <w:sz w:val="26"/>
-                <w:szCs w:val="26"/>
-              </w:rPr>
-            </w:r>
           </w:p>
         </w:tc>
         <w:tc>
@@ -9815,13 +8910,6 @@
                 <w:szCs w:val="26"/>
               </w:rPr>
             </w:pPr>
-            <w:r>
-              <w:rPr>
-                <w:rFonts w:ascii="Times New Roman" w:hAnsi="Times New Roman" w:cs="Times New Roman"/>
-                <w:sz w:val="26"/>
-                <w:szCs w:val="26"/>
-              </w:rPr>
-            </w:r>
           </w:p>
         </w:tc>
         <w:tc>
@@ -9843,13 +8931,6 @@
                 <w:szCs w:val="26"/>
               </w:rPr>
             </w:pPr>
-            <w:r>
-              <w:rPr>
-                <w:rFonts w:ascii="Times New Roman" w:hAnsi="Times New Roman" w:cs="Times New Roman"/>
-                <w:sz w:val="26"/>
-                <w:szCs w:val="26"/>
-              </w:rPr>
-            </w:r>
           </w:p>
         </w:tc>
       </w:tr>
@@ -9926,13 +9007,6 @@
                 <w:szCs w:val="26"/>
               </w:rPr>
             </w:pPr>
-            <w:r>
-              <w:rPr>
-                <w:rFonts w:ascii="Times New Roman" w:hAnsi="Times New Roman" w:cs="Times New Roman"/>
-                <w:sz w:val="26"/>
-                <w:szCs w:val="26"/>
-              </w:rPr>
-            </w:r>
           </w:p>
         </w:tc>
         <w:tc>
@@ -9954,13 +9028,6 @@
                 <w:szCs w:val="26"/>
               </w:rPr>
             </w:pPr>
-            <w:r>
-              <w:rPr>
-                <w:rFonts w:ascii="Times New Roman" w:hAnsi="Times New Roman" w:cs="Times New Roman"/>
-                <w:sz w:val="26"/>
-                <w:szCs w:val="26"/>
-              </w:rPr>
-            </w:r>
           </w:p>
         </w:tc>
         <w:tc>
@@ -9982,13 +9049,6 @@
                 <w:szCs w:val="26"/>
               </w:rPr>
             </w:pPr>
-            <w:r>
-              <w:rPr>
-                <w:rFonts w:ascii="Times New Roman" w:hAnsi="Times New Roman" w:cs="Times New Roman"/>
-                <w:sz w:val="26"/>
-                <w:szCs w:val="26"/>
-              </w:rPr>
-            </w:r>
           </w:p>
         </w:tc>
         <w:tc>
@@ -10010,13 +9070,6 @@
                 <w:szCs w:val="26"/>
               </w:rPr>
             </w:pPr>
-            <w:r>
-              <w:rPr>
-                <w:rFonts w:ascii="Times New Roman" w:hAnsi="Times New Roman" w:cs="Times New Roman"/>
-                <w:sz w:val="26"/>
-                <w:szCs w:val="26"/>
-              </w:rPr>
-            </w:r>
           </w:p>
         </w:tc>
         <w:tc>
@@ -10038,13 +9091,6 @@
                 <w:szCs w:val="26"/>
               </w:rPr>
             </w:pPr>
-            <w:r>
-              <w:rPr>
-                <w:rFonts w:ascii="Times New Roman" w:hAnsi="Times New Roman" w:cs="Times New Roman"/>
-                <w:sz w:val="26"/>
-                <w:szCs w:val="26"/>
-              </w:rPr>
-            </w:r>
           </w:p>
         </w:tc>
       </w:tr>
@@ -10121,13 +9167,6 @@
                 <w:szCs w:val="26"/>
               </w:rPr>
             </w:pPr>
-            <w:r>
-              <w:rPr>
-                <w:rFonts w:ascii="Times New Roman" w:hAnsi="Times New Roman" w:cs="Times New Roman"/>
-                <w:sz w:val="26"/>
-                <w:szCs w:val="26"/>
-              </w:rPr>
-            </w:r>
           </w:p>
         </w:tc>
         <w:tc>
@@ -10149,13 +9188,6 @@
                 <w:szCs w:val="26"/>
               </w:rPr>
             </w:pPr>
-            <w:r>
-              <w:rPr>
-                <w:rFonts w:ascii="Times New Roman" w:hAnsi="Times New Roman" w:cs="Times New Roman"/>
-                <w:sz w:val="26"/>
-                <w:szCs w:val="26"/>
-              </w:rPr>
-            </w:r>
           </w:p>
         </w:tc>
         <w:tc>
@@ -10177,13 +9209,6 @@
                 <w:szCs w:val="26"/>
               </w:rPr>
             </w:pPr>
-            <w:r>
-              <w:rPr>
-                <w:rFonts w:ascii="Times New Roman" w:hAnsi="Times New Roman" w:cs="Times New Roman"/>
-                <w:sz w:val="26"/>
-                <w:szCs w:val="26"/>
-              </w:rPr>
-            </w:r>
           </w:p>
         </w:tc>
         <w:tc>
@@ -10205,13 +9230,6 @@
                 <w:szCs w:val="26"/>
               </w:rPr>
             </w:pPr>
-            <w:r>
-              <w:rPr>
-                <w:rFonts w:ascii="Times New Roman" w:hAnsi="Times New Roman" w:cs="Times New Roman"/>
-                <w:sz w:val="26"/>
-                <w:szCs w:val="26"/>
-              </w:rPr>
-            </w:r>
           </w:p>
         </w:tc>
         <w:tc>
@@ -10233,13 +9251,6 @@
                 <w:szCs w:val="26"/>
               </w:rPr>
             </w:pPr>
-            <w:r>
-              <w:rPr>
-                <w:rFonts w:ascii="Times New Roman" w:hAnsi="Times New Roman" w:cs="Times New Roman"/>
-                <w:sz w:val="26"/>
-                <w:szCs w:val="26"/>
-              </w:rPr>
-            </w:r>
           </w:p>
         </w:tc>
       </w:tr>
@@ -10316,12 +9327,6 @@
                 <w:szCs w:val="26"/>
               </w:rPr>
             </w:pPr>
-            <w:r>
-              <w:rPr>
-                <w:rFonts w:ascii="Times New Roman" w:hAnsi="Times New Roman"/>
-                <w:sz w:val="26"/>
-              </w:rPr>
-            </w:r>
           </w:p>
         </w:tc>
         <w:tc>
@@ -10343,12 +9348,6 @@
                 <w:szCs w:val="26"/>
               </w:rPr>
             </w:pPr>
-            <w:r>
-              <w:rPr>
-                <w:rFonts w:ascii="Times New Roman" w:hAnsi="Times New Roman"/>
-                <w:sz w:val="26"/>
-              </w:rPr>
-            </w:r>
           </w:p>
         </w:tc>
         <w:tc>
@@ -10370,12 +9369,6 @@
                 <w:szCs w:val="26"/>
               </w:rPr>
             </w:pPr>
-            <w:r>
-              <w:rPr>
-                <w:rFonts w:ascii="Times New Roman" w:hAnsi="Times New Roman"/>
-                <w:sz w:val="26"/>
-              </w:rPr>
-            </w:r>
           </w:p>
         </w:tc>
         <w:tc>
@@ -10397,12 +9390,6 @@
                 <w:szCs w:val="26"/>
               </w:rPr>
             </w:pPr>
-            <w:r>
-              <w:rPr>
-                <w:rFonts w:ascii="Times New Roman" w:hAnsi="Times New Roman"/>
-                <w:sz w:val="26"/>
-              </w:rPr>
-            </w:r>
           </w:p>
         </w:tc>
         <w:tc>
@@ -10424,12 +9411,6 @@
                 <w:szCs w:val="26"/>
               </w:rPr>
             </w:pPr>
-            <w:r>
-              <w:rPr>
-                <w:rFonts w:ascii="Times New Roman" w:hAnsi="Times New Roman"/>
-                <w:sz w:val="26"/>
-              </w:rPr>
-            </w:r>
           </w:p>
         </w:tc>
       </w:tr>
@@ -10506,12 +9487,6 @@
                 <w:szCs w:val="26"/>
               </w:rPr>
             </w:pPr>
-            <w:r>
-              <w:rPr>
-                <w:rFonts w:ascii="Times New Roman" w:hAnsi="Times New Roman"/>
-                <w:sz w:val="26"/>
-              </w:rPr>
-            </w:r>
           </w:p>
         </w:tc>
         <w:tc>
@@ -10533,12 +9508,6 @@
                 <w:szCs w:val="26"/>
               </w:rPr>
             </w:pPr>
-            <w:r>
-              <w:rPr>
-                <w:rFonts w:ascii="Times New Roman" w:hAnsi="Times New Roman"/>
-                <w:sz w:val="26"/>
-              </w:rPr>
-            </w:r>
           </w:p>
         </w:tc>
         <w:tc>
@@ -10560,12 +9529,6 @@
                 <w:szCs w:val="26"/>
               </w:rPr>
             </w:pPr>
-            <w:r>
-              <w:rPr>
-                <w:rFonts w:ascii="Times New Roman" w:hAnsi="Times New Roman"/>
-                <w:sz w:val="26"/>
-              </w:rPr>
-            </w:r>
           </w:p>
         </w:tc>
         <w:tc>
@@ -10587,12 +9550,6 @@
                 <w:szCs w:val="26"/>
               </w:rPr>
             </w:pPr>
-            <w:r>
-              <w:rPr>
-                <w:rFonts w:ascii="Times New Roman" w:hAnsi="Times New Roman"/>
-                <w:sz w:val="26"/>
-              </w:rPr>
-            </w:r>
           </w:p>
         </w:tc>
         <w:tc>
@@ -10614,12 +9571,6 @@
                 <w:szCs w:val="26"/>
               </w:rPr>
             </w:pPr>
-            <w:r>
-              <w:rPr>
-                <w:rFonts w:ascii="Times New Roman" w:hAnsi="Times New Roman"/>
-                <w:sz w:val="26"/>
-              </w:rPr>
-            </w:r>
           </w:p>
         </w:tc>
       </w:tr>
@@ -10714,27 +9665,6 @@
               <w:br/>
               <w:t>…………………………………………………………………</w:t>
             </w:r>
-            <w:r>
-              <w:rPr>
-                <w:rFonts w:ascii="Times New Roman" w:hAnsi="Times New Roman" w:cs="Times New Roman"/>
-                <w:sz w:val="26"/>
-                <w:szCs w:val="26"/>
-              </w:rPr>
-            </w:r>
-            <w:r>
-              <w:rPr>
-                <w:rFonts w:ascii="Times New Roman" w:hAnsi="Times New Roman" w:cs="Times New Roman"/>
-                <w:sz w:val="26"/>
-                <w:szCs w:val="26"/>
-              </w:rPr>
-            </w:r>
-            <w:r>
-              <w:rPr>
-                <w:rFonts w:ascii="Times New Roman" w:hAnsi="Times New Roman" w:cs="Times New Roman"/>
-                <w:sz w:val="26"/>
-                <w:szCs w:val="26"/>
-              </w:rPr>
-            </w:r>
           </w:p>
         </w:tc>
         <w:tc>
@@ -10756,30 +9686,49 @@
                 <w:sz w:val="26"/>
               </w:rPr>
               <w:t>Ngày 25 tháng 9 năm 2026</w:t>
+            </w:r>
+            <w:r>
+              <w:rPr>
+                <w:rFonts w:ascii="Times New Roman" w:hAnsi="Times New Roman"/>
+                <w:sz w:val="26"/>
+              </w:rPr>
               <w:br/>
+              <w:t>Tổ trưởng</w:t>
             </w:r>
             <w:r>
               <w:rPr>
                 <w:rFonts w:ascii="Times New Roman" w:hAnsi="Times New Roman"/>
                 <w:sz w:val="26"/>
               </w:rPr>
-              <w:t>Tổ trưởng</w:t>
               <w:br/>
+            </w:r>
+            <w:r>
+              <w:rPr>
+                <w:rFonts w:ascii="Times New Roman" w:hAnsi="Times New Roman"/>
+                <w:sz w:val="26"/>
+              </w:rPr>
               <w:br/>
+            </w:r>
+            <w:r>
+              <w:rPr>
+                <w:rFonts w:ascii="Times New Roman" w:hAnsi="Times New Roman"/>
+                <w:sz w:val="26"/>
+              </w:rPr>
               <w:br/>
+            </w:r>
+            <w:r>
+              <w:rPr>
+                <w:rFonts w:ascii="Times New Roman" w:hAnsi="Times New Roman"/>
+                <w:sz w:val="26"/>
+              </w:rPr>
               <w:br/>
-            </w:r>
-            <w:r>
-              <w:rPr>
-                <w:rFonts w:ascii="Times New Roman" w:hAnsi="Times New Roman"/>
-                <w:sz w:val="26"/>
-              </w:rPr>
               <w:t>Nguyễn Thị Ngọc</w:t>
             </w:r>
           </w:p>
         </w:tc>
       </w:tr>
     </w:tbl>
+    <w:p/>
     <w:sectPr>
       <w:headerReference w:type="default" r:id="rId7"/>
       <w:footerReference w:type="default" r:id="rId8"/>
@@ -10794,7 +9743,7 @@
 </file>
 
 <file path=word/endnotes.xml><?xml version="1.0" encoding="utf-8"?>
-<w:endnotes xmlns:wpc="http://schemas.microsoft.com/office/word/2010/wordprocessingCanvas" xmlns:cx="http://schemas.microsoft.com/office/drawing/2014/chartex" xmlns:cx1="http://schemas.microsoft.com/office/drawing/2015/9/8/chartex" xmlns:cx2="http://schemas.microsoft.com/office/drawing/2015/10/21/chartex" xmlns:cx3="http://schemas.microsoft.com/office/drawing/2016/5/9/chartex" xmlns:cx4="http://schemas.microsoft.com/office/drawing/2016/5/10/chartex" xmlns:cx5="http://schemas.microsoft.com/office/drawing/2016/5/11/chartex" xmlns:cx6="http://schemas.microsoft.com/office/drawing/2016/5/12/chartex" xmlns:cx7="http://schemas.microsoft.com/office/drawing/2016/5/13/chartex" xmlns:cx8="http://schemas.microsoft.com/office/drawing/2016/5/14/chartex" xmlns:mc="http://schemas.openxmlformats.org/markup-compatibility/2006" xmlns:aink="http://schemas.microsoft.com/office/drawing/2016/ink" xmlns:am3d="http://schemas.microsoft.com/office/drawing/2017/model3d" xmlns:o="urn:schemas-microsoft-com:office:office" xmlns:oel="http://schemas.microsoft.com/office/2019/extlst" xmlns:r="http://schemas.openxmlformats.org/officeDocument/2006/relationships" xmlns:m="http://schemas.openxmlformats.org/officeDocument/2006/math" xmlns:v="urn:schemas-microsoft-com:vml" xmlns:wp14="http://schemas.microsoft.com/office/word/2010/wordprocessingDrawing" xmlns:wp="http://schemas.openxmlformats.org/drawingml/2006/wordprocessingDrawing" xmlns:w10="urn:schemas-microsoft-com:office:word" xmlns:w="http://schemas.openxmlformats.org/wordprocessingml/2006/main" xmlns:w14="http://schemas.microsoft.com/office/word/2010/wordml" xmlns:w15="http://schemas.microsoft.com/office/word/2012/wordml" xmlns:w16cei="http://schemas.microsoft.com/office/word/2026/wordml/cei" xmlns:w16cex="http://schemas.microsoft.com/office/word/2018/wordml/cex" xmlns:w16cid="http://schemas.microsoft.com/office/word/2016/wordml/cid" xmlns:w16="http://schemas.microsoft.com/office/word/2018/wordml" xmlns:w16du="http://schemas.microsoft.com/office/word/2023/wordml/word16du" xmlns:w16sdtdh="http://schemas.microsoft.com/office/word/2020/wordml/sdtdatahash" xmlns:w16sdtfl="http://schemas.microsoft.com/office/word/2024/wordml/sdtformatlock" xmlns:w16se="http://schemas.microsoft.com/office/word/2015/wordml/symex" xmlns:wpg="http://schemas.microsoft.com/office/word/2010/wordprocessingGroup" xmlns:wpi="http://schemas.microsoft.com/office/word/2010/wordprocessingInk" xmlns:wne="http://schemas.microsoft.com/office/word/2006/wordml" xmlns:wps="http://schemas.microsoft.com/office/word/2010/wordprocessingShape" mc:Ignorable="w14 w15 w16se w16cid w16 w16cex w16sdtdh w16sdtfl w16du wp14">
+<w:endnotes xmlns:wpc="http://schemas.microsoft.com/office/word/2010/wordprocessingCanvas" xmlns:cx="http://schemas.microsoft.com/office/drawing/2014/chartex" xmlns:cx1="http://schemas.microsoft.com/office/drawing/2015/9/8/chartex" xmlns:cx2="http://schemas.microsoft.com/office/drawing/2015/10/21/chartex" xmlns:cx3="http://schemas.microsoft.com/office/drawing/2016/5/9/chartex" xmlns:cx4="http://schemas.microsoft.com/office/drawing/2016/5/10/chartex" xmlns:cx5="http://schemas.microsoft.com/office/drawing/2016/5/11/chartex" xmlns:cx6="http://schemas.microsoft.com/office/drawing/2016/5/12/chartex" xmlns:cx7="http://schemas.microsoft.com/office/drawing/2016/5/13/chartex" xmlns:cx8="http://schemas.microsoft.com/office/drawing/2016/5/14/chartex" xmlns:mc="http://schemas.openxmlformats.org/markup-compatibility/2006" xmlns:aink="http://schemas.microsoft.com/office/drawing/2016/ink" xmlns:am3d="http://schemas.microsoft.com/office/drawing/2017/model3d" xmlns:o="urn:schemas-microsoft-com:office:office" xmlns:oel="http://schemas.microsoft.com/office/2019/extlst" xmlns:r="http://schemas.openxmlformats.org/officeDocument/2006/relationships" xmlns:m="http://schemas.openxmlformats.org/officeDocument/2006/math" xmlns:v="urn:schemas-microsoft-com:vml" xmlns:wp14="http://schemas.microsoft.com/office/word/2010/wordprocessingDrawing" xmlns:wp="http://schemas.openxmlformats.org/drawingml/2006/wordprocessingDrawing" xmlns:w10="urn:schemas-microsoft-com:office:word" xmlns:w="http://schemas.openxmlformats.org/wordprocessingml/2006/main" xmlns:w14="http://schemas.microsoft.com/office/word/2010/wordml" xmlns:w15="http://schemas.microsoft.com/office/word/2012/wordml" xmlns:w16cex="http://schemas.microsoft.com/office/word/2018/wordml/cex" xmlns:w16cid="http://schemas.microsoft.com/office/word/2016/wordml/cid" xmlns:w16="http://schemas.microsoft.com/office/word/2018/wordml" xmlns:w16du="http://schemas.microsoft.com/office/word/2023/wordml/word16du" xmlns:w16sdtdh="http://schemas.microsoft.com/office/word/2020/wordml/sdtdatahash" xmlns:w16sdtfl="http://schemas.microsoft.com/office/word/2024/wordml/sdtformatlock" xmlns:w16se="http://schemas.microsoft.com/office/word/2015/wordml/symex" xmlns:wpg="http://schemas.microsoft.com/office/word/2010/wordprocessingGroup" xmlns:wpi="http://schemas.microsoft.com/office/word/2010/wordprocessingInk" xmlns:wne="http://schemas.microsoft.com/office/word/2006/wordml" xmlns:wps="http://schemas.microsoft.com/office/word/2010/wordprocessingShape" mc:Ignorable="w14 w15 w16se w16cid w16 w16cex w16sdtdh w16sdtfl w16du wp14">
   <w:endnote w:type="separator" w:id="-1">
     <w:p>
       <w:pPr>
@@ -10819,7 +9768,7 @@
 </file>
 
 <file path=word/footer1.xml><?xml version="1.0" encoding="utf-8"?>
-<w:ftr xmlns:wpc="http://schemas.microsoft.com/office/word/2010/wordprocessingCanvas" xmlns:cx="http://schemas.microsoft.com/office/drawing/2014/chartex" xmlns:cx1="http://schemas.microsoft.com/office/drawing/2015/9/8/chartex" xmlns:cx2="http://schemas.microsoft.com/office/drawing/2015/10/21/chartex" xmlns:cx3="http://schemas.microsoft.com/office/drawing/2016/5/9/chartex" xmlns:cx4="http://schemas.microsoft.com/office/drawing/2016/5/10/chartex" xmlns:cx5="http://schemas.microsoft.com/office/drawing/2016/5/11/chartex" xmlns:cx6="http://schemas.microsoft.com/office/drawing/2016/5/12/chartex" xmlns:cx7="http://schemas.microsoft.com/office/drawing/2016/5/13/chartex" xmlns:cx8="http://schemas.microsoft.com/office/drawing/2016/5/14/chartex" xmlns:mc="http://schemas.openxmlformats.org/markup-compatibility/2006" xmlns:aink="http://schemas.microsoft.com/office/drawing/2016/ink" xmlns:am3d="http://schemas.microsoft.com/office/drawing/2017/model3d" xmlns:o="urn:schemas-microsoft-com:office:office" xmlns:oel="http://schemas.microsoft.com/office/2019/extlst" xmlns:r="http://schemas.openxmlformats.org/officeDocument/2006/relationships" xmlns:m="http://schemas.openxmlformats.org/officeDocument/2006/math" xmlns:v="urn:schemas-microsoft-com:vml" xmlns:wp14="http://schemas.microsoft.com/office/word/2010/wordprocessingDrawing" xmlns:wp="http://schemas.openxmlformats.org/drawingml/2006/wordprocessingDrawing" xmlns:w10="urn:schemas-microsoft-com:office:word" xmlns:w="http://schemas.openxmlformats.org/wordprocessingml/2006/main" xmlns:w14="http://schemas.microsoft.com/office/word/2010/wordml" xmlns:w15="http://schemas.microsoft.com/office/word/2012/wordml" xmlns:w16cei="http://schemas.microsoft.com/office/word/2026/wordml/cei" xmlns:w16cex="http://schemas.microsoft.com/office/word/2018/wordml/cex" xmlns:w16cid="http://schemas.microsoft.com/office/word/2016/wordml/cid" xmlns:w16="http://schemas.microsoft.com/office/word/2018/wordml" xmlns:w16du="http://schemas.microsoft.com/office/word/2023/wordml/word16du" xmlns:w16sdtdh="http://schemas.microsoft.com/office/word/2020/wordml/sdtdatahash" xmlns:w16sdtfl="http://schemas.microsoft.com/office/word/2024/wordml/sdtformatlock" xmlns:w16se="http://schemas.microsoft.com/office/word/2015/wordml/symex" xmlns:wpg="http://schemas.microsoft.com/office/word/2010/wordprocessingGroup" xmlns:wpi="http://schemas.microsoft.com/office/word/2010/wordprocessingInk" xmlns:wne="http://schemas.microsoft.com/office/word/2006/wordml" xmlns:wps="http://schemas.microsoft.com/office/word/2010/wordprocessingShape" mc:Ignorable="w14 w15 w16se w16cid w16 w16cex w16sdtdh w16sdtfl w16du wp14">
+<w:ftr xmlns:wpc="http://schemas.microsoft.com/office/word/2010/wordprocessingCanvas" xmlns:cx="http://schemas.microsoft.com/office/drawing/2014/chartex" xmlns:cx1="http://schemas.microsoft.com/office/drawing/2015/9/8/chartex" xmlns:cx2="http://schemas.microsoft.com/office/drawing/2015/10/21/chartex" xmlns:cx3="http://schemas.microsoft.com/office/drawing/2016/5/9/chartex" xmlns:cx4="http://schemas.microsoft.com/office/drawing/2016/5/10/chartex" xmlns:cx5="http://schemas.microsoft.com/office/drawing/2016/5/11/chartex" xmlns:cx6="http://schemas.microsoft.com/office/drawing/2016/5/12/chartex" xmlns:cx7="http://schemas.microsoft.com/office/drawing/2016/5/13/chartex" xmlns:cx8="http://schemas.microsoft.com/office/drawing/2016/5/14/chartex" xmlns:mc="http://schemas.openxmlformats.org/markup-compatibility/2006" xmlns:aink="http://schemas.microsoft.com/office/drawing/2016/ink" xmlns:am3d="http://schemas.microsoft.com/office/drawing/2017/model3d" xmlns:o="urn:schemas-microsoft-com:office:office" xmlns:oel="http://schemas.microsoft.com/office/2019/extlst" xmlns:r="http://schemas.openxmlformats.org/officeDocument/2006/relationships" xmlns:m="http://schemas.openxmlformats.org/officeDocument/2006/math" xmlns:v="urn:schemas-microsoft-com:vml" xmlns:wp14="http://schemas.microsoft.com/office/word/2010/wordprocessingDrawing" xmlns:wp="http://schemas.openxmlformats.org/drawingml/2006/wordprocessingDrawing" xmlns:w10="urn:schemas-microsoft-com:office:word" xmlns:w="http://schemas.openxmlformats.org/wordprocessingml/2006/main" xmlns:w14="http://schemas.microsoft.com/office/word/2010/wordml" xmlns:w15="http://schemas.microsoft.com/office/word/2012/wordml" xmlns:w16cex="http://schemas.microsoft.com/office/word/2018/wordml/cex" xmlns:w16cid="http://schemas.microsoft.com/office/word/2016/wordml/cid" xmlns:w16="http://schemas.microsoft.com/office/word/2018/wordml" xmlns:w16du="http://schemas.microsoft.com/office/word/2023/wordml/word16du" xmlns:w16sdtdh="http://schemas.microsoft.com/office/word/2020/wordml/sdtdatahash" xmlns:w16sdtfl="http://schemas.microsoft.com/office/word/2024/wordml/sdtformatlock" xmlns:w16se="http://schemas.microsoft.com/office/word/2015/wordml/symex" xmlns:wpg="http://schemas.microsoft.com/office/word/2010/wordprocessingGroup" xmlns:wpi="http://schemas.microsoft.com/office/word/2010/wordprocessingInk" xmlns:wne="http://schemas.microsoft.com/office/word/2006/wordml" xmlns:wps="http://schemas.microsoft.com/office/word/2010/wordprocessingShape" mc:Ignorable="w14 w15 w16se w16cid w16 w16cex w16sdtdh w16sdtfl w16du wp14">
   <w:p>
     <w:pPr>
       <w:pBdr>
@@ -10898,7 +9847,7 @@
 </file>
 
 <file path=word/footnotes.xml><?xml version="1.0" encoding="utf-8"?>
-<w:footnotes xmlns:wpc="http://schemas.microsoft.com/office/word/2010/wordprocessingCanvas" xmlns:cx="http://schemas.microsoft.com/office/drawing/2014/chartex" xmlns:cx1="http://schemas.microsoft.com/office/drawing/2015/9/8/chartex" xmlns:cx2="http://schemas.microsoft.com/office/drawing/2015/10/21/chartex" xmlns:cx3="http://schemas.microsoft.com/office/drawing/2016/5/9/chartex" xmlns:cx4="http://schemas.microsoft.com/office/drawing/2016/5/10/chartex" xmlns:cx5="http://schemas.microsoft.com/office/drawing/2016/5/11/chartex" xmlns:cx6="http://schemas.microsoft.com/office/drawing/2016/5/12/chartex" xmlns:cx7="http://schemas.microsoft.com/office/drawing/2016/5/13/chartex" xmlns:cx8="http://schemas.microsoft.com/office/drawing/2016/5/14/chartex" xmlns:mc="http://schemas.openxmlformats.org/markup-compatibility/2006" xmlns:aink="http://schemas.microsoft.com/office/drawing/2016/ink" xmlns:am3d="http://schemas.microsoft.com/office/drawing/2017/model3d" xmlns:o="urn:schemas-microsoft-com:office:office" xmlns:oel="http://schemas.microsoft.com/office/2019/extlst" xmlns:r="http://schemas.openxmlformats.org/officeDocument/2006/relationships" xmlns:m="http://schemas.openxmlformats.org/officeDocument/2006/math" xmlns:v="urn:schemas-microsoft-com:vml" xmlns:wp14="http://schemas.microsoft.com/office/word/2010/wordprocessingDrawing" xmlns:wp="http://schemas.openxmlformats.org/drawingml/2006/wordprocessingDrawing" xmlns:w10="urn:schemas-microsoft-com:office:word" xmlns:w="http://schemas.openxmlformats.org/wordprocessingml/2006/main" xmlns:w14="http://schemas.microsoft.com/office/word/2010/wordml" xmlns:w15="http://schemas.microsoft.com/office/word/2012/wordml" xmlns:w16cei="http://schemas.microsoft.com/office/word/2026/wordml/cei" xmlns:w16cex="http://schemas.microsoft.com/office/word/2018/wordml/cex" xmlns:w16cid="http://schemas.microsoft.com/office/word/2016/wordml/cid" xmlns:w16="http://schemas.microsoft.com/office/word/2018/wordml" xmlns:w16du="http://schemas.microsoft.com/office/word/2023/wordml/word16du" xmlns:w16sdtdh="http://schemas.microsoft.com/office/word/2020/wordml/sdtdatahash" xmlns:w16sdtfl="http://schemas.microsoft.com/office/word/2024/wordml/sdtformatlock" xmlns:w16se="http://schemas.microsoft.com/office/word/2015/wordml/symex" xmlns:wpg="http://schemas.microsoft.com/office/word/2010/wordprocessingGroup" xmlns:wpi="http://schemas.microsoft.com/office/word/2010/wordprocessingInk" xmlns:wne="http://schemas.microsoft.com/office/word/2006/wordml" xmlns:wps="http://schemas.microsoft.com/office/word/2010/wordprocessingShape" mc:Ignorable="w14 w15 w16se w16cid w16 w16cex w16sdtdh w16sdtfl w16du wp14">
+<w:footnotes xmlns:wpc="http://schemas.microsoft.com/office/word/2010/wordprocessingCanvas" xmlns:cx="http://schemas.microsoft.com/office/drawing/2014/chartex" xmlns:cx1="http://schemas.microsoft.com/office/drawing/2015/9/8/chartex" xmlns:cx2="http://schemas.microsoft.com/office/drawing/2015/10/21/chartex" xmlns:cx3="http://schemas.microsoft.com/office/drawing/2016/5/9/chartex" xmlns:cx4="http://schemas.microsoft.com/office/drawing/2016/5/10/chartex" xmlns:cx5="http://schemas.microsoft.com/office/drawing/2016/5/11/chartex" xmlns:cx6="http://schemas.microsoft.com/office/drawing/2016/5/12/chartex" xmlns:cx7="http://schemas.microsoft.com/office/drawing/2016/5/13/chartex" xmlns:cx8="http://schemas.microsoft.com/office/drawing/2016/5/14/chartex" xmlns:mc="http://schemas.openxmlformats.org/markup-compatibility/2006" xmlns:aink="http://schemas.microsoft.com/office/drawing/2016/ink" xmlns:am3d="http://schemas.microsoft.com/office/drawing/2017/model3d" xmlns:o="urn:schemas-microsoft-com:office:office" xmlns:oel="http://schemas.microsoft.com/office/2019/extlst" xmlns:r="http://schemas.openxmlformats.org/officeDocument/2006/relationships" xmlns:m="http://schemas.openxmlformats.org/officeDocument/2006/math" xmlns:v="urn:schemas-microsoft-com:vml" xmlns:wp14="http://schemas.microsoft.com/office/word/2010/wordprocessingDrawing" xmlns:wp="http://schemas.openxmlformats.org/drawingml/2006/wordprocessingDrawing" xmlns:w10="urn:schemas-microsoft-com:office:word" xmlns:w="http://schemas.openxmlformats.org/wordprocessingml/2006/main" xmlns:w14="http://schemas.microsoft.com/office/word/2010/wordml" xmlns:w15="http://schemas.microsoft.com/office/word/2012/wordml" xmlns:w16cex="http://schemas.microsoft.com/office/word/2018/wordml/cex" xmlns:w16cid="http://schemas.microsoft.com/office/word/2016/wordml/cid" xmlns:w16="http://schemas.microsoft.com/office/word/2018/wordml" xmlns:w16du="http://schemas.microsoft.com/office/word/2023/wordml/word16du" xmlns:w16sdtdh="http://schemas.microsoft.com/office/word/2020/wordml/sdtdatahash" xmlns:w16sdtfl="http://schemas.microsoft.com/office/word/2024/wordml/sdtformatlock" xmlns:w16se="http://schemas.microsoft.com/office/word/2015/wordml/symex" xmlns:wpg="http://schemas.microsoft.com/office/word/2010/wordprocessingGroup" xmlns:wpi="http://schemas.microsoft.com/office/word/2010/wordprocessingInk" xmlns:wne="http://schemas.microsoft.com/office/word/2006/wordml" xmlns:wps="http://schemas.microsoft.com/office/word/2010/wordprocessingShape" mc:Ignorable="w14 w15 w16se w16cid w16 w16cex w16sdtdh w16sdtfl w16du wp14">
   <w:footnote w:type="separator" w:id="-1">
     <w:p>
       <w:pPr>
@@ -10923,7 +9872,7 @@
 </file>
 
 <file path=word/header1.xml><?xml version="1.0" encoding="utf-8"?>
-<w:hdr xmlns:wpc="http://schemas.microsoft.com/office/word/2010/wordprocessingCanvas" xmlns:cx="http://schemas.microsoft.com/office/drawing/2014/chartex" xmlns:cx1="http://schemas.microsoft.com/office/drawing/2015/9/8/chartex" xmlns:cx2="http://schemas.microsoft.com/office/drawing/2015/10/21/chartex" xmlns:cx3="http://schemas.microsoft.com/office/drawing/2016/5/9/chartex" xmlns:cx4="http://schemas.microsoft.com/office/drawing/2016/5/10/chartex" xmlns:cx5="http://schemas.microsoft.com/office/drawing/2016/5/11/chartex" xmlns:cx6="http://schemas.microsoft.com/office/drawing/2016/5/12/chartex" xmlns:cx7="http://schemas.microsoft.com/office/drawing/2016/5/13/chartex" xmlns:cx8="http://schemas.microsoft.com/office/drawing/2016/5/14/chartex" xmlns:mc="http://schemas.openxmlformats.org/markup-compatibility/2006" xmlns:aink="http://schemas.microsoft.com/office/drawing/2016/ink" xmlns:am3d="http://schemas.microsoft.com/office/drawing/2017/model3d" xmlns:o="urn:schemas-microsoft-com:office:office" xmlns:oel="http://schemas.microsoft.com/office/2019/extlst" xmlns:r="http://schemas.openxmlformats.org/officeDocument/2006/relationships" xmlns:m="http://schemas.openxmlformats.org/officeDocument/2006/math" xmlns:v="urn:schemas-microsoft-com:vml" xmlns:wp14="http://schemas.microsoft.com/office/word/2010/wordprocessingDrawing" xmlns:wp="http://schemas.openxmlformats.org/drawingml/2006/wordprocessingDrawing" xmlns:w10="urn:schemas-microsoft-com:office:word" xmlns:w="http://schemas.openxmlformats.org/wordprocessingml/2006/main" xmlns:w14="http://schemas.microsoft.com/office/word/2010/wordml" xmlns:w15="http://schemas.microsoft.com/office/word/2012/wordml" xmlns:w16cei="http://schemas.microsoft.com/office/word/2026/wordml/cei" xmlns:w16cex="http://schemas.microsoft.com/office/word/2018/wordml/cex" xmlns:w16cid="http://schemas.microsoft.com/office/word/2016/wordml/cid" xmlns:w16="http://schemas.microsoft.com/office/word/2018/wordml" xmlns:w16du="http://schemas.microsoft.com/office/word/2023/wordml/word16du" xmlns:w16sdtdh="http://schemas.microsoft.com/office/word/2020/wordml/sdtdatahash" xmlns:w16sdtfl="http://schemas.microsoft.com/office/word/2024/wordml/sdtformatlock" xmlns:w16se="http://schemas.microsoft.com/office/word/2015/wordml/symex" xmlns:wpg="http://schemas.microsoft.com/office/word/2010/wordprocessingGroup" xmlns:wpi="http://schemas.microsoft.com/office/word/2010/wordprocessingInk" xmlns:wne="http://schemas.microsoft.com/office/word/2006/wordml" xmlns:wps="http://schemas.microsoft.com/office/word/2010/wordprocessingShape" mc:Ignorable="w14 w15 w16se w16cid w16 w16cex w16sdtdh w16sdtfl w16du wp14">
+<w:hdr xmlns:wpc="http://schemas.microsoft.com/office/word/2010/wordprocessingCanvas" xmlns:cx="http://schemas.microsoft.com/office/drawing/2014/chartex" xmlns:cx1="http://schemas.microsoft.com/office/drawing/2015/9/8/chartex" xmlns:cx2="http://schemas.microsoft.com/office/drawing/2015/10/21/chartex" xmlns:cx3="http://schemas.microsoft.com/office/drawing/2016/5/9/chartex" xmlns:cx4="http://schemas.microsoft.com/office/drawing/2016/5/10/chartex" xmlns:cx5="http://schemas.microsoft.com/office/drawing/2016/5/11/chartex" xmlns:cx6="http://schemas.microsoft.com/office/drawing/2016/5/12/chartex" xmlns:cx7="http://schemas.microsoft.com/office/drawing/2016/5/13/chartex" xmlns:cx8="http://schemas.microsoft.com/office/drawing/2016/5/14/chartex" xmlns:mc="http://schemas.openxmlformats.org/markup-compatibility/2006" xmlns:aink="http://schemas.microsoft.com/office/drawing/2016/ink" xmlns:am3d="http://schemas.microsoft.com/office/drawing/2017/model3d" xmlns:o="urn:schemas-microsoft-com:office:office" xmlns:oel="http://schemas.microsoft.com/office/2019/extlst" xmlns:r="http://schemas.openxmlformats.org/officeDocument/2006/relationships" xmlns:m="http://schemas.openxmlformats.org/officeDocument/2006/math" xmlns:v="urn:schemas-microsoft-com:vml" xmlns:wp14="http://schemas.microsoft.com/office/word/2010/wordprocessingDrawing" xmlns:wp="http://schemas.openxmlformats.org/drawingml/2006/wordprocessingDrawing" xmlns:w10="urn:schemas-microsoft-com:office:word" xmlns:w="http://schemas.openxmlformats.org/wordprocessingml/2006/main" xmlns:w14="http://schemas.microsoft.com/office/word/2010/wordml" xmlns:w15="http://schemas.microsoft.com/office/word/2012/wordml" xmlns:w16cex="http://schemas.microsoft.com/office/word/2018/wordml/cex" xmlns:w16cid="http://schemas.microsoft.com/office/word/2016/wordml/cid" xmlns:w16="http://schemas.microsoft.com/office/word/2018/wordml" xmlns:w16du="http://schemas.microsoft.com/office/word/2023/wordml/word16du" xmlns:w16sdtdh="http://schemas.microsoft.com/office/word/2020/wordml/sdtdatahash" xmlns:w16sdtfl="http://schemas.microsoft.com/office/word/2024/wordml/sdtformatlock" xmlns:w16se="http://schemas.microsoft.com/office/word/2015/wordml/symex" xmlns:wpg="http://schemas.microsoft.com/office/word/2010/wordprocessingGroup" xmlns:wpi="http://schemas.microsoft.com/office/word/2010/wordprocessingInk" xmlns:wne="http://schemas.microsoft.com/office/word/2006/wordml" xmlns:wps="http://schemas.microsoft.com/office/word/2010/wordprocessingShape" mc:Ignorable="w14 w15 w16se w16cid w16 w16cex w16sdtdh w16sdtfl w16du wp14">
   <w:p>
     <w:pPr>
       <w:pStyle w:val="Header"/>

--- a/Hệ thống mẫu văn bản/Nguyên đã làm/Lịch báo giảng/Lịch báo giảng - Tuần 09 (TTH+TH).docx
+++ b/Hệ thống mẫu văn bản/Nguyên đã làm/Lịch báo giảng/Lịch báo giảng - Tuần 09 (TTH+TH).docx
@@ -1,6 +1,6 @@
 
 <file path=word/document.xml><?xml version="1.0" encoding="utf-8"?>
-<w:document xmlns:wpc="http://schemas.microsoft.com/office/word/2010/wordprocessingCanvas" xmlns:cx="http://schemas.microsoft.com/office/drawing/2014/chartex" xmlns:cx1="http://schemas.microsoft.com/office/drawing/2015/9/8/chartex" xmlns:cx2="http://schemas.microsoft.com/office/drawing/2015/10/21/chartex" xmlns:cx3="http://schemas.microsoft.com/office/drawing/2016/5/9/chartex" xmlns:cx4="http://schemas.microsoft.com/office/drawing/2016/5/10/chartex" xmlns:cx5="http://schemas.microsoft.com/office/drawing/2016/5/11/chartex" xmlns:cx6="http://schemas.microsoft.com/office/drawing/2016/5/12/chartex" xmlns:cx7="http://schemas.microsoft.com/office/drawing/2016/5/13/chartex" xmlns:cx8="http://schemas.microsoft.com/office/drawing/2016/5/14/chartex" xmlns:mc="http://schemas.openxmlformats.org/markup-compatibility/2006" xmlns:aink="http://schemas.microsoft.com/office/drawing/2016/ink" xmlns:am3d="http://schemas.microsoft.com/office/drawing/2017/model3d" xmlns:o="urn:schemas-microsoft-com:office:office" xmlns:oel="http://schemas.microsoft.com/office/2019/extlst" xmlns:r="http://schemas.openxmlformats.org/officeDocument/2006/relationships" xmlns:m="http://schemas.openxmlformats.org/officeDocument/2006/math" xmlns:v="urn:schemas-microsoft-com:vml" xmlns:wp14="http://schemas.microsoft.com/office/word/2010/wordprocessingDrawing" xmlns:wp="http://schemas.openxmlformats.org/drawingml/2006/wordprocessingDrawing" xmlns:w10="urn:schemas-microsoft-com:office:word" xmlns:w="http://schemas.openxmlformats.org/wordprocessingml/2006/main" xmlns:w14="http://schemas.microsoft.com/office/word/2010/wordml" xmlns:w15="http://schemas.microsoft.com/office/word/2012/wordml" xmlns:w16cex="http://schemas.microsoft.com/office/word/2018/wordml/cex" xmlns:w16cid="http://schemas.microsoft.com/office/word/2016/wordml/cid" xmlns:w16="http://schemas.microsoft.com/office/word/2018/wordml" xmlns:w16du="http://schemas.microsoft.com/office/word/2023/wordml/word16du" xmlns:w16sdtdh="http://schemas.microsoft.com/office/word/2020/wordml/sdtdatahash" xmlns:w16sdtfl="http://schemas.microsoft.com/office/word/2024/wordml/sdtformatlock" xmlns:w16se="http://schemas.microsoft.com/office/word/2015/wordml/symex" xmlns:wpg="http://schemas.microsoft.com/office/word/2010/wordprocessingGroup" xmlns:wpi="http://schemas.microsoft.com/office/word/2010/wordprocessingInk" xmlns:wne="http://schemas.microsoft.com/office/word/2006/wordml" xmlns:wps="http://schemas.microsoft.com/office/word/2010/wordprocessingShape" mc:Ignorable="w14 w15 w16se w16cid w16 w16cex w16sdtdh w16sdtfl w16du wp14">
+<w:document xmlns:wpc="http://schemas.microsoft.com/office/word/2010/wordprocessingCanvas" xmlns:cx="http://schemas.microsoft.com/office/drawing/2014/chartex" xmlns:cx1="http://schemas.microsoft.com/office/drawing/2015/9/8/chartex" xmlns:cx2="http://schemas.microsoft.com/office/drawing/2015/10/21/chartex" xmlns:cx3="http://schemas.microsoft.com/office/drawing/2016/5/9/chartex" xmlns:cx4="http://schemas.microsoft.com/office/drawing/2016/5/10/chartex" xmlns:cx5="http://schemas.microsoft.com/office/drawing/2016/5/11/chartex" xmlns:cx6="http://schemas.microsoft.com/office/drawing/2016/5/12/chartex" xmlns:cx7="http://schemas.microsoft.com/office/drawing/2016/5/13/chartex" xmlns:cx8="http://schemas.microsoft.com/office/drawing/2016/5/14/chartex" xmlns:mc="http://schemas.openxmlformats.org/markup-compatibility/2006" xmlns:aink="http://schemas.microsoft.com/office/drawing/2016/ink" xmlns:am3d="http://schemas.microsoft.com/office/drawing/2017/model3d" xmlns:o="urn:schemas-microsoft-com:office:office" xmlns:oel="http://schemas.microsoft.com/office/2019/extlst" xmlns:r="http://schemas.openxmlformats.org/officeDocument/2006/relationships" xmlns:m="http://schemas.openxmlformats.org/officeDocument/2006/math" xmlns:v="urn:schemas-microsoft-com:vml" xmlns:wp14="http://schemas.microsoft.com/office/word/2010/wordprocessingDrawing" xmlns:wp="http://schemas.openxmlformats.org/drawingml/2006/wordprocessingDrawing" xmlns:w10="urn:schemas-microsoft-com:office:word" xmlns:w="http://schemas.openxmlformats.org/wordprocessingml/2006/main" xmlns:w14="http://schemas.microsoft.com/office/word/2010/wordml" xmlns:w15="http://schemas.microsoft.com/office/word/2012/wordml" xmlns:w16cei="http://schemas.microsoft.com/office/word/2026/wordml/cei" xmlns:w16cex="http://schemas.microsoft.com/office/word/2018/wordml/cex" xmlns:w16cid="http://schemas.microsoft.com/office/word/2016/wordml/cid" xmlns:w16="http://schemas.microsoft.com/office/word/2018/wordml" xmlns:w16du="http://schemas.microsoft.com/office/word/2023/wordml/word16du" xmlns:w16sdtdh="http://schemas.microsoft.com/office/word/2020/wordml/sdtdatahash" xmlns:w16sdtfl="http://schemas.microsoft.com/office/word/2024/wordml/sdtformatlock" xmlns:w16se="http://schemas.microsoft.com/office/word/2015/wordml/symex" xmlns:wpg="http://schemas.microsoft.com/office/word/2010/wordprocessingGroup" xmlns:wpi="http://schemas.microsoft.com/office/word/2010/wordprocessingInk" xmlns:wne="http://schemas.microsoft.com/office/word/2006/wordml" xmlns:wps="http://schemas.microsoft.com/office/word/2010/wordprocessingShape" mc:Ignorable="w14 w15 w16se w16cid w16 w16cex w16sdtdh w16sdtfl w16du wp14">
   <w:body>
     <w:p>
       <w:pPr>
@@ -10,6 +10,10 @@
         </w:rPr>
       </w:pPr>
       <w:r>
+        <w:rPr>
+          <w:rFonts w:ascii="Times New Roman" w:hAnsi="Times New Roman"/>
+          <w:sz w:val="26"/>
+        </w:rPr>
         <w:t>TUẦN 09 (từ ngày 28/09/2026 đến ngày 02/10/2026)</w:t>
       </w:r>
     </w:p>
@@ -22,6 +26,10 @@
         </w:rPr>
       </w:pPr>
       <w:r>
+        <w:rPr>
+          <w:rFonts w:ascii="Times New Roman" w:hAnsi="Times New Roman"/>
+          <w:sz w:val="26"/>
+        </w:rPr>
         <w:t>Ngày 25 tháng 09 năm 2026</w:t>
       </w:r>
     </w:p>
@@ -34,9 +42,11 @@
       </w:pPr>
       <w:r>
         <w:rPr>
+          <w:rFonts w:ascii="Times New Roman" w:hAnsi="Times New Roman"/>
           <w:i/>
+          <w:sz w:val="26"/>
         </w:rPr>
-        <w:t>Buổi…sáng……..Tuần…09…(Từ ngày…28/09/2026 …đến ngày:… 02/10/2026….)</w:t>
+        <w:t>Buổi sáng    Tuần 09 (Từ ngày 28/09/2026 đến ngày 02/10/2026)</w:t>
       </w:r>
     </w:p>
     <w:tbl>
@@ -394,6 +404,12 @@
                 <w:szCs w:val="26"/>
               </w:rPr>
             </w:pPr>
+            <w:r>
+              <w:rPr>
+                <w:rFonts w:ascii="Times New Roman" w:hAnsi="Times New Roman"/>
+                <w:sz w:val="26"/>
+              </w:rPr>
+            </w:r>
           </w:p>
         </w:tc>
         <w:tc>
@@ -415,6 +431,12 @@
                 <w:szCs w:val="26"/>
               </w:rPr>
             </w:pPr>
+            <w:r>
+              <w:rPr>
+                <w:rFonts w:ascii="Times New Roman" w:hAnsi="Times New Roman"/>
+                <w:sz w:val="26"/>
+              </w:rPr>
+            </w:r>
           </w:p>
         </w:tc>
         <w:tc>
@@ -436,6 +458,12 @@
                 <w:szCs w:val="26"/>
               </w:rPr>
             </w:pPr>
+            <w:r>
+              <w:rPr>
+                <w:rFonts w:ascii="Times New Roman" w:hAnsi="Times New Roman"/>
+                <w:sz w:val="26"/>
+              </w:rPr>
+            </w:r>
           </w:p>
         </w:tc>
         <w:tc>
@@ -457,6 +485,12 @@
                 <w:szCs w:val="26"/>
               </w:rPr>
             </w:pPr>
+            <w:r>
+              <w:rPr>
+                <w:rFonts w:ascii="Times New Roman" w:hAnsi="Times New Roman"/>
+                <w:sz w:val="26"/>
+              </w:rPr>
+            </w:r>
           </w:p>
         </w:tc>
         <w:tc>
@@ -478,6 +512,12 @@
                 <w:szCs w:val="26"/>
               </w:rPr>
             </w:pPr>
+            <w:r>
+              <w:rPr>
+                <w:rFonts w:ascii="Times New Roman" w:hAnsi="Times New Roman"/>
+                <w:sz w:val="26"/>
+              </w:rPr>
+            </w:r>
           </w:p>
         </w:tc>
       </w:tr>
@@ -555,6 +595,12 @@
                 <w:szCs w:val="26"/>
               </w:rPr>
             </w:pPr>
+            <w:r>
+              <w:rPr>
+                <w:rFonts w:ascii="Times New Roman" w:hAnsi="Times New Roman"/>
+                <w:sz w:val="26"/>
+              </w:rPr>
+            </w:r>
           </w:p>
         </w:tc>
         <w:tc>
@@ -576,6 +622,12 @@
                 <w:szCs w:val="26"/>
               </w:rPr>
             </w:pPr>
+            <w:r>
+              <w:rPr>
+                <w:rFonts w:ascii="Times New Roman" w:hAnsi="Times New Roman"/>
+                <w:sz w:val="26"/>
+              </w:rPr>
+            </w:r>
           </w:p>
         </w:tc>
         <w:tc>
@@ -597,6 +649,12 @@
                 <w:szCs w:val="26"/>
               </w:rPr>
             </w:pPr>
+            <w:r>
+              <w:rPr>
+                <w:rFonts w:ascii="Times New Roman" w:hAnsi="Times New Roman"/>
+                <w:sz w:val="26"/>
+              </w:rPr>
+            </w:r>
           </w:p>
         </w:tc>
         <w:tc>
@@ -618,6 +676,12 @@
                 <w:szCs w:val="26"/>
               </w:rPr>
             </w:pPr>
+            <w:r>
+              <w:rPr>
+                <w:rFonts w:ascii="Times New Roman" w:hAnsi="Times New Roman"/>
+                <w:sz w:val="26"/>
+              </w:rPr>
+            </w:r>
           </w:p>
         </w:tc>
         <w:tc>
@@ -639,6 +703,12 @@
                 <w:szCs w:val="26"/>
               </w:rPr>
             </w:pPr>
+            <w:r>
+              <w:rPr>
+                <w:rFonts w:ascii="Times New Roman" w:hAnsi="Times New Roman"/>
+                <w:sz w:val="26"/>
+              </w:rPr>
+            </w:r>
           </w:p>
         </w:tc>
       </w:tr>
@@ -1113,6 +1183,12 @@
                 <w:szCs w:val="26"/>
               </w:rPr>
             </w:pPr>
+            <w:r>
+              <w:rPr>
+                <w:rFonts w:ascii="Times New Roman" w:hAnsi="Times New Roman"/>
+                <w:sz w:val="26"/>
+              </w:rPr>
+            </w:r>
           </w:p>
         </w:tc>
         <w:tc>
@@ -1134,6 +1210,12 @@
                 <w:szCs w:val="26"/>
               </w:rPr>
             </w:pPr>
+            <w:r>
+              <w:rPr>
+                <w:rFonts w:ascii="Times New Roman" w:hAnsi="Times New Roman"/>
+                <w:sz w:val="26"/>
+              </w:rPr>
+            </w:r>
           </w:p>
         </w:tc>
         <w:tc>
@@ -1155,6 +1237,12 @@
                 <w:szCs w:val="26"/>
               </w:rPr>
             </w:pPr>
+            <w:r>
+              <w:rPr>
+                <w:rFonts w:ascii="Times New Roman" w:hAnsi="Times New Roman"/>
+                <w:sz w:val="26"/>
+              </w:rPr>
+            </w:r>
           </w:p>
         </w:tc>
         <w:tc>
@@ -1176,6 +1264,12 @@
                 <w:szCs w:val="26"/>
               </w:rPr>
             </w:pPr>
+            <w:r>
+              <w:rPr>
+                <w:rFonts w:ascii="Times New Roman" w:hAnsi="Times New Roman"/>
+                <w:sz w:val="26"/>
+              </w:rPr>
+            </w:r>
           </w:p>
         </w:tc>
         <w:tc>
@@ -1197,6 +1291,12 @@
                 <w:szCs w:val="26"/>
               </w:rPr>
             </w:pPr>
+            <w:r>
+              <w:rPr>
+                <w:rFonts w:ascii="Times New Roman" w:hAnsi="Times New Roman"/>
+                <w:sz w:val="26"/>
+              </w:rPr>
+            </w:r>
           </w:p>
         </w:tc>
       </w:tr>
@@ -1478,6 +1578,12 @@
                 <w:szCs w:val="26"/>
               </w:rPr>
             </w:pPr>
+            <w:r>
+              <w:rPr>
+                <w:rFonts w:ascii="Times New Roman" w:hAnsi="Times New Roman"/>
+                <w:sz w:val="26"/>
+              </w:rPr>
+            </w:r>
           </w:p>
         </w:tc>
         <w:tc>
@@ -1499,6 +1605,12 @@
                 <w:szCs w:val="26"/>
               </w:rPr>
             </w:pPr>
+            <w:r>
+              <w:rPr>
+                <w:rFonts w:ascii="Times New Roman" w:hAnsi="Times New Roman"/>
+                <w:sz w:val="26"/>
+              </w:rPr>
+            </w:r>
           </w:p>
         </w:tc>
         <w:tc>
@@ -1520,6 +1632,12 @@
                 <w:szCs w:val="26"/>
               </w:rPr>
             </w:pPr>
+            <w:r>
+              <w:rPr>
+                <w:rFonts w:ascii="Times New Roman" w:hAnsi="Times New Roman"/>
+                <w:sz w:val="26"/>
+              </w:rPr>
+            </w:r>
           </w:p>
         </w:tc>
         <w:tc>
@@ -1541,6 +1659,12 @@
                 <w:szCs w:val="26"/>
               </w:rPr>
             </w:pPr>
+            <w:r>
+              <w:rPr>
+                <w:rFonts w:ascii="Times New Roman" w:hAnsi="Times New Roman"/>
+                <w:sz w:val="26"/>
+              </w:rPr>
+            </w:r>
           </w:p>
         </w:tc>
         <w:tc>
@@ -1562,6 +1686,12 @@
                 <w:szCs w:val="26"/>
               </w:rPr>
             </w:pPr>
+            <w:r>
+              <w:rPr>
+                <w:rFonts w:ascii="Times New Roman" w:hAnsi="Times New Roman"/>
+                <w:sz w:val="26"/>
+              </w:rPr>
+            </w:r>
           </w:p>
         </w:tc>
       </w:tr>
@@ -1937,7 +2067,7 @@
                 <w:sz w:val="26"/>
                 <w:szCs w:val="26"/>
               </w:rPr>
-              <w:t>Ôn tập Đánh giá định kỳ 1</w:t>
+              <w:t>Đánh giá định kỳ 1</w:t>
             </w:r>
           </w:p>
         </w:tc>
@@ -2047,6 +2177,12 @@
                 <w:szCs w:val="26"/>
               </w:rPr>
             </w:pPr>
+            <w:r>
+              <w:rPr>
+                <w:rFonts w:ascii="Times New Roman" w:hAnsi="Times New Roman"/>
+                <w:sz w:val="26"/>
+              </w:rPr>
+            </w:r>
           </w:p>
         </w:tc>
         <w:tc>
@@ -2068,6 +2204,12 @@
                 <w:szCs w:val="26"/>
               </w:rPr>
             </w:pPr>
+            <w:r>
+              <w:rPr>
+                <w:rFonts w:ascii="Times New Roman" w:hAnsi="Times New Roman"/>
+                <w:sz w:val="26"/>
+              </w:rPr>
+            </w:r>
           </w:p>
         </w:tc>
         <w:tc>
@@ -2089,6 +2231,12 @@
                 <w:szCs w:val="26"/>
               </w:rPr>
             </w:pPr>
+            <w:r>
+              <w:rPr>
+                <w:rFonts w:ascii="Times New Roman" w:hAnsi="Times New Roman"/>
+                <w:sz w:val="26"/>
+              </w:rPr>
+            </w:r>
           </w:p>
         </w:tc>
         <w:tc>
@@ -2110,6 +2258,12 @@
                 <w:szCs w:val="26"/>
               </w:rPr>
             </w:pPr>
+            <w:r>
+              <w:rPr>
+                <w:rFonts w:ascii="Times New Roman" w:hAnsi="Times New Roman"/>
+                <w:sz w:val="26"/>
+              </w:rPr>
+            </w:r>
           </w:p>
         </w:tc>
         <w:tc>
@@ -2131,6 +2285,12 @@
                 <w:szCs w:val="26"/>
               </w:rPr>
             </w:pPr>
+            <w:r>
+              <w:rPr>
+                <w:rFonts w:ascii="Times New Roman" w:hAnsi="Times New Roman"/>
+                <w:sz w:val="26"/>
+              </w:rPr>
+            </w:r>
           </w:p>
         </w:tc>
       </w:tr>
@@ -2214,6 +2374,12 @@
                 <w:szCs w:val="26"/>
               </w:rPr>
             </w:pPr>
+            <w:r>
+              <w:rPr>
+                <w:rFonts w:ascii="Times New Roman" w:hAnsi="Times New Roman"/>
+                <w:sz w:val="26"/>
+              </w:rPr>
+            </w:r>
           </w:p>
         </w:tc>
         <w:tc>
@@ -2235,6 +2401,12 @@
                 <w:szCs w:val="26"/>
               </w:rPr>
             </w:pPr>
+            <w:r>
+              <w:rPr>
+                <w:rFonts w:ascii="Times New Roman" w:hAnsi="Times New Roman"/>
+                <w:sz w:val="26"/>
+              </w:rPr>
+            </w:r>
           </w:p>
         </w:tc>
         <w:tc>
@@ -2256,6 +2428,12 @@
                 <w:szCs w:val="26"/>
               </w:rPr>
             </w:pPr>
+            <w:r>
+              <w:rPr>
+                <w:rFonts w:ascii="Times New Roman" w:hAnsi="Times New Roman"/>
+                <w:sz w:val="26"/>
+              </w:rPr>
+            </w:r>
           </w:p>
         </w:tc>
         <w:tc>
@@ -2277,6 +2455,12 @@
                 <w:szCs w:val="26"/>
               </w:rPr>
             </w:pPr>
+            <w:r>
+              <w:rPr>
+                <w:rFonts w:ascii="Times New Roman" w:hAnsi="Times New Roman"/>
+                <w:sz w:val="26"/>
+              </w:rPr>
+            </w:r>
           </w:p>
         </w:tc>
         <w:tc>
@@ -2298,6 +2482,12 @@
                 <w:szCs w:val="26"/>
               </w:rPr>
             </w:pPr>
+            <w:r>
+              <w:rPr>
+                <w:rFonts w:ascii="Times New Roman" w:hAnsi="Times New Roman"/>
+                <w:sz w:val="26"/>
+              </w:rPr>
+            </w:r>
           </w:p>
         </w:tc>
       </w:tr>
@@ -2580,6 +2770,12 @@
                 <w:szCs w:val="26"/>
               </w:rPr>
             </w:pPr>
+            <w:r>
+              <w:rPr>
+                <w:rFonts w:ascii="Times New Roman" w:hAnsi="Times New Roman"/>
+                <w:sz w:val="26"/>
+              </w:rPr>
+            </w:r>
           </w:p>
         </w:tc>
         <w:tc>
@@ -2601,6 +2797,12 @@
                 <w:szCs w:val="26"/>
               </w:rPr>
             </w:pPr>
+            <w:r>
+              <w:rPr>
+                <w:rFonts w:ascii="Times New Roman" w:hAnsi="Times New Roman"/>
+                <w:sz w:val="26"/>
+              </w:rPr>
+            </w:r>
           </w:p>
         </w:tc>
         <w:tc>
@@ -2622,6 +2824,12 @@
                 <w:szCs w:val="26"/>
               </w:rPr>
             </w:pPr>
+            <w:r>
+              <w:rPr>
+                <w:rFonts w:ascii="Times New Roman" w:hAnsi="Times New Roman"/>
+                <w:sz w:val="26"/>
+              </w:rPr>
+            </w:r>
           </w:p>
         </w:tc>
         <w:tc>
@@ -2643,6 +2851,12 @@
                 <w:szCs w:val="26"/>
               </w:rPr>
             </w:pPr>
+            <w:r>
+              <w:rPr>
+                <w:rFonts w:ascii="Times New Roman" w:hAnsi="Times New Roman"/>
+                <w:sz w:val="26"/>
+              </w:rPr>
+            </w:r>
           </w:p>
         </w:tc>
         <w:tc>
@@ -2664,6 +2878,12 @@
                 <w:szCs w:val="26"/>
               </w:rPr>
             </w:pPr>
+            <w:r>
+              <w:rPr>
+                <w:rFonts w:ascii="Times New Roman" w:hAnsi="Times New Roman"/>
+                <w:sz w:val="26"/>
+              </w:rPr>
+            </w:r>
           </w:p>
         </w:tc>
       </w:tr>
@@ -2946,6 +3166,12 @@
                 <w:szCs w:val="26"/>
               </w:rPr>
             </w:pPr>
+            <w:r>
+              <w:rPr>
+                <w:rFonts w:ascii="Times New Roman" w:hAnsi="Times New Roman"/>
+                <w:sz w:val="26"/>
+              </w:rPr>
+            </w:r>
           </w:p>
         </w:tc>
         <w:tc>
@@ -2967,6 +3193,12 @@
                 <w:szCs w:val="26"/>
               </w:rPr>
             </w:pPr>
+            <w:r>
+              <w:rPr>
+                <w:rFonts w:ascii="Times New Roman" w:hAnsi="Times New Roman"/>
+                <w:sz w:val="26"/>
+              </w:rPr>
+            </w:r>
           </w:p>
         </w:tc>
         <w:tc>
@@ -2988,6 +3220,12 @@
                 <w:szCs w:val="26"/>
               </w:rPr>
             </w:pPr>
+            <w:r>
+              <w:rPr>
+                <w:rFonts w:ascii="Times New Roman" w:hAnsi="Times New Roman"/>
+                <w:sz w:val="26"/>
+              </w:rPr>
+            </w:r>
           </w:p>
         </w:tc>
         <w:tc>
@@ -3009,6 +3247,12 @@
                 <w:szCs w:val="26"/>
               </w:rPr>
             </w:pPr>
+            <w:r>
+              <w:rPr>
+                <w:rFonts w:ascii="Times New Roman" w:hAnsi="Times New Roman"/>
+                <w:sz w:val="26"/>
+              </w:rPr>
+            </w:r>
           </w:p>
         </w:tc>
         <w:tc>
@@ -3030,6 +3274,12 @@
                 <w:szCs w:val="26"/>
               </w:rPr>
             </w:pPr>
+            <w:r>
+              <w:rPr>
+                <w:rFonts w:ascii="Times New Roman" w:hAnsi="Times New Roman"/>
+                <w:sz w:val="26"/>
+              </w:rPr>
+            </w:r>
           </w:p>
         </w:tc>
       </w:tr>
@@ -3519,6 +3769,12 @@
                 <w:szCs w:val="26"/>
               </w:rPr>
             </w:pPr>
+            <w:r>
+              <w:rPr>
+                <w:rFonts w:ascii="Times New Roman" w:hAnsi="Times New Roman"/>
+                <w:sz w:val="26"/>
+              </w:rPr>
+            </w:r>
           </w:p>
         </w:tc>
         <w:tc>
@@ -3540,6 +3796,12 @@
                 <w:szCs w:val="26"/>
               </w:rPr>
             </w:pPr>
+            <w:r>
+              <w:rPr>
+                <w:rFonts w:ascii="Times New Roman" w:hAnsi="Times New Roman"/>
+                <w:sz w:val="26"/>
+              </w:rPr>
+            </w:r>
           </w:p>
         </w:tc>
         <w:tc>
@@ -3561,6 +3823,12 @@
                 <w:szCs w:val="26"/>
               </w:rPr>
             </w:pPr>
+            <w:r>
+              <w:rPr>
+                <w:rFonts w:ascii="Times New Roman" w:hAnsi="Times New Roman"/>
+                <w:sz w:val="26"/>
+              </w:rPr>
+            </w:r>
           </w:p>
         </w:tc>
         <w:tc>
@@ -3582,6 +3850,12 @@
                 <w:szCs w:val="26"/>
               </w:rPr>
             </w:pPr>
+            <w:r>
+              <w:rPr>
+                <w:rFonts w:ascii="Times New Roman" w:hAnsi="Times New Roman"/>
+                <w:sz w:val="26"/>
+              </w:rPr>
+            </w:r>
           </w:p>
         </w:tc>
         <w:tc>
@@ -3603,6 +3877,12 @@
                 <w:szCs w:val="26"/>
               </w:rPr>
             </w:pPr>
+            <w:r>
+              <w:rPr>
+                <w:rFonts w:ascii="Times New Roman" w:hAnsi="Times New Roman"/>
+                <w:sz w:val="26"/>
+              </w:rPr>
+            </w:r>
           </w:p>
         </w:tc>
       </w:tr>
@@ -3885,6 +4165,12 @@
                 <w:szCs w:val="26"/>
               </w:rPr>
             </w:pPr>
+            <w:r>
+              <w:rPr>
+                <w:rFonts w:ascii="Times New Roman" w:hAnsi="Times New Roman"/>
+                <w:sz w:val="26"/>
+              </w:rPr>
+            </w:r>
           </w:p>
         </w:tc>
         <w:tc>
@@ -3906,6 +4192,12 @@
                 <w:szCs w:val="26"/>
               </w:rPr>
             </w:pPr>
+            <w:r>
+              <w:rPr>
+                <w:rFonts w:ascii="Times New Roman" w:hAnsi="Times New Roman"/>
+                <w:sz w:val="26"/>
+              </w:rPr>
+            </w:r>
           </w:p>
         </w:tc>
         <w:tc>
@@ -3927,6 +4219,12 @@
                 <w:szCs w:val="26"/>
               </w:rPr>
             </w:pPr>
+            <w:r>
+              <w:rPr>
+                <w:rFonts w:ascii="Times New Roman" w:hAnsi="Times New Roman"/>
+                <w:sz w:val="26"/>
+              </w:rPr>
+            </w:r>
           </w:p>
         </w:tc>
         <w:tc>
@@ -3948,6 +4246,12 @@
                 <w:szCs w:val="26"/>
               </w:rPr>
             </w:pPr>
+            <w:r>
+              <w:rPr>
+                <w:rFonts w:ascii="Times New Roman" w:hAnsi="Times New Roman"/>
+                <w:sz w:val="26"/>
+              </w:rPr>
+            </w:r>
           </w:p>
         </w:tc>
         <w:tc>
@@ -3969,6 +4273,12 @@
                 <w:szCs w:val="26"/>
               </w:rPr>
             </w:pPr>
+            <w:r>
+              <w:rPr>
+                <w:rFonts w:ascii="Times New Roman" w:hAnsi="Times New Roman"/>
+                <w:sz w:val="26"/>
+              </w:rPr>
+            </w:r>
           </w:p>
         </w:tc>
       </w:tr>
@@ -4447,6 +4757,13 @@
                 <w:szCs w:val="26"/>
               </w:rPr>
             </w:pPr>
+            <w:r>
+              <w:rPr>
+                <w:rFonts w:ascii="Times New Roman" w:hAnsi="Times New Roman" w:cs="Times New Roman"/>
+                <w:sz w:val="26"/>
+                <w:szCs w:val="26"/>
+              </w:rPr>
+            </w:r>
           </w:p>
         </w:tc>
         <w:tc>
@@ -4468,6 +4785,13 @@
                 <w:szCs w:val="26"/>
               </w:rPr>
             </w:pPr>
+            <w:r>
+              <w:rPr>
+                <w:rFonts w:ascii="Times New Roman" w:hAnsi="Times New Roman" w:cs="Times New Roman"/>
+                <w:sz w:val="26"/>
+                <w:szCs w:val="26"/>
+              </w:rPr>
+            </w:r>
           </w:p>
         </w:tc>
         <w:tc>
@@ -4489,6 +4813,13 @@
                 <w:szCs w:val="26"/>
               </w:rPr>
             </w:pPr>
+            <w:r>
+              <w:rPr>
+                <w:rFonts w:ascii="Times New Roman" w:hAnsi="Times New Roman" w:cs="Times New Roman"/>
+                <w:sz w:val="26"/>
+                <w:szCs w:val="26"/>
+              </w:rPr>
+            </w:r>
           </w:p>
         </w:tc>
         <w:tc>
@@ -4510,6 +4841,13 @@
                 <w:szCs w:val="26"/>
               </w:rPr>
             </w:pPr>
+            <w:r>
+              <w:rPr>
+                <w:rFonts w:ascii="Times New Roman" w:hAnsi="Times New Roman" w:cs="Times New Roman"/>
+                <w:sz w:val="26"/>
+                <w:szCs w:val="26"/>
+              </w:rPr>
+            </w:r>
           </w:p>
         </w:tc>
         <w:tc>
@@ -4531,6 +4869,13 @@
                 <w:szCs w:val="26"/>
               </w:rPr>
             </w:pPr>
+            <w:r>
+              <w:rPr>
+                <w:rFonts w:ascii="Times New Roman" w:hAnsi="Times New Roman" w:cs="Times New Roman"/>
+                <w:sz w:val="26"/>
+                <w:szCs w:val="26"/>
+              </w:rPr>
+            </w:r>
           </w:p>
         </w:tc>
       </w:tr>
@@ -4607,6 +4952,13 @@
                 <w:szCs w:val="26"/>
               </w:rPr>
             </w:pPr>
+            <w:r>
+              <w:rPr>
+                <w:rFonts w:ascii="Times New Roman" w:hAnsi="Times New Roman" w:cs="Times New Roman"/>
+                <w:sz w:val="26"/>
+                <w:szCs w:val="26"/>
+              </w:rPr>
+            </w:r>
           </w:p>
         </w:tc>
         <w:tc>
@@ -4628,6 +4980,13 @@
                 <w:szCs w:val="26"/>
               </w:rPr>
             </w:pPr>
+            <w:r>
+              <w:rPr>
+                <w:rFonts w:ascii="Times New Roman" w:hAnsi="Times New Roman" w:cs="Times New Roman"/>
+                <w:sz w:val="26"/>
+                <w:szCs w:val="26"/>
+              </w:rPr>
+            </w:r>
           </w:p>
         </w:tc>
         <w:tc>
@@ -4649,6 +5008,13 @@
                 <w:szCs w:val="26"/>
               </w:rPr>
             </w:pPr>
+            <w:r>
+              <w:rPr>
+                <w:rFonts w:ascii="Times New Roman" w:hAnsi="Times New Roman" w:cs="Times New Roman"/>
+                <w:sz w:val="26"/>
+                <w:szCs w:val="26"/>
+              </w:rPr>
+            </w:r>
           </w:p>
         </w:tc>
         <w:tc>
@@ -4670,6 +5036,13 @@
                 <w:szCs w:val="26"/>
               </w:rPr>
             </w:pPr>
+            <w:r>
+              <w:rPr>
+                <w:rFonts w:ascii="Times New Roman" w:hAnsi="Times New Roman" w:cs="Times New Roman"/>
+                <w:sz w:val="26"/>
+                <w:szCs w:val="26"/>
+              </w:rPr>
+            </w:r>
           </w:p>
         </w:tc>
         <w:tc>
@@ -4691,6 +5064,13 @@
                 <w:szCs w:val="26"/>
               </w:rPr>
             </w:pPr>
+            <w:r>
+              <w:rPr>
+                <w:rFonts w:ascii="Times New Roman" w:hAnsi="Times New Roman" w:cs="Times New Roman"/>
+                <w:sz w:val="26"/>
+                <w:szCs w:val="26"/>
+              </w:rPr>
+            </w:r>
           </w:p>
         </w:tc>
       </w:tr>
@@ -4767,6 +5147,13 @@
                 <w:szCs w:val="26"/>
               </w:rPr>
             </w:pPr>
+            <w:r>
+              <w:rPr>
+                <w:rFonts w:ascii="Times New Roman" w:hAnsi="Times New Roman" w:cs="Times New Roman"/>
+                <w:sz w:val="26"/>
+                <w:szCs w:val="26"/>
+              </w:rPr>
+            </w:r>
           </w:p>
         </w:tc>
         <w:tc>
@@ -4788,6 +5175,13 @@
                 <w:szCs w:val="26"/>
               </w:rPr>
             </w:pPr>
+            <w:r>
+              <w:rPr>
+                <w:rFonts w:ascii="Times New Roman" w:hAnsi="Times New Roman" w:cs="Times New Roman"/>
+                <w:sz w:val="26"/>
+                <w:szCs w:val="26"/>
+              </w:rPr>
+            </w:r>
           </w:p>
         </w:tc>
         <w:tc>
@@ -4809,6 +5203,13 @@
                 <w:szCs w:val="26"/>
               </w:rPr>
             </w:pPr>
+            <w:r>
+              <w:rPr>
+                <w:rFonts w:ascii="Times New Roman" w:hAnsi="Times New Roman" w:cs="Times New Roman"/>
+                <w:sz w:val="26"/>
+                <w:szCs w:val="26"/>
+              </w:rPr>
+            </w:r>
           </w:p>
         </w:tc>
         <w:tc>
@@ -4830,6 +5231,13 @@
                 <w:szCs w:val="26"/>
               </w:rPr>
             </w:pPr>
+            <w:r>
+              <w:rPr>
+                <w:rFonts w:ascii="Times New Roman" w:hAnsi="Times New Roman" w:cs="Times New Roman"/>
+                <w:sz w:val="26"/>
+                <w:szCs w:val="26"/>
+              </w:rPr>
+            </w:r>
           </w:p>
         </w:tc>
         <w:tc>
@@ -4851,85 +5259,21 @@
                 <w:szCs w:val="26"/>
               </w:rPr>
             </w:pPr>
+            <w:r>
+              <w:rPr>
+                <w:rFonts w:ascii="Times New Roman" w:hAnsi="Times New Roman" w:cs="Times New Roman"/>
+                <w:sz w:val="26"/>
+                <w:szCs w:val="26"/>
+              </w:rPr>
+            </w:r>
           </w:p>
         </w:tc>
       </w:tr>
     </w:tbl>
     <w:p>
       <w:pPr>
-        <w:spacing w:after="0" w:line="240" w:lineRule="auto"/>
-        <w:jc w:val="center"/>
-        <w:rPr>
-          <w:i/>
-        </w:rPr>
+        <w:spacing w:before="0" w:after="0"/>
       </w:pPr>
-      <w:r>
-        <w:rPr>
-          <w:i/>
-        </w:rPr>
-        <w:t xml:space="preserve"> </w:t>
-      </w:r>
-    </w:p>
-    <w:p>
-      <w:pPr>
-        <w:spacing w:after="0" w:line="240" w:lineRule="auto"/>
-        <w:jc w:val="center"/>
-        <w:rPr>
-          <w:i/>
-        </w:rPr>
-      </w:pPr>
-    </w:p>
-    <w:tbl>
-      <w:tblPr>
-        <w:tblStyle w:val="TableGrid"/>
-        <w:tblW w:w="0" w:type="auto"/>
-        <w:tblBorders>
-          <w:top w:val="none" w:sz="0" w:space="0" w:color="auto"/>
-          <w:left w:val="none" w:sz="0" w:space="0" w:color="auto"/>
-          <w:bottom w:val="none" w:sz="0" w:space="0" w:color="auto"/>
-          <w:right w:val="none" w:sz="0" w:space="0" w:color="auto"/>
-          <w:insideH w:val="none" w:sz="0" w:space="0" w:color="auto"/>
-          <w:insideV w:val="none" w:sz="0" w:space="0" w:color="auto"/>
-        </w:tblBorders>
-        <w:tblLook w:val="04A0" w:firstRow="1" w:lastRow="0" w:firstColumn="1" w:lastColumn="0" w:noHBand="0" w:noVBand="1"/>
-      </w:tblPr>
-      <w:tblGrid>
-        <w:gridCol w:w="6091"/>
-        <w:gridCol w:w="3909"/>
-      </w:tblGrid>
-      <w:tr>
-        <w:tc>
-          <w:tcPr>
-            <w:tcW w:w="6091" w:type="dxa"/>
-          </w:tcPr>
-          <w:p>
-            <w:pPr>
-              <w:rPr>
-                <w:rFonts w:ascii="Times New Roman" w:hAnsi="Times New Roman" w:cs="Times New Roman"/>
-                <w:sz w:val="26"/>
-                <w:szCs w:val="26"/>
-              </w:rPr>
-            </w:pPr>
-          </w:p>
-        </w:tc>
-        <w:tc>
-          <w:tcPr>
-            <w:tcW w:w="3909" w:type="dxa"/>
-          </w:tcPr>
-          <w:p>
-            <w:pPr>
-              <w:jc w:val="center"/>
-              <w:rPr>
-                <w:rFonts w:ascii="Times New Roman" w:hAnsi="Times New Roman" w:cs="Times New Roman"/>
-                <w:sz w:val="26"/>
-                <w:szCs w:val="26"/>
-              </w:rPr>
-            </w:pPr>
-          </w:p>
-        </w:tc>
-      </w:tr>
-    </w:tbl>
-    <w:p>
       <w:r>
         <w:br w:type="page"/>
       </w:r>
@@ -4943,10 +5287,11 @@
       </w:pPr>
       <w:r>
         <w:rPr>
+          <w:rFonts w:ascii="Times New Roman" w:hAnsi="Times New Roman"/>
           <w:i/>
+          <w:sz w:val="26"/>
         </w:rPr>
-        <w:lastRenderedPageBreak/>
-        <w:t>Buổi…chiều…..Tuần…09…(Từ ngày…28/09/2026…đến ngày:… 02/10/2026….)</w:t>
+        <w:t>Buổi chiều    Tuần 09 (Từ ngày 28/09/2026 đến ngày 02/10/2026)</w:t>
       </w:r>
     </w:p>
     <w:tbl>
@@ -5304,6 +5649,12 @@
                 <w:szCs w:val="26"/>
               </w:rPr>
             </w:pPr>
+            <w:r>
+              <w:rPr>
+                <w:rFonts w:ascii="Times New Roman" w:hAnsi="Times New Roman"/>
+                <w:sz w:val="26"/>
+              </w:rPr>
+            </w:r>
           </w:p>
         </w:tc>
         <w:tc>
@@ -5325,6 +5676,12 @@
                 <w:szCs w:val="26"/>
               </w:rPr>
             </w:pPr>
+            <w:r>
+              <w:rPr>
+                <w:rFonts w:ascii="Times New Roman" w:hAnsi="Times New Roman"/>
+                <w:sz w:val="26"/>
+              </w:rPr>
+            </w:r>
           </w:p>
         </w:tc>
         <w:tc>
@@ -5346,6 +5703,12 @@
                 <w:szCs w:val="26"/>
               </w:rPr>
             </w:pPr>
+            <w:r>
+              <w:rPr>
+                <w:rFonts w:ascii="Times New Roman" w:hAnsi="Times New Roman"/>
+                <w:sz w:val="26"/>
+              </w:rPr>
+            </w:r>
           </w:p>
         </w:tc>
         <w:tc>
@@ -5367,6 +5730,12 @@
                 <w:szCs w:val="26"/>
               </w:rPr>
             </w:pPr>
+            <w:r>
+              <w:rPr>
+                <w:rFonts w:ascii="Times New Roman" w:hAnsi="Times New Roman"/>
+                <w:sz w:val="26"/>
+              </w:rPr>
+            </w:r>
           </w:p>
         </w:tc>
         <w:tc>
@@ -5388,6 +5757,12 @@
                 <w:szCs w:val="26"/>
               </w:rPr>
             </w:pPr>
+            <w:r>
+              <w:rPr>
+                <w:rFonts w:ascii="Times New Roman" w:hAnsi="Times New Roman"/>
+                <w:sz w:val="26"/>
+              </w:rPr>
+            </w:r>
           </w:p>
         </w:tc>
       </w:tr>
@@ -5465,6 +5840,12 @@
                 <w:szCs w:val="26"/>
               </w:rPr>
             </w:pPr>
+            <w:r>
+              <w:rPr>
+                <w:rFonts w:ascii="Times New Roman" w:hAnsi="Times New Roman"/>
+                <w:sz w:val="26"/>
+              </w:rPr>
+            </w:r>
           </w:p>
         </w:tc>
         <w:tc>
@@ -5486,6 +5867,12 @@
                 <w:szCs w:val="26"/>
               </w:rPr>
             </w:pPr>
+            <w:r>
+              <w:rPr>
+                <w:rFonts w:ascii="Times New Roman" w:hAnsi="Times New Roman"/>
+                <w:sz w:val="26"/>
+              </w:rPr>
+            </w:r>
           </w:p>
         </w:tc>
         <w:tc>
@@ -5507,6 +5894,12 @@
                 <w:szCs w:val="26"/>
               </w:rPr>
             </w:pPr>
+            <w:r>
+              <w:rPr>
+                <w:rFonts w:ascii="Times New Roman" w:hAnsi="Times New Roman"/>
+                <w:sz w:val="26"/>
+              </w:rPr>
+            </w:r>
           </w:p>
         </w:tc>
         <w:tc>
@@ -5528,6 +5921,12 @@
                 <w:szCs w:val="26"/>
               </w:rPr>
             </w:pPr>
+            <w:r>
+              <w:rPr>
+                <w:rFonts w:ascii="Times New Roman" w:hAnsi="Times New Roman"/>
+                <w:sz w:val="26"/>
+              </w:rPr>
+            </w:r>
           </w:p>
         </w:tc>
         <w:tc>
@@ -5549,6 +5948,12 @@
                 <w:szCs w:val="26"/>
               </w:rPr>
             </w:pPr>
+            <w:r>
+              <w:rPr>
+                <w:rFonts w:ascii="Times New Roman" w:hAnsi="Times New Roman"/>
+                <w:sz w:val="26"/>
+              </w:rPr>
+            </w:r>
           </w:p>
         </w:tc>
       </w:tr>
@@ -5822,6 +6227,12 @@
                 <w:szCs w:val="26"/>
               </w:rPr>
             </w:pPr>
+            <w:r>
+              <w:rPr>
+                <w:rFonts w:ascii="Times New Roman" w:hAnsi="Times New Roman"/>
+                <w:sz w:val="26"/>
+              </w:rPr>
+            </w:r>
           </w:p>
         </w:tc>
         <w:tc>
@@ -5843,6 +6254,12 @@
                 <w:szCs w:val="26"/>
               </w:rPr>
             </w:pPr>
+            <w:r>
+              <w:rPr>
+                <w:rFonts w:ascii="Times New Roman" w:hAnsi="Times New Roman"/>
+                <w:sz w:val="26"/>
+              </w:rPr>
+            </w:r>
           </w:p>
         </w:tc>
         <w:tc>
@@ -5864,6 +6281,12 @@
                 <w:szCs w:val="26"/>
               </w:rPr>
             </w:pPr>
+            <w:r>
+              <w:rPr>
+                <w:rFonts w:ascii="Times New Roman" w:hAnsi="Times New Roman"/>
+                <w:sz w:val="26"/>
+              </w:rPr>
+            </w:r>
           </w:p>
         </w:tc>
         <w:tc>
@@ -5885,6 +6308,12 @@
                 <w:szCs w:val="26"/>
               </w:rPr>
             </w:pPr>
+            <w:r>
+              <w:rPr>
+                <w:rFonts w:ascii="Times New Roman" w:hAnsi="Times New Roman"/>
+                <w:sz w:val="26"/>
+              </w:rPr>
+            </w:r>
           </w:p>
         </w:tc>
         <w:tc>
@@ -5906,6 +6335,12 @@
                 <w:szCs w:val="26"/>
               </w:rPr>
             </w:pPr>
+            <w:r>
+              <w:rPr>
+                <w:rFonts w:ascii="Times New Roman" w:hAnsi="Times New Roman"/>
+                <w:sz w:val="26"/>
+              </w:rPr>
+            </w:r>
           </w:p>
         </w:tc>
       </w:tr>
@@ -5983,6 +6418,12 @@
                 <w:szCs w:val="26"/>
               </w:rPr>
             </w:pPr>
+            <w:r>
+              <w:rPr>
+                <w:rFonts w:ascii="Times New Roman" w:hAnsi="Times New Roman"/>
+                <w:sz w:val="26"/>
+              </w:rPr>
+            </w:r>
           </w:p>
         </w:tc>
         <w:tc>
@@ -6004,6 +6445,12 @@
                 <w:szCs w:val="26"/>
               </w:rPr>
             </w:pPr>
+            <w:r>
+              <w:rPr>
+                <w:rFonts w:ascii="Times New Roman" w:hAnsi="Times New Roman"/>
+                <w:sz w:val="26"/>
+              </w:rPr>
+            </w:r>
           </w:p>
         </w:tc>
         <w:tc>
@@ -6025,6 +6472,12 @@
                 <w:szCs w:val="26"/>
               </w:rPr>
             </w:pPr>
+            <w:r>
+              <w:rPr>
+                <w:rFonts w:ascii="Times New Roman" w:hAnsi="Times New Roman"/>
+                <w:sz w:val="26"/>
+              </w:rPr>
+            </w:r>
           </w:p>
         </w:tc>
         <w:tc>
@@ -6046,6 +6499,12 @@
                 <w:szCs w:val="26"/>
               </w:rPr>
             </w:pPr>
+            <w:r>
+              <w:rPr>
+                <w:rFonts w:ascii="Times New Roman" w:hAnsi="Times New Roman"/>
+                <w:sz w:val="26"/>
+              </w:rPr>
+            </w:r>
           </w:p>
         </w:tc>
         <w:tc>
@@ -6067,6 +6526,12 @@
                 <w:szCs w:val="26"/>
               </w:rPr>
             </w:pPr>
+            <w:r>
+              <w:rPr>
+                <w:rFonts w:ascii="Times New Roman" w:hAnsi="Times New Roman"/>
+                <w:sz w:val="26"/>
+              </w:rPr>
+            </w:r>
           </w:p>
         </w:tc>
       </w:tr>
@@ -6150,6 +6615,13 @@
                 <w:szCs w:val="26"/>
               </w:rPr>
             </w:pPr>
+            <w:r>
+              <w:rPr>
+                <w:rFonts w:ascii="Times New Roman" w:hAnsi="Times New Roman" w:cs="Times New Roman"/>
+                <w:sz w:val="26"/>
+                <w:szCs w:val="26"/>
+              </w:rPr>
+            </w:r>
           </w:p>
         </w:tc>
         <w:tc>
@@ -6171,6 +6643,13 @@
                 <w:szCs w:val="26"/>
               </w:rPr>
             </w:pPr>
+            <w:r>
+              <w:rPr>
+                <w:rFonts w:ascii="Times New Roman" w:hAnsi="Times New Roman" w:cs="Times New Roman"/>
+                <w:sz w:val="26"/>
+                <w:szCs w:val="26"/>
+              </w:rPr>
+            </w:r>
           </w:p>
         </w:tc>
         <w:tc>
@@ -6192,6 +6671,13 @@
                 <w:szCs w:val="26"/>
               </w:rPr>
             </w:pPr>
+            <w:r>
+              <w:rPr>
+                <w:rFonts w:ascii="Times New Roman" w:hAnsi="Times New Roman" w:cs="Times New Roman"/>
+                <w:sz w:val="26"/>
+                <w:szCs w:val="26"/>
+              </w:rPr>
+            </w:r>
           </w:p>
         </w:tc>
         <w:tc>
@@ -6213,6 +6699,13 @@
                 <w:szCs w:val="26"/>
               </w:rPr>
             </w:pPr>
+            <w:r>
+              <w:rPr>
+                <w:rFonts w:ascii="Times New Roman" w:hAnsi="Times New Roman" w:cs="Times New Roman"/>
+                <w:sz w:val="26"/>
+                <w:szCs w:val="26"/>
+              </w:rPr>
+            </w:r>
           </w:p>
         </w:tc>
         <w:tc>
@@ -6234,6 +6727,13 @@
                 <w:szCs w:val="26"/>
               </w:rPr>
             </w:pPr>
+            <w:r>
+              <w:rPr>
+                <w:rFonts w:ascii="Times New Roman" w:hAnsi="Times New Roman" w:cs="Times New Roman"/>
+                <w:sz w:val="26"/>
+                <w:szCs w:val="26"/>
+              </w:rPr>
+            </w:r>
           </w:p>
         </w:tc>
       </w:tr>
@@ -6313,6 +6813,13 @@
                 <w:szCs w:val="26"/>
               </w:rPr>
             </w:pPr>
+            <w:r>
+              <w:rPr>
+                <w:rFonts w:ascii="Times New Roman" w:hAnsi="Times New Roman" w:cs="Times New Roman"/>
+                <w:sz w:val="26"/>
+                <w:szCs w:val="26"/>
+              </w:rPr>
+            </w:r>
           </w:p>
         </w:tc>
         <w:tc>
@@ -6334,6 +6841,13 @@
                 <w:szCs w:val="26"/>
               </w:rPr>
             </w:pPr>
+            <w:r>
+              <w:rPr>
+                <w:rFonts w:ascii="Times New Roman" w:hAnsi="Times New Roman" w:cs="Times New Roman"/>
+                <w:sz w:val="26"/>
+                <w:szCs w:val="26"/>
+              </w:rPr>
+            </w:r>
           </w:p>
         </w:tc>
         <w:tc>
@@ -6355,6 +6869,13 @@
                 <w:szCs w:val="26"/>
               </w:rPr>
             </w:pPr>
+            <w:r>
+              <w:rPr>
+                <w:rFonts w:ascii="Times New Roman" w:hAnsi="Times New Roman" w:cs="Times New Roman"/>
+                <w:sz w:val="26"/>
+                <w:szCs w:val="26"/>
+              </w:rPr>
+            </w:r>
           </w:p>
         </w:tc>
         <w:tc>
@@ -6376,6 +6897,13 @@
                 <w:szCs w:val="26"/>
               </w:rPr>
             </w:pPr>
+            <w:r>
+              <w:rPr>
+                <w:rFonts w:ascii="Times New Roman" w:hAnsi="Times New Roman" w:cs="Times New Roman"/>
+                <w:sz w:val="26"/>
+                <w:szCs w:val="26"/>
+              </w:rPr>
+            </w:r>
           </w:p>
         </w:tc>
         <w:tc>
@@ -6397,6 +6925,13 @@
                 <w:szCs w:val="26"/>
               </w:rPr>
             </w:pPr>
+            <w:r>
+              <w:rPr>
+                <w:rFonts w:ascii="Times New Roman" w:hAnsi="Times New Roman" w:cs="Times New Roman"/>
+                <w:sz w:val="26"/>
+                <w:szCs w:val="26"/>
+              </w:rPr>
+            </w:r>
           </w:p>
         </w:tc>
       </w:tr>
@@ -6476,6 +7011,13 @@
                 <w:szCs w:val="26"/>
               </w:rPr>
             </w:pPr>
+            <w:r>
+              <w:rPr>
+                <w:rFonts w:ascii="Times New Roman" w:hAnsi="Times New Roman" w:cs="Times New Roman"/>
+                <w:sz w:val="26"/>
+                <w:szCs w:val="26"/>
+              </w:rPr>
+            </w:r>
           </w:p>
         </w:tc>
         <w:tc>
@@ -6497,6 +7039,13 @@
                 <w:szCs w:val="26"/>
               </w:rPr>
             </w:pPr>
+            <w:r>
+              <w:rPr>
+                <w:rFonts w:ascii="Times New Roman" w:hAnsi="Times New Roman" w:cs="Times New Roman"/>
+                <w:sz w:val="26"/>
+                <w:szCs w:val="26"/>
+              </w:rPr>
+            </w:r>
           </w:p>
         </w:tc>
         <w:tc>
@@ -6518,6 +7067,13 @@
                 <w:szCs w:val="26"/>
               </w:rPr>
             </w:pPr>
+            <w:r>
+              <w:rPr>
+                <w:rFonts w:ascii="Times New Roman" w:hAnsi="Times New Roman" w:cs="Times New Roman"/>
+                <w:sz w:val="26"/>
+                <w:szCs w:val="26"/>
+              </w:rPr>
+            </w:r>
           </w:p>
         </w:tc>
         <w:tc>
@@ -6539,6 +7095,13 @@
                 <w:szCs w:val="26"/>
               </w:rPr>
             </w:pPr>
+            <w:r>
+              <w:rPr>
+                <w:rFonts w:ascii="Times New Roman" w:hAnsi="Times New Roman" w:cs="Times New Roman"/>
+                <w:sz w:val="26"/>
+                <w:szCs w:val="26"/>
+              </w:rPr>
+            </w:r>
           </w:p>
         </w:tc>
         <w:tc>
@@ -6560,6 +7123,13 @@
                 <w:szCs w:val="26"/>
               </w:rPr>
             </w:pPr>
+            <w:r>
+              <w:rPr>
+                <w:rFonts w:ascii="Times New Roman" w:hAnsi="Times New Roman" w:cs="Times New Roman"/>
+                <w:sz w:val="26"/>
+                <w:szCs w:val="26"/>
+              </w:rPr>
+            </w:r>
           </w:p>
         </w:tc>
       </w:tr>
@@ -6639,6 +7209,13 @@
                 <w:szCs w:val="26"/>
               </w:rPr>
             </w:pPr>
+            <w:r>
+              <w:rPr>
+                <w:rFonts w:ascii="Times New Roman" w:hAnsi="Times New Roman" w:cs="Times New Roman"/>
+                <w:sz w:val="26"/>
+                <w:szCs w:val="26"/>
+              </w:rPr>
+            </w:r>
           </w:p>
         </w:tc>
         <w:tc>
@@ -6660,6 +7237,13 @@
                 <w:szCs w:val="26"/>
               </w:rPr>
             </w:pPr>
+            <w:r>
+              <w:rPr>
+                <w:rFonts w:ascii="Times New Roman" w:hAnsi="Times New Roman" w:cs="Times New Roman"/>
+                <w:sz w:val="26"/>
+                <w:szCs w:val="26"/>
+              </w:rPr>
+            </w:r>
           </w:p>
         </w:tc>
         <w:tc>
@@ -6681,6 +7265,13 @@
                 <w:szCs w:val="26"/>
               </w:rPr>
             </w:pPr>
+            <w:r>
+              <w:rPr>
+                <w:rFonts w:ascii="Times New Roman" w:hAnsi="Times New Roman" w:cs="Times New Roman"/>
+                <w:sz w:val="26"/>
+                <w:szCs w:val="26"/>
+              </w:rPr>
+            </w:r>
           </w:p>
         </w:tc>
         <w:tc>
@@ -6702,6 +7293,13 @@
                 <w:szCs w:val="26"/>
               </w:rPr>
             </w:pPr>
+            <w:r>
+              <w:rPr>
+                <w:rFonts w:ascii="Times New Roman" w:hAnsi="Times New Roman" w:cs="Times New Roman"/>
+                <w:sz w:val="26"/>
+                <w:szCs w:val="26"/>
+              </w:rPr>
+            </w:r>
           </w:p>
         </w:tc>
         <w:tc>
@@ -6723,6 +7321,13 @@
                 <w:szCs w:val="26"/>
               </w:rPr>
             </w:pPr>
+            <w:r>
+              <w:rPr>
+                <w:rFonts w:ascii="Times New Roman" w:hAnsi="Times New Roman" w:cs="Times New Roman"/>
+                <w:sz w:val="26"/>
+                <w:szCs w:val="26"/>
+              </w:rPr>
+            </w:r>
           </w:p>
         </w:tc>
       </w:tr>
@@ -6802,6 +7407,12 @@
                 <w:szCs w:val="26"/>
               </w:rPr>
             </w:pPr>
+            <w:r>
+              <w:rPr>
+                <w:rFonts w:ascii="Times New Roman" w:hAnsi="Times New Roman"/>
+                <w:sz w:val="26"/>
+              </w:rPr>
+            </w:r>
           </w:p>
         </w:tc>
         <w:tc>
@@ -6823,6 +7434,12 @@
                 <w:szCs w:val="26"/>
               </w:rPr>
             </w:pPr>
+            <w:r>
+              <w:rPr>
+                <w:rFonts w:ascii="Times New Roman" w:hAnsi="Times New Roman"/>
+                <w:sz w:val="26"/>
+              </w:rPr>
+            </w:r>
           </w:p>
         </w:tc>
         <w:tc>
@@ -6844,6 +7461,12 @@
                 <w:szCs w:val="26"/>
               </w:rPr>
             </w:pPr>
+            <w:r>
+              <w:rPr>
+                <w:rFonts w:ascii="Times New Roman" w:hAnsi="Times New Roman"/>
+                <w:sz w:val="26"/>
+              </w:rPr>
+            </w:r>
           </w:p>
         </w:tc>
         <w:tc>
@@ -6865,6 +7488,12 @@
                 <w:szCs w:val="26"/>
               </w:rPr>
             </w:pPr>
+            <w:r>
+              <w:rPr>
+                <w:rFonts w:ascii="Times New Roman" w:hAnsi="Times New Roman"/>
+                <w:sz w:val="26"/>
+              </w:rPr>
+            </w:r>
           </w:p>
         </w:tc>
         <w:tc>
@@ -6886,6 +7515,12 @@
                 <w:szCs w:val="26"/>
               </w:rPr>
             </w:pPr>
+            <w:r>
+              <w:rPr>
+                <w:rFonts w:ascii="Times New Roman" w:hAnsi="Times New Roman"/>
+                <w:sz w:val="26"/>
+              </w:rPr>
+            </w:r>
           </w:p>
         </w:tc>
       </w:tr>
@@ -6969,6 +7604,12 @@
                 <w:szCs w:val="26"/>
               </w:rPr>
             </w:pPr>
+            <w:r>
+              <w:rPr>
+                <w:rFonts w:ascii="Times New Roman" w:hAnsi="Times New Roman"/>
+                <w:sz w:val="26"/>
+              </w:rPr>
+            </w:r>
           </w:p>
         </w:tc>
         <w:tc>
@@ -6990,6 +7631,12 @@
                 <w:szCs w:val="26"/>
               </w:rPr>
             </w:pPr>
+            <w:r>
+              <w:rPr>
+                <w:rFonts w:ascii="Times New Roman" w:hAnsi="Times New Roman"/>
+                <w:sz w:val="26"/>
+              </w:rPr>
+            </w:r>
           </w:p>
         </w:tc>
         <w:tc>
@@ -7011,6 +7658,12 @@
                 <w:szCs w:val="26"/>
               </w:rPr>
             </w:pPr>
+            <w:r>
+              <w:rPr>
+                <w:rFonts w:ascii="Times New Roman" w:hAnsi="Times New Roman"/>
+                <w:sz w:val="26"/>
+              </w:rPr>
+            </w:r>
           </w:p>
         </w:tc>
         <w:tc>
@@ -7032,6 +7685,12 @@
                 <w:szCs w:val="26"/>
               </w:rPr>
             </w:pPr>
+            <w:r>
+              <w:rPr>
+                <w:rFonts w:ascii="Times New Roman" w:hAnsi="Times New Roman"/>
+                <w:sz w:val="26"/>
+              </w:rPr>
+            </w:r>
           </w:p>
         </w:tc>
         <w:tc>
@@ -7053,6 +7712,12 @@
                 <w:szCs w:val="26"/>
               </w:rPr>
             </w:pPr>
+            <w:r>
+              <w:rPr>
+                <w:rFonts w:ascii="Times New Roman" w:hAnsi="Times New Roman"/>
+                <w:sz w:val="26"/>
+              </w:rPr>
+            </w:r>
           </w:p>
         </w:tc>
       </w:tr>
@@ -7132,6 +7797,12 @@
                 <w:szCs w:val="26"/>
               </w:rPr>
             </w:pPr>
+            <w:r>
+              <w:rPr>
+                <w:rFonts w:ascii="Times New Roman" w:hAnsi="Times New Roman"/>
+                <w:sz w:val="26"/>
+              </w:rPr>
+            </w:r>
           </w:p>
         </w:tc>
         <w:tc>
@@ -7153,6 +7824,12 @@
                 <w:szCs w:val="26"/>
               </w:rPr>
             </w:pPr>
+            <w:r>
+              <w:rPr>
+                <w:rFonts w:ascii="Times New Roman" w:hAnsi="Times New Roman"/>
+                <w:sz w:val="26"/>
+              </w:rPr>
+            </w:r>
           </w:p>
         </w:tc>
         <w:tc>
@@ -7174,6 +7851,12 @@
                 <w:szCs w:val="26"/>
               </w:rPr>
             </w:pPr>
+            <w:r>
+              <w:rPr>
+                <w:rFonts w:ascii="Times New Roman" w:hAnsi="Times New Roman"/>
+                <w:sz w:val="26"/>
+              </w:rPr>
+            </w:r>
           </w:p>
         </w:tc>
         <w:tc>
@@ -7195,6 +7878,12 @@
                 <w:szCs w:val="26"/>
               </w:rPr>
             </w:pPr>
+            <w:r>
+              <w:rPr>
+                <w:rFonts w:ascii="Times New Roman" w:hAnsi="Times New Roman"/>
+                <w:sz w:val="26"/>
+              </w:rPr>
+            </w:r>
           </w:p>
         </w:tc>
         <w:tc>
@@ -7216,6 +7905,12 @@
                 <w:szCs w:val="26"/>
               </w:rPr>
             </w:pPr>
+            <w:r>
+              <w:rPr>
+                <w:rFonts w:ascii="Times New Roman" w:hAnsi="Times New Roman"/>
+                <w:sz w:val="26"/>
+              </w:rPr>
+            </w:r>
           </w:p>
         </w:tc>
       </w:tr>
@@ -7701,6 +8396,12 @@
                 <w:szCs w:val="26"/>
               </w:rPr>
             </w:pPr>
+            <w:r>
+              <w:rPr>
+                <w:rFonts w:ascii="Times New Roman" w:hAnsi="Times New Roman"/>
+                <w:sz w:val="26"/>
+              </w:rPr>
+            </w:r>
           </w:p>
         </w:tc>
         <w:tc>
@@ -7722,6 +8423,12 @@
                 <w:szCs w:val="26"/>
               </w:rPr>
             </w:pPr>
+            <w:r>
+              <w:rPr>
+                <w:rFonts w:ascii="Times New Roman" w:hAnsi="Times New Roman"/>
+                <w:sz w:val="26"/>
+              </w:rPr>
+            </w:r>
           </w:p>
         </w:tc>
         <w:tc>
@@ -7743,6 +8450,12 @@
                 <w:szCs w:val="26"/>
               </w:rPr>
             </w:pPr>
+            <w:r>
+              <w:rPr>
+                <w:rFonts w:ascii="Times New Roman" w:hAnsi="Times New Roman"/>
+                <w:sz w:val="26"/>
+              </w:rPr>
+            </w:r>
           </w:p>
         </w:tc>
         <w:tc>
@@ -7764,6 +8477,12 @@
                 <w:szCs w:val="26"/>
               </w:rPr>
             </w:pPr>
+            <w:r>
+              <w:rPr>
+                <w:rFonts w:ascii="Times New Roman" w:hAnsi="Times New Roman"/>
+                <w:sz w:val="26"/>
+              </w:rPr>
+            </w:r>
           </w:p>
         </w:tc>
         <w:tc>
@@ -7785,6 +8504,12 @@
                 <w:szCs w:val="26"/>
               </w:rPr>
             </w:pPr>
+            <w:r>
+              <w:rPr>
+                <w:rFonts w:ascii="Times New Roman" w:hAnsi="Times New Roman"/>
+                <w:sz w:val="26"/>
+              </w:rPr>
+            </w:r>
           </w:p>
         </w:tc>
       </w:tr>
@@ -8680,6 +9405,12 @@
                 <w:szCs w:val="26"/>
               </w:rPr>
             </w:pPr>
+            <w:r>
+              <w:rPr>
+                <w:rFonts w:ascii="Times New Roman" w:hAnsi="Times New Roman"/>
+                <w:sz w:val="26"/>
+              </w:rPr>
+            </w:r>
           </w:p>
         </w:tc>
         <w:tc>
@@ -8701,6 +9432,12 @@
                 <w:szCs w:val="26"/>
               </w:rPr>
             </w:pPr>
+            <w:r>
+              <w:rPr>
+                <w:rFonts w:ascii="Times New Roman" w:hAnsi="Times New Roman"/>
+                <w:sz w:val="26"/>
+              </w:rPr>
+            </w:r>
           </w:p>
         </w:tc>
         <w:tc>
@@ -8722,6 +9459,12 @@
                 <w:szCs w:val="26"/>
               </w:rPr>
             </w:pPr>
+            <w:r>
+              <w:rPr>
+                <w:rFonts w:ascii="Times New Roman" w:hAnsi="Times New Roman"/>
+                <w:sz w:val="26"/>
+              </w:rPr>
+            </w:r>
           </w:p>
         </w:tc>
         <w:tc>
@@ -8743,6 +9486,12 @@
                 <w:szCs w:val="26"/>
               </w:rPr>
             </w:pPr>
+            <w:r>
+              <w:rPr>
+                <w:rFonts w:ascii="Times New Roman" w:hAnsi="Times New Roman"/>
+                <w:sz w:val="26"/>
+              </w:rPr>
+            </w:r>
           </w:p>
         </w:tc>
         <w:tc>
@@ -8764,6 +9513,12 @@
                 <w:szCs w:val="26"/>
               </w:rPr>
             </w:pPr>
+            <w:r>
+              <w:rPr>
+                <w:rFonts w:ascii="Times New Roman" w:hAnsi="Times New Roman"/>
+                <w:sz w:val="26"/>
+              </w:rPr>
+            </w:r>
           </w:p>
         </w:tc>
       </w:tr>
@@ -8847,6 +9602,13 @@
                 <w:szCs w:val="26"/>
               </w:rPr>
             </w:pPr>
+            <w:r>
+              <w:rPr>
+                <w:rFonts w:ascii="Times New Roman" w:hAnsi="Times New Roman" w:cs="Times New Roman"/>
+                <w:sz w:val="26"/>
+                <w:szCs w:val="26"/>
+              </w:rPr>
+            </w:r>
           </w:p>
         </w:tc>
         <w:tc>
@@ -8868,6 +9630,13 @@
                 <w:szCs w:val="26"/>
               </w:rPr>
             </w:pPr>
+            <w:r>
+              <w:rPr>
+                <w:rFonts w:ascii="Times New Roman" w:hAnsi="Times New Roman" w:cs="Times New Roman"/>
+                <w:sz w:val="26"/>
+                <w:szCs w:val="26"/>
+              </w:rPr>
+            </w:r>
           </w:p>
         </w:tc>
         <w:tc>
@@ -8889,6 +9658,13 @@
                 <w:szCs w:val="26"/>
               </w:rPr>
             </w:pPr>
+            <w:r>
+              <w:rPr>
+                <w:rFonts w:ascii="Times New Roman" w:hAnsi="Times New Roman" w:cs="Times New Roman"/>
+                <w:sz w:val="26"/>
+                <w:szCs w:val="26"/>
+              </w:rPr>
+            </w:r>
           </w:p>
         </w:tc>
         <w:tc>
@@ -8910,6 +9686,13 @@
                 <w:szCs w:val="26"/>
               </w:rPr>
             </w:pPr>
+            <w:r>
+              <w:rPr>
+                <w:rFonts w:ascii="Times New Roman" w:hAnsi="Times New Roman" w:cs="Times New Roman"/>
+                <w:sz w:val="26"/>
+                <w:szCs w:val="26"/>
+              </w:rPr>
+            </w:r>
           </w:p>
         </w:tc>
         <w:tc>
@@ -8931,6 +9714,13 @@
                 <w:szCs w:val="26"/>
               </w:rPr>
             </w:pPr>
+            <w:r>
+              <w:rPr>
+                <w:rFonts w:ascii="Times New Roman" w:hAnsi="Times New Roman" w:cs="Times New Roman"/>
+                <w:sz w:val="26"/>
+                <w:szCs w:val="26"/>
+              </w:rPr>
+            </w:r>
           </w:p>
         </w:tc>
       </w:tr>
@@ -9007,6 +9797,13 @@
                 <w:szCs w:val="26"/>
               </w:rPr>
             </w:pPr>
+            <w:r>
+              <w:rPr>
+                <w:rFonts w:ascii="Times New Roman" w:hAnsi="Times New Roman" w:cs="Times New Roman"/>
+                <w:sz w:val="26"/>
+                <w:szCs w:val="26"/>
+              </w:rPr>
+            </w:r>
           </w:p>
         </w:tc>
         <w:tc>
@@ -9028,6 +9825,13 @@
                 <w:szCs w:val="26"/>
               </w:rPr>
             </w:pPr>
+            <w:r>
+              <w:rPr>
+                <w:rFonts w:ascii="Times New Roman" w:hAnsi="Times New Roman" w:cs="Times New Roman"/>
+                <w:sz w:val="26"/>
+                <w:szCs w:val="26"/>
+              </w:rPr>
+            </w:r>
           </w:p>
         </w:tc>
         <w:tc>
@@ -9049,6 +9853,13 @@
                 <w:szCs w:val="26"/>
               </w:rPr>
             </w:pPr>
+            <w:r>
+              <w:rPr>
+                <w:rFonts w:ascii="Times New Roman" w:hAnsi="Times New Roman" w:cs="Times New Roman"/>
+                <w:sz w:val="26"/>
+                <w:szCs w:val="26"/>
+              </w:rPr>
+            </w:r>
           </w:p>
         </w:tc>
         <w:tc>
@@ -9070,6 +9881,13 @@
                 <w:szCs w:val="26"/>
               </w:rPr>
             </w:pPr>
+            <w:r>
+              <w:rPr>
+                <w:rFonts w:ascii="Times New Roman" w:hAnsi="Times New Roman" w:cs="Times New Roman"/>
+                <w:sz w:val="26"/>
+                <w:szCs w:val="26"/>
+              </w:rPr>
+            </w:r>
           </w:p>
         </w:tc>
         <w:tc>
@@ -9091,6 +9909,13 @@
                 <w:szCs w:val="26"/>
               </w:rPr>
             </w:pPr>
+            <w:r>
+              <w:rPr>
+                <w:rFonts w:ascii="Times New Roman" w:hAnsi="Times New Roman" w:cs="Times New Roman"/>
+                <w:sz w:val="26"/>
+                <w:szCs w:val="26"/>
+              </w:rPr>
+            </w:r>
           </w:p>
         </w:tc>
       </w:tr>
@@ -9167,6 +9992,13 @@
                 <w:szCs w:val="26"/>
               </w:rPr>
             </w:pPr>
+            <w:r>
+              <w:rPr>
+                <w:rFonts w:ascii="Times New Roman" w:hAnsi="Times New Roman" w:cs="Times New Roman"/>
+                <w:sz w:val="26"/>
+                <w:szCs w:val="26"/>
+              </w:rPr>
+            </w:r>
           </w:p>
         </w:tc>
         <w:tc>
@@ -9188,6 +10020,13 @@
                 <w:szCs w:val="26"/>
               </w:rPr>
             </w:pPr>
+            <w:r>
+              <w:rPr>
+                <w:rFonts w:ascii="Times New Roman" w:hAnsi="Times New Roman" w:cs="Times New Roman"/>
+                <w:sz w:val="26"/>
+                <w:szCs w:val="26"/>
+              </w:rPr>
+            </w:r>
           </w:p>
         </w:tc>
         <w:tc>
@@ -9209,6 +10048,13 @@
                 <w:szCs w:val="26"/>
               </w:rPr>
             </w:pPr>
+            <w:r>
+              <w:rPr>
+                <w:rFonts w:ascii="Times New Roman" w:hAnsi="Times New Roman" w:cs="Times New Roman"/>
+                <w:sz w:val="26"/>
+                <w:szCs w:val="26"/>
+              </w:rPr>
+            </w:r>
           </w:p>
         </w:tc>
         <w:tc>
@@ -9230,6 +10076,13 @@
                 <w:szCs w:val="26"/>
               </w:rPr>
             </w:pPr>
+            <w:r>
+              <w:rPr>
+                <w:rFonts w:ascii="Times New Roman" w:hAnsi="Times New Roman" w:cs="Times New Roman"/>
+                <w:sz w:val="26"/>
+                <w:szCs w:val="26"/>
+              </w:rPr>
+            </w:r>
           </w:p>
         </w:tc>
         <w:tc>
@@ -9251,6 +10104,13 @@
                 <w:szCs w:val="26"/>
               </w:rPr>
             </w:pPr>
+            <w:r>
+              <w:rPr>
+                <w:rFonts w:ascii="Times New Roman" w:hAnsi="Times New Roman" w:cs="Times New Roman"/>
+                <w:sz w:val="26"/>
+                <w:szCs w:val="26"/>
+              </w:rPr>
+            </w:r>
           </w:p>
         </w:tc>
       </w:tr>
@@ -9327,6 +10187,12 @@
                 <w:szCs w:val="26"/>
               </w:rPr>
             </w:pPr>
+            <w:r>
+              <w:rPr>
+                <w:rFonts w:ascii="Times New Roman" w:hAnsi="Times New Roman"/>
+                <w:sz w:val="26"/>
+              </w:rPr>
+            </w:r>
           </w:p>
         </w:tc>
         <w:tc>
@@ -9348,6 +10214,12 @@
                 <w:szCs w:val="26"/>
               </w:rPr>
             </w:pPr>
+            <w:r>
+              <w:rPr>
+                <w:rFonts w:ascii="Times New Roman" w:hAnsi="Times New Roman"/>
+                <w:sz w:val="26"/>
+              </w:rPr>
+            </w:r>
           </w:p>
         </w:tc>
         <w:tc>
@@ -9369,6 +10241,12 @@
                 <w:szCs w:val="26"/>
               </w:rPr>
             </w:pPr>
+            <w:r>
+              <w:rPr>
+                <w:rFonts w:ascii="Times New Roman" w:hAnsi="Times New Roman"/>
+                <w:sz w:val="26"/>
+              </w:rPr>
+            </w:r>
           </w:p>
         </w:tc>
         <w:tc>
@@ -9390,6 +10268,12 @@
                 <w:szCs w:val="26"/>
               </w:rPr>
             </w:pPr>
+            <w:r>
+              <w:rPr>
+                <w:rFonts w:ascii="Times New Roman" w:hAnsi="Times New Roman"/>
+                <w:sz w:val="26"/>
+              </w:rPr>
+            </w:r>
           </w:p>
         </w:tc>
         <w:tc>
@@ -9411,6 +10295,12 @@
                 <w:szCs w:val="26"/>
               </w:rPr>
             </w:pPr>
+            <w:r>
+              <w:rPr>
+                <w:rFonts w:ascii="Times New Roman" w:hAnsi="Times New Roman"/>
+                <w:sz w:val="26"/>
+              </w:rPr>
+            </w:r>
           </w:p>
         </w:tc>
       </w:tr>
@@ -9487,6 +10377,12 @@
                 <w:szCs w:val="26"/>
               </w:rPr>
             </w:pPr>
+            <w:r>
+              <w:rPr>
+                <w:rFonts w:ascii="Times New Roman" w:hAnsi="Times New Roman"/>
+                <w:sz w:val="26"/>
+              </w:rPr>
+            </w:r>
           </w:p>
         </w:tc>
         <w:tc>
@@ -9508,6 +10404,12 @@
                 <w:szCs w:val="26"/>
               </w:rPr>
             </w:pPr>
+            <w:r>
+              <w:rPr>
+                <w:rFonts w:ascii="Times New Roman" w:hAnsi="Times New Roman"/>
+                <w:sz w:val="26"/>
+              </w:rPr>
+            </w:r>
           </w:p>
         </w:tc>
         <w:tc>
@@ -9529,6 +10431,12 @@
                 <w:szCs w:val="26"/>
               </w:rPr>
             </w:pPr>
+            <w:r>
+              <w:rPr>
+                <w:rFonts w:ascii="Times New Roman" w:hAnsi="Times New Roman"/>
+                <w:sz w:val="26"/>
+              </w:rPr>
+            </w:r>
           </w:p>
         </w:tc>
         <w:tc>
@@ -9550,6 +10458,12 @@
                 <w:szCs w:val="26"/>
               </w:rPr>
             </w:pPr>
+            <w:r>
+              <w:rPr>
+                <w:rFonts w:ascii="Times New Roman" w:hAnsi="Times New Roman"/>
+                <w:sz w:val="26"/>
+              </w:rPr>
+            </w:r>
           </w:p>
         </w:tc>
         <w:tc>
@@ -9571,6 +10485,12 @@
                 <w:szCs w:val="26"/>
               </w:rPr>
             </w:pPr>
+            <w:r>
+              <w:rPr>
+                <w:rFonts w:ascii="Times New Roman" w:hAnsi="Times New Roman"/>
+                <w:sz w:val="26"/>
+              </w:rPr>
+            </w:r>
           </w:p>
         </w:tc>
       </w:tr>
@@ -9665,6 +10585,27 @@
               <w:br/>
               <w:t>…………………………………………………………………</w:t>
             </w:r>
+            <w:r>
+              <w:rPr>
+                <w:rFonts w:ascii="Times New Roman" w:hAnsi="Times New Roman" w:cs="Times New Roman"/>
+                <w:sz w:val="26"/>
+                <w:szCs w:val="26"/>
+              </w:rPr>
+            </w:r>
+            <w:r>
+              <w:rPr>
+                <w:rFonts w:ascii="Times New Roman" w:hAnsi="Times New Roman" w:cs="Times New Roman"/>
+                <w:sz w:val="26"/>
+                <w:szCs w:val="26"/>
+              </w:rPr>
+            </w:r>
+            <w:r>
+              <w:rPr>
+                <w:rFonts w:ascii="Times New Roman" w:hAnsi="Times New Roman" w:cs="Times New Roman"/>
+                <w:sz w:val="26"/>
+                <w:szCs w:val="26"/>
+              </w:rPr>
+            </w:r>
           </w:p>
         </w:tc>
         <w:tc>
@@ -9686,49 +10627,30 @@
                 <w:sz w:val="26"/>
               </w:rPr>
               <w:t>Ngày 25 tháng 9 năm 2026</w:t>
-            </w:r>
-            <w:r>
-              <w:rPr>
-                <w:rFonts w:ascii="Times New Roman" w:hAnsi="Times New Roman"/>
-                <w:sz w:val="26"/>
-              </w:rPr>
               <w:br/>
+            </w:r>
+            <w:r>
+              <w:rPr>
+                <w:rFonts w:ascii="Times New Roman" w:hAnsi="Times New Roman"/>
+                <w:sz w:val="26"/>
+              </w:rPr>
               <w:t>Tổ trưởng</w:t>
-            </w:r>
-            <w:r>
-              <w:rPr>
-                <w:rFonts w:ascii="Times New Roman" w:hAnsi="Times New Roman"/>
-                <w:sz w:val="26"/>
-              </w:rPr>
               <w:br/>
-            </w:r>
-            <w:r>
-              <w:rPr>
-                <w:rFonts w:ascii="Times New Roman" w:hAnsi="Times New Roman"/>
-                <w:sz w:val="26"/>
-              </w:rPr>
               <w:br/>
-            </w:r>
-            <w:r>
-              <w:rPr>
-                <w:rFonts w:ascii="Times New Roman" w:hAnsi="Times New Roman"/>
-                <w:sz w:val="26"/>
-              </w:rPr>
               <w:br/>
-            </w:r>
-            <w:r>
-              <w:rPr>
-                <w:rFonts w:ascii="Times New Roman" w:hAnsi="Times New Roman"/>
-                <w:sz w:val="26"/>
-              </w:rPr>
               <w:br/>
+            </w:r>
+            <w:r>
+              <w:rPr>
+                <w:rFonts w:ascii="Times New Roman" w:hAnsi="Times New Roman"/>
+                <w:sz w:val="26"/>
+              </w:rPr>
               <w:t>Nguyễn Thị Ngọc</w:t>
             </w:r>
           </w:p>
         </w:tc>
       </w:tr>
     </w:tbl>
-    <w:p/>
     <w:sectPr>
       <w:headerReference w:type="default" r:id="rId7"/>
       <w:footerReference w:type="default" r:id="rId8"/>
@@ -9743,7 +10665,7 @@
 </file>
 
 <file path=word/endnotes.xml><?xml version="1.0" encoding="utf-8"?>
-<w:endnotes xmlns:wpc="http://schemas.microsoft.com/office/word/2010/wordprocessingCanvas" xmlns:cx="http://schemas.microsoft.com/office/drawing/2014/chartex" xmlns:cx1="http://schemas.microsoft.com/office/drawing/2015/9/8/chartex" xmlns:cx2="http://schemas.microsoft.com/office/drawing/2015/10/21/chartex" xmlns:cx3="http://schemas.microsoft.com/office/drawing/2016/5/9/chartex" xmlns:cx4="http://schemas.microsoft.com/office/drawing/2016/5/10/chartex" xmlns:cx5="http://schemas.microsoft.com/office/drawing/2016/5/11/chartex" xmlns:cx6="http://schemas.microsoft.com/office/drawing/2016/5/12/chartex" xmlns:cx7="http://schemas.microsoft.com/office/drawing/2016/5/13/chartex" xmlns:cx8="http://schemas.microsoft.com/office/drawing/2016/5/14/chartex" xmlns:mc="http://schemas.openxmlformats.org/markup-compatibility/2006" xmlns:aink="http://schemas.microsoft.com/office/drawing/2016/ink" xmlns:am3d="http://schemas.microsoft.com/office/drawing/2017/model3d" xmlns:o="urn:schemas-microsoft-com:office:office" xmlns:oel="http://schemas.microsoft.com/office/2019/extlst" xmlns:r="http://schemas.openxmlformats.org/officeDocument/2006/relationships" xmlns:m="http://schemas.openxmlformats.org/officeDocument/2006/math" xmlns:v="urn:schemas-microsoft-com:vml" xmlns:wp14="http://schemas.microsoft.com/office/word/2010/wordprocessingDrawing" xmlns:wp="http://schemas.openxmlformats.org/drawingml/2006/wordprocessingDrawing" xmlns:w10="urn:schemas-microsoft-com:office:word" xmlns:w="http://schemas.openxmlformats.org/wordprocessingml/2006/main" xmlns:w14="http://schemas.microsoft.com/office/word/2010/wordml" xmlns:w15="http://schemas.microsoft.com/office/word/2012/wordml" xmlns:w16cex="http://schemas.microsoft.com/office/word/2018/wordml/cex" xmlns:w16cid="http://schemas.microsoft.com/office/word/2016/wordml/cid" xmlns:w16="http://schemas.microsoft.com/office/word/2018/wordml" xmlns:w16du="http://schemas.microsoft.com/office/word/2023/wordml/word16du" xmlns:w16sdtdh="http://schemas.microsoft.com/office/word/2020/wordml/sdtdatahash" xmlns:w16sdtfl="http://schemas.microsoft.com/office/word/2024/wordml/sdtformatlock" xmlns:w16se="http://schemas.microsoft.com/office/word/2015/wordml/symex" xmlns:wpg="http://schemas.microsoft.com/office/word/2010/wordprocessingGroup" xmlns:wpi="http://schemas.microsoft.com/office/word/2010/wordprocessingInk" xmlns:wne="http://schemas.microsoft.com/office/word/2006/wordml" xmlns:wps="http://schemas.microsoft.com/office/word/2010/wordprocessingShape" mc:Ignorable="w14 w15 w16se w16cid w16 w16cex w16sdtdh w16sdtfl w16du wp14">
+<w:endnotes xmlns:wpc="http://schemas.microsoft.com/office/word/2010/wordprocessingCanvas" xmlns:cx="http://schemas.microsoft.com/office/drawing/2014/chartex" xmlns:cx1="http://schemas.microsoft.com/office/drawing/2015/9/8/chartex" xmlns:cx2="http://schemas.microsoft.com/office/drawing/2015/10/21/chartex" xmlns:cx3="http://schemas.microsoft.com/office/drawing/2016/5/9/chartex" xmlns:cx4="http://schemas.microsoft.com/office/drawing/2016/5/10/chartex" xmlns:cx5="http://schemas.microsoft.com/office/drawing/2016/5/11/chartex" xmlns:cx6="http://schemas.microsoft.com/office/drawing/2016/5/12/chartex" xmlns:cx7="http://schemas.microsoft.com/office/drawing/2016/5/13/chartex" xmlns:cx8="http://schemas.microsoft.com/office/drawing/2016/5/14/chartex" xmlns:mc="http://schemas.openxmlformats.org/markup-compatibility/2006" xmlns:aink="http://schemas.microsoft.com/office/drawing/2016/ink" xmlns:am3d="http://schemas.microsoft.com/office/drawing/2017/model3d" xmlns:o="urn:schemas-microsoft-com:office:office" xmlns:oel="http://schemas.microsoft.com/office/2019/extlst" xmlns:r="http://schemas.openxmlformats.org/officeDocument/2006/relationships" xmlns:m="http://schemas.openxmlformats.org/officeDocument/2006/math" xmlns:v="urn:schemas-microsoft-com:vml" xmlns:wp14="http://schemas.microsoft.com/office/word/2010/wordprocessingDrawing" xmlns:wp="http://schemas.openxmlformats.org/drawingml/2006/wordprocessingDrawing" xmlns:w10="urn:schemas-microsoft-com:office:word" xmlns:w="http://schemas.openxmlformats.org/wordprocessingml/2006/main" xmlns:w14="http://schemas.microsoft.com/office/word/2010/wordml" xmlns:w15="http://schemas.microsoft.com/office/word/2012/wordml" xmlns:w16cei="http://schemas.microsoft.com/office/word/2026/wordml/cei" xmlns:w16cex="http://schemas.microsoft.com/office/word/2018/wordml/cex" xmlns:w16cid="http://schemas.microsoft.com/office/word/2016/wordml/cid" xmlns:w16="http://schemas.microsoft.com/office/word/2018/wordml" xmlns:w16du="http://schemas.microsoft.com/office/word/2023/wordml/word16du" xmlns:w16sdtdh="http://schemas.microsoft.com/office/word/2020/wordml/sdtdatahash" xmlns:w16sdtfl="http://schemas.microsoft.com/office/word/2024/wordml/sdtformatlock" xmlns:w16se="http://schemas.microsoft.com/office/word/2015/wordml/symex" xmlns:wpg="http://schemas.microsoft.com/office/word/2010/wordprocessingGroup" xmlns:wpi="http://schemas.microsoft.com/office/word/2010/wordprocessingInk" xmlns:wne="http://schemas.microsoft.com/office/word/2006/wordml" xmlns:wps="http://schemas.microsoft.com/office/word/2010/wordprocessingShape" mc:Ignorable="w14 w15 w16se w16cid w16 w16cex w16sdtdh w16sdtfl w16du wp14">
   <w:endnote w:type="separator" w:id="-1">
     <w:p>
       <w:pPr>
@@ -9768,7 +10690,7 @@
 </file>
 
 <file path=word/footer1.xml><?xml version="1.0" encoding="utf-8"?>
-<w:ftr xmlns:wpc="http://schemas.microsoft.com/office/word/2010/wordprocessingCanvas" xmlns:cx="http://schemas.microsoft.com/office/drawing/2014/chartex" xmlns:cx1="http://schemas.microsoft.com/office/drawing/2015/9/8/chartex" xmlns:cx2="http://schemas.microsoft.com/office/drawing/2015/10/21/chartex" xmlns:cx3="http://schemas.microsoft.com/office/drawing/2016/5/9/chartex" xmlns:cx4="http://schemas.microsoft.com/office/drawing/2016/5/10/chartex" xmlns:cx5="http://schemas.microsoft.com/office/drawing/2016/5/11/chartex" xmlns:cx6="http://schemas.microsoft.com/office/drawing/2016/5/12/chartex" xmlns:cx7="http://schemas.microsoft.com/office/drawing/2016/5/13/chartex" xmlns:cx8="http://schemas.microsoft.com/office/drawing/2016/5/14/chartex" xmlns:mc="http://schemas.openxmlformats.org/markup-compatibility/2006" xmlns:aink="http://schemas.microsoft.com/office/drawing/2016/ink" xmlns:am3d="http://schemas.microsoft.com/office/drawing/2017/model3d" xmlns:o="urn:schemas-microsoft-com:office:office" xmlns:oel="http://schemas.microsoft.com/office/2019/extlst" xmlns:r="http://schemas.openxmlformats.org/officeDocument/2006/relationships" xmlns:m="http://schemas.openxmlformats.org/officeDocument/2006/math" xmlns:v="urn:schemas-microsoft-com:vml" xmlns:wp14="http://schemas.microsoft.com/office/word/2010/wordprocessingDrawing" xmlns:wp="http://schemas.openxmlformats.org/drawingml/2006/wordprocessingDrawing" xmlns:w10="urn:schemas-microsoft-com:office:word" xmlns:w="http://schemas.openxmlformats.org/wordprocessingml/2006/main" xmlns:w14="http://schemas.microsoft.com/office/word/2010/wordml" xmlns:w15="http://schemas.microsoft.com/office/word/2012/wordml" xmlns:w16cex="http://schemas.microsoft.com/office/word/2018/wordml/cex" xmlns:w16cid="http://schemas.microsoft.com/office/word/2016/wordml/cid" xmlns:w16="http://schemas.microsoft.com/office/word/2018/wordml" xmlns:w16du="http://schemas.microsoft.com/office/word/2023/wordml/word16du" xmlns:w16sdtdh="http://schemas.microsoft.com/office/word/2020/wordml/sdtdatahash" xmlns:w16sdtfl="http://schemas.microsoft.com/office/word/2024/wordml/sdtformatlock" xmlns:w16se="http://schemas.microsoft.com/office/word/2015/wordml/symex" xmlns:wpg="http://schemas.microsoft.com/office/word/2010/wordprocessingGroup" xmlns:wpi="http://schemas.microsoft.com/office/word/2010/wordprocessingInk" xmlns:wne="http://schemas.microsoft.com/office/word/2006/wordml" xmlns:wps="http://schemas.microsoft.com/office/word/2010/wordprocessingShape" mc:Ignorable="w14 w15 w16se w16cid w16 w16cex w16sdtdh w16sdtfl w16du wp14">
+<w:ftr xmlns:wpc="http://schemas.microsoft.com/office/word/2010/wordprocessingCanvas" xmlns:cx="http://schemas.microsoft.com/office/drawing/2014/chartex" xmlns:cx1="http://schemas.microsoft.com/office/drawing/2015/9/8/chartex" xmlns:cx2="http://schemas.microsoft.com/office/drawing/2015/10/21/chartex" xmlns:cx3="http://schemas.microsoft.com/office/drawing/2016/5/9/chartex" xmlns:cx4="http://schemas.microsoft.com/office/drawing/2016/5/10/chartex" xmlns:cx5="http://schemas.microsoft.com/office/drawing/2016/5/11/chartex" xmlns:cx6="http://schemas.microsoft.com/office/drawing/2016/5/12/chartex" xmlns:cx7="http://schemas.microsoft.com/office/drawing/2016/5/13/chartex" xmlns:cx8="http://schemas.microsoft.com/office/drawing/2016/5/14/chartex" xmlns:mc="http://schemas.openxmlformats.org/markup-compatibility/2006" xmlns:aink="http://schemas.microsoft.com/office/drawing/2016/ink" xmlns:am3d="http://schemas.microsoft.com/office/drawing/2017/model3d" xmlns:o="urn:schemas-microsoft-com:office:office" xmlns:oel="http://schemas.microsoft.com/office/2019/extlst" xmlns:r="http://schemas.openxmlformats.org/officeDocument/2006/relationships" xmlns:m="http://schemas.openxmlformats.org/officeDocument/2006/math" xmlns:v="urn:schemas-microsoft-com:vml" xmlns:wp14="http://schemas.microsoft.com/office/word/2010/wordprocessingDrawing" xmlns:wp="http://schemas.openxmlformats.org/drawingml/2006/wordprocessingDrawing" xmlns:w10="urn:schemas-microsoft-com:office:word" xmlns:w="http://schemas.openxmlformats.org/wordprocessingml/2006/main" xmlns:w14="http://schemas.microsoft.com/office/word/2010/wordml" xmlns:w15="http://schemas.microsoft.com/office/word/2012/wordml" xmlns:w16cei="http://schemas.microsoft.com/office/word/2026/wordml/cei" xmlns:w16cex="http://schemas.microsoft.com/office/word/2018/wordml/cex" xmlns:w16cid="http://schemas.microsoft.com/office/word/2016/wordml/cid" xmlns:w16="http://schemas.microsoft.com/office/word/2018/wordml" xmlns:w16du="http://schemas.microsoft.com/office/word/2023/wordml/word16du" xmlns:w16sdtdh="http://schemas.microsoft.com/office/word/2020/wordml/sdtdatahash" xmlns:w16sdtfl="http://schemas.microsoft.com/office/word/2024/wordml/sdtformatlock" xmlns:w16se="http://schemas.microsoft.com/office/word/2015/wordml/symex" xmlns:wpg="http://schemas.microsoft.com/office/word/2010/wordprocessingGroup" xmlns:wpi="http://schemas.microsoft.com/office/word/2010/wordprocessingInk" xmlns:wne="http://schemas.microsoft.com/office/word/2006/wordml" xmlns:wps="http://schemas.microsoft.com/office/word/2010/wordprocessingShape" mc:Ignorable="w14 w15 w16se w16cid w16 w16cex w16sdtdh w16sdtfl w16du wp14">
   <w:p>
     <w:pPr>
       <w:pBdr>
@@ -9847,7 +10769,7 @@
 </file>
 
 <file path=word/footnotes.xml><?xml version="1.0" encoding="utf-8"?>
-<w:footnotes xmlns:wpc="http://schemas.microsoft.com/office/word/2010/wordprocessingCanvas" xmlns:cx="http://schemas.microsoft.com/office/drawing/2014/chartex" xmlns:cx1="http://schemas.microsoft.com/office/drawing/2015/9/8/chartex" xmlns:cx2="http://schemas.microsoft.com/office/drawing/2015/10/21/chartex" xmlns:cx3="http://schemas.microsoft.com/office/drawing/2016/5/9/chartex" xmlns:cx4="http://schemas.microsoft.com/office/drawing/2016/5/10/chartex" xmlns:cx5="http://schemas.microsoft.com/office/drawing/2016/5/11/chartex" xmlns:cx6="http://schemas.microsoft.com/office/drawing/2016/5/12/chartex" xmlns:cx7="http://schemas.microsoft.com/office/drawing/2016/5/13/chartex" xmlns:cx8="http://schemas.microsoft.com/office/drawing/2016/5/14/chartex" xmlns:mc="http://schemas.openxmlformats.org/markup-compatibility/2006" xmlns:aink="http://schemas.microsoft.com/office/drawing/2016/ink" xmlns:am3d="http://schemas.microsoft.com/office/drawing/2017/model3d" xmlns:o="urn:schemas-microsoft-com:office:office" xmlns:oel="http://schemas.microsoft.com/office/2019/extlst" xmlns:r="http://schemas.openxmlformats.org/officeDocument/2006/relationships" xmlns:m="http://schemas.openxmlformats.org/officeDocument/2006/math" xmlns:v="urn:schemas-microsoft-com:vml" xmlns:wp14="http://schemas.microsoft.com/office/word/2010/wordprocessingDrawing" xmlns:wp="http://schemas.openxmlformats.org/drawingml/2006/wordprocessingDrawing" xmlns:w10="urn:schemas-microsoft-com:office:word" xmlns:w="http://schemas.openxmlformats.org/wordprocessingml/2006/main" xmlns:w14="http://schemas.microsoft.com/office/word/2010/wordml" xmlns:w15="http://schemas.microsoft.com/office/word/2012/wordml" xmlns:w16cex="http://schemas.microsoft.com/office/word/2018/wordml/cex" xmlns:w16cid="http://schemas.microsoft.com/office/word/2016/wordml/cid" xmlns:w16="http://schemas.microsoft.com/office/word/2018/wordml" xmlns:w16du="http://schemas.microsoft.com/office/word/2023/wordml/word16du" xmlns:w16sdtdh="http://schemas.microsoft.com/office/word/2020/wordml/sdtdatahash" xmlns:w16sdtfl="http://schemas.microsoft.com/office/word/2024/wordml/sdtformatlock" xmlns:w16se="http://schemas.microsoft.com/office/word/2015/wordml/symex" xmlns:wpg="http://schemas.microsoft.com/office/word/2010/wordprocessingGroup" xmlns:wpi="http://schemas.microsoft.com/office/word/2010/wordprocessingInk" xmlns:wne="http://schemas.microsoft.com/office/word/2006/wordml" xmlns:wps="http://schemas.microsoft.com/office/word/2010/wordprocessingShape" mc:Ignorable="w14 w15 w16se w16cid w16 w16cex w16sdtdh w16sdtfl w16du wp14">
+<w:footnotes xmlns:wpc="http://schemas.microsoft.com/office/word/2010/wordprocessingCanvas" xmlns:cx="http://schemas.microsoft.com/office/drawing/2014/chartex" xmlns:cx1="http://schemas.microsoft.com/office/drawing/2015/9/8/chartex" xmlns:cx2="http://schemas.microsoft.com/office/drawing/2015/10/21/chartex" xmlns:cx3="http://schemas.microsoft.com/office/drawing/2016/5/9/chartex" xmlns:cx4="http://schemas.microsoft.com/office/drawing/2016/5/10/chartex" xmlns:cx5="http://schemas.microsoft.com/office/drawing/2016/5/11/chartex" xmlns:cx6="http://schemas.microsoft.com/office/drawing/2016/5/12/chartex" xmlns:cx7="http://schemas.microsoft.com/office/drawing/2016/5/13/chartex" xmlns:cx8="http://schemas.microsoft.com/office/drawing/2016/5/14/chartex" xmlns:mc="http://schemas.openxmlformats.org/markup-compatibility/2006" xmlns:aink="http://schemas.microsoft.com/office/drawing/2016/ink" xmlns:am3d="http://schemas.microsoft.com/office/drawing/2017/model3d" xmlns:o="urn:schemas-microsoft-com:office:office" xmlns:oel="http://schemas.microsoft.com/office/2019/extlst" xmlns:r="http://schemas.openxmlformats.org/officeDocument/2006/relationships" xmlns:m="http://schemas.openxmlformats.org/officeDocument/2006/math" xmlns:v="urn:schemas-microsoft-com:vml" xmlns:wp14="http://schemas.microsoft.com/office/word/2010/wordprocessingDrawing" xmlns:wp="http://schemas.openxmlformats.org/drawingml/2006/wordprocessingDrawing" xmlns:w10="urn:schemas-microsoft-com:office:word" xmlns:w="http://schemas.openxmlformats.org/wordprocessingml/2006/main" xmlns:w14="http://schemas.microsoft.com/office/word/2010/wordml" xmlns:w15="http://schemas.microsoft.com/office/word/2012/wordml" xmlns:w16cei="http://schemas.microsoft.com/office/word/2026/wordml/cei" xmlns:w16cex="http://schemas.microsoft.com/office/word/2018/wordml/cex" xmlns:w16cid="http://schemas.microsoft.com/office/word/2016/wordml/cid" xmlns:w16="http://schemas.microsoft.com/office/word/2018/wordml" xmlns:w16du="http://schemas.microsoft.com/office/word/2023/wordml/word16du" xmlns:w16sdtdh="http://schemas.microsoft.com/office/word/2020/wordml/sdtdatahash" xmlns:w16sdtfl="http://schemas.microsoft.com/office/word/2024/wordml/sdtformatlock" xmlns:w16se="http://schemas.microsoft.com/office/word/2015/wordml/symex" xmlns:wpg="http://schemas.microsoft.com/office/word/2010/wordprocessingGroup" xmlns:wpi="http://schemas.microsoft.com/office/word/2010/wordprocessingInk" xmlns:wne="http://schemas.microsoft.com/office/word/2006/wordml" xmlns:wps="http://schemas.microsoft.com/office/word/2010/wordprocessingShape" mc:Ignorable="w14 w15 w16se w16cid w16 w16cex w16sdtdh w16sdtfl w16du wp14">
   <w:footnote w:type="separator" w:id="-1">
     <w:p>
       <w:pPr>
@@ -9872,7 +10794,7 @@
 </file>
 
 <file path=word/header1.xml><?xml version="1.0" encoding="utf-8"?>
-<w:hdr xmlns:wpc="http://schemas.microsoft.com/office/word/2010/wordprocessingCanvas" xmlns:cx="http://schemas.microsoft.com/office/drawing/2014/chartex" xmlns:cx1="http://schemas.microsoft.com/office/drawing/2015/9/8/chartex" xmlns:cx2="http://schemas.microsoft.com/office/drawing/2015/10/21/chartex" xmlns:cx3="http://schemas.microsoft.com/office/drawing/2016/5/9/chartex" xmlns:cx4="http://schemas.microsoft.com/office/drawing/2016/5/10/chartex" xmlns:cx5="http://schemas.microsoft.com/office/drawing/2016/5/11/chartex" xmlns:cx6="http://schemas.microsoft.com/office/drawing/2016/5/12/chartex" xmlns:cx7="http://schemas.microsoft.com/office/drawing/2016/5/13/chartex" xmlns:cx8="http://schemas.microsoft.com/office/drawing/2016/5/14/chartex" xmlns:mc="http://schemas.openxmlformats.org/markup-compatibility/2006" xmlns:aink="http://schemas.microsoft.com/office/drawing/2016/ink" xmlns:am3d="http://schemas.microsoft.com/office/drawing/2017/model3d" xmlns:o="urn:schemas-microsoft-com:office:office" xmlns:oel="http://schemas.microsoft.com/office/2019/extlst" xmlns:r="http://schemas.openxmlformats.org/officeDocument/2006/relationships" xmlns:m="http://schemas.openxmlformats.org/officeDocument/2006/math" xmlns:v="urn:schemas-microsoft-com:vml" xmlns:wp14="http://schemas.microsoft.com/office/word/2010/wordprocessingDrawing" xmlns:wp="http://schemas.openxmlformats.org/drawingml/2006/wordprocessingDrawing" xmlns:w10="urn:schemas-microsoft-com:office:word" xmlns:w="http://schemas.openxmlformats.org/wordprocessingml/2006/main" xmlns:w14="http://schemas.microsoft.com/office/word/2010/wordml" xmlns:w15="http://schemas.microsoft.com/office/word/2012/wordml" xmlns:w16cex="http://schemas.microsoft.com/office/word/2018/wordml/cex" xmlns:w16cid="http://schemas.microsoft.com/office/word/2016/wordml/cid" xmlns:w16="http://schemas.microsoft.com/office/word/2018/wordml" xmlns:w16du="http://schemas.microsoft.com/office/word/2023/wordml/word16du" xmlns:w16sdtdh="http://schemas.microsoft.com/office/word/2020/wordml/sdtdatahash" xmlns:w16sdtfl="http://schemas.microsoft.com/office/word/2024/wordml/sdtformatlock" xmlns:w16se="http://schemas.microsoft.com/office/word/2015/wordml/symex" xmlns:wpg="http://schemas.microsoft.com/office/word/2010/wordprocessingGroup" xmlns:wpi="http://schemas.microsoft.com/office/word/2010/wordprocessingInk" xmlns:wne="http://schemas.microsoft.com/office/word/2006/wordml" xmlns:wps="http://schemas.microsoft.com/office/word/2010/wordprocessingShape" mc:Ignorable="w14 w15 w16se w16cid w16 w16cex w16sdtdh w16sdtfl w16du wp14">
+<w:hdr xmlns:wpc="http://schemas.microsoft.com/office/word/2010/wordprocessingCanvas" xmlns:cx="http://schemas.microsoft.com/office/drawing/2014/chartex" xmlns:cx1="http://schemas.microsoft.com/office/drawing/2015/9/8/chartex" xmlns:cx2="http://schemas.microsoft.com/office/drawing/2015/10/21/chartex" xmlns:cx3="http://schemas.microsoft.com/office/drawing/2016/5/9/chartex" xmlns:cx4="http://schemas.microsoft.com/office/drawing/2016/5/10/chartex" xmlns:cx5="http://schemas.microsoft.com/office/drawing/2016/5/11/chartex" xmlns:cx6="http://schemas.microsoft.com/office/drawing/2016/5/12/chartex" xmlns:cx7="http://schemas.microsoft.com/office/drawing/2016/5/13/chartex" xmlns:cx8="http://schemas.microsoft.com/office/drawing/2016/5/14/chartex" xmlns:mc="http://schemas.openxmlformats.org/markup-compatibility/2006" xmlns:aink="http://schemas.microsoft.com/office/drawing/2016/ink" xmlns:am3d="http://schemas.microsoft.com/office/drawing/2017/model3d" xmlns:o="urn:schemas-microsoft-com:office:office" xmlns:oel="http://schemas.microsoft.com/office/2019/extlst" xmlns:r="http://schemas.openxmlformats.org/officeDocument/2006/relationships" xmlns:m="http://schemas.openxmlformats.org/officeDocument/2006/math" xmlns:v="urn:schemas-microsoft-com:vml" xmlns:wp14="http://schemas.microsoft.com/office/word/2010/wordprocessingDrawing" xmlns:wp="http://schemas.openxmlformats.org/drawingml/2006/wordprocessingDrawing" xmlns:w10="urn:schemas-microsoft-com:office:word" xmlns:w="http://schemas.openxmlformats.org/wordprocessingml/2006/main" xmlns:w14="http://schemas.microsoft.com/office/word/2010/wordml" xmlns:w15="http://schemas.microsoft.com/office/word/2012/wordml" xmlns:w16cei="http://schemas.microsoft.com/office/word/2026/wordml/cei" xmlns:w16cex="http://schemas.microsoft.com/office/word/2018/wordml/cex" xmlns:w16cid="http://schemas.microsoft.com/office/word/2016/wordml/cid" xmlns:w16="http://schemas.microsoft.com/office/word/2018/wordml" xmlns:w16du="http://schemas.microsoft.com/office/word/2023/wordml/word16du" xmlns:w16sdtdh="http://schemas.microsoft.com/office/word/2020/wordml/sdtdatahash" xmlns:w16sdtfl="http://schemas.microsoft.com/office/word/2024/wordml/sdtformatlock" xmlns:w16se="http://schemas.microsoft.com/office/word/2015/wordml/symex" xmlns:wpg="http://schemas.microsoft.com/office/word/2010/wordprocessingGroup" xmlns:wpi="http://schemas.microsoft.com/office/word/2010/wordprocessingInk" xmlns:wne="http://schemas.microsoft.com/office/word/2006/wordml" xmlns:wps="http://schemas.microsoft.com/office/word/2010/wordprocessingShape" mc:Ignorable="w14 w15 w16se w16cid w16 w16cex w16sdtdh w16sdtfl w16du wp14">
   <w:p>
     <w:pPr>
       <w:pStyle w:val="Header"/>
